--- a/插件详细手册/5.战斗UI/关于高级角色肖像.docx
+++ b/插件详细手册/5.战斗UI/关于高级角色肖像.docx
@@ -1,6 +1,6 @@
 
 <file path=word/document.xml><?xml version="1.0" encoding="utf-8"?>
-<w:document xmlns:wpc="http://schemas.microsoft.com/office/word/2010/wordprocessingCanvas" xmlns:cx="http://schemas.microsoft.com/office/drawing/2014/chartex" xmlns:mc="http://schemas.openxmlformats.org/markup-compatibility/2006" xmlns:o="urn:schemas-microsoft-com:office:office" xmlns:r="http://schemas.openxmlformats.org/officeDocument/2006/relationships" xmlns:m="http://schemas.openxmlformats.org/officeDocument/2006/math" xmlns:v="urn:schemas-microsoft-com:vml" xmlns:wp14="http://schemas.microsoft.com/office/word/2010/wordprocessingDrawing" xmlns:wp="http://schemas.openxmlformats.org/drawingml/2006/wordprocessingDrawing" xmlns:w10="urn:schemas-microsoft-com:office:word" xmlns:w="http://schemas.openxmlformats.org/wordprocessingml/2006/main" xmlns:w14="http://schemas.microsoft.com/office/word/2010/wordml" xmlns:w15="http://schemas.microsoft.com/office/word/2012/wordml" xmlns:w16se="http://schemas.microsoft.com/office/word/2015/wordml/symex" xmlns:wpg="http://schemas.microsoft.com/office/word/2010/wordprocessingGroup" xmlns:wpi="http://schemas.microsoft.com/office/word/2010/wordprocessingInk" xmlns:wne="http://schemas.microsoft.com/office/word/2006/wordml" xmlns:wps="http://schemas.microsoft.com/office/word/2010/wordprocessingShape" mc:Ignorable="w14 w15 w16se wp14">
+<w:document xmlns:wpc="http://schemas.microsoft.com/office/word/2010/wordprocessingCanvas" xmlns:cx="http://schemas.microsoft.com/office/drawing/2014/chartex" xmlns:cx1="http://schemas.microsoft.com/office/drawing/2015/9/8/chartex" xmlns:cx2="http://schemas.microsoft.com/office/drawing/2015/10/21/chartex" xmlns:cx3="http://schemas.microsoft.com/office/drawing/2016/5/9/chartex" xmlns:cx4="http://schemas.microsoft.com/office/drawing/2016/5/10/chartex" xmlns:cx5="http://schemas.microsoft.com/office/drawing/2016/5/11/chartex" xmlns:cx6="http://schemas.microsoft.com/office/drawing/2016/5/12/chartex" xmlns:cx7="http://schemas.microsoft.com/office/drawing/2016/5/13/chartex" xmlns:cx8="http://schemas.microsoft.com/office/drawing/2016/5/14/chartex" xmlns:mc="http://schemas.openxmlformats.org/markup-compatibility/2006" xmlns:aink="http://schemas.microsoft.com/office/drawing/2016/ink" xmlns:am3d="http://schemas.microsoft.com/office/drawing/2017/model3d" xmlns:o="urn:schemas-microsoft-com:office:office" xmlns:r="http://schemas.openxmlformats.org/officeDocument/2006/relationships" xmlns:m="http://schemas.openxmlformats.org/officeDocument/2006/math" xmlns:v="urn:schemas-microsoft-com:vml" xmlns:wp14="http://schemas.microsoft.com/office/word/2010/wordprocessingDrawing" xmlns:wp="http://schemas.openxmlformats.org/drawingml/2006/wordprocessingDrawing" xmlns:w10="urn:schemas-microsoft-com:office:word" xmlns:w="http://schemas.openxmlformats.org/wordprocessingml/2006/main" xmlns:w14="http://schemas.microsoft.com/office/word/2010/wordml" xmlns:w15="http://schemas.microsoft.com/office/word/2012/wordml" xmlns:w16cex="http://schemas.microsoft.com/office/word/2018/wordml/cex" xmlns:w16cid="http://schemas.microsoft.com/office/word/2016/wordml/cid" xmlns:w16="http://schemas.microsoft.com/office/word/2018/wordml" xmlns:w16se="http://schemas.microsoft.com/office/word/2015/wordml/symex" xmlns:wpg="http://schemas.microsoft.com/office/word/2010/wordprocessingGroup" xmlns:wpi="http://schemas.microsoft.com/office/word/2010/wordprocessingInk" xmlns:wne="http://schemas.microsoft.com/office/word/2006/wordml" xmlns:wps="http://schemas.microsoft.com/office/word/2010/wordprocessingShape" mc:Ignorable="w14 w15 w16se w16cid w16 w16cex wp14">
   <w:body>
     <w:p>
       <w:pPr>
@@ -260,6 +260,104 @@
         <w:widowControl/>
         <w:adjustRightInd w:val="0"/>
         <w:snapToGrid w:val="0"/>
+        <w:jc w:val="left"/>
+        <w:rPr>
+          <w:rFonts w:ascii="Tahoma" w:eastAsia="微软雅黑" w:hAnsi="Tahoma"/>
+          <w:kern w:val="0"/>
+          <w:sz w:val="22"/>
+        </w:rPr>
+      </w:pPr>
+      <w:r>
+        <w:rPr>
+          <w:rFonts w:ascii="Tahoma" w:eastAsia="微软雅黑" w:hAnsi="Tahoma" w:hint="eastAsia"/>
+          <w:kern w:val="0"/>
+          <w:sz w:val="22"/>
+        </w:rPr>
+        <w:t>高级角色肖像</w:t>
+      </w:r>
+      <w:r>
+        <w:rPr>
+          <w:rFonts w:ascii="Tahoma" w:eastAsia="微软雅黑" w:hAnsi="Tahoma" w:hint="eastAsia"/>
+          <w:kern w:val="0"/>
+          <w:sz w:val="22"/>
+        </w:rPr>
+        <w:t xml:space="preserve"> </w:t>
+      </w:r>
+      <w:r>
+        <w:rPr>
+          <w:rFonts w:ascii="Tahoma" w:eastAsia="微软雅黑" w:hAnsi="Tahoma" w:hint="eastAsia"/>
+          <w:kern w:val="0"/>
+          <w:sz w:val="22"/>
+        </w:rPr>
+        <w:t>组成结构比较复杂</w:t>
+      </w:r>
+      <w:r>
+        <w:rPr>
+          <w:rFonts w:ascii="Tahoma" w:eastAsia="微软雅黑" w:hAnsi="Tahoma" w:hint="eastAsia"/>
+          <w:kern w:val="0"/>
+          <w:sz w:val="22"/>
+        </w:rPr>
+        <w:t>，</w:t>
+      </w:r>
+    </w:p>
+    <w:p>
+      <w:pPr>
+        <w:widowControl/>
+        <w:adjustRightInd w:val="0"/>
+        <w:snapToGrid w:val="0"/>
+        <w:jc w:val="left"/>
+        <w:rPr>
+          <w:rFonts w:ascii="Tahoma" w:eastAsia="微软雅黑" w:hAnsi="Tahoma"/>
+          <w:kern w:val="0"/>
+          <w:sz w:val="22"/>
+        </w:rPr>
+      </w:pPr>
+      <w:r>
+        <w:rPr>
+          <w:rFonts w:ascii="Tahoma" w:eastAsia="微软雅黑" w:hAnsi="Tahoma" w:hint="eastAsia"/>
+          <w:kern w:val="0"/>
+          <w:sz w:val="22"/>
+        </w:rPr>
+        <w:t>如果你对动作精细要求没有那么高，可以去试试</w:t>
+      </w:r>
+      <w:r>
+        <w:rPr>
+          <w:rFonts w:ascii="Tahoma" w:eastAsia="微软雅黑" w:hAnsi="Tahoma" w:hint="eastAsia"/>
+          <w:kern w:val="0"/>
+          <w:sz w:val="22"/>
+        </w:rPr>
+        <w:t xml:space="preserve"> </w:t>
+      </w:r>
+      <w:r>
+        <w:rPr>
+          <w:rFonts w:ascii="Tahoma" w:eastAsia="微软雅黑" w:hAnsi="Tahoma" w:hint="eastAsia"/>
+          <w:kern w:val="0"/>
+          <w:sz w:val="22"/>
+        </w:rPr>
+        <w:t>角色肖像</w:t>
+      </w:r>
+      <w:r>
+        <w:rPr>
+          <w:rFonts w:ascii="Tahoma" w:eastAsia="微软雅黑" w:hAnsi="Tahoma" w:hint="eastAsia"/>
+          <w:kern w:val="0"/>
+          <w:sz w:val="22"/>
+        </w:rPr>
+        <w:t xml:space="preserve"> </w:t>
+      </w:r>
+      <w:r>
+        <w:rPr>
+          <w:rFonts w:ascii="Tahoma" w:eastAsia="微软雅黑" w:hAnsi="Tahoma" w:hint="eastAsia"/>
+          <w:kern w:val="0"/>
+          <w:sz w:val="22"/>
+        </w:rPr>
+        <w:t>插件。</w:t>
+      </w:r>
+    </w:p>
+    <w:p>
+      <w:pPr>
+        <w:widowControl/>
+        <w:adjustRightInd w:val="0"/>
+        <w:snapToGrid w:val="0"/>
         <w:spacing w:after="200"/>
         <w:jc w:val="left"/>
         <w:rPr>
@@ -268,90 +366,13 @@
           <w:sz w:val="22"/>
         </w:rPr>
       </w:pPr>
-      <w:r>
-        <w:rPr>
-          <w:rFonts w:ascii="Tahoma" w:eastAsia="微软雅黑" w:hAnsi="Tahoma" w:hint="eastAsia"/>
-          <w:color w:val="0070C0"/>
-          <w:kern w:val="0"/>
-          <w:sz w:val="22"/>
-        </w:rPr>
-        <w:t>高级角色肖像</w:t>
-      </w:r>
-      <w:r>
-        <w:rPr>
-          <w:rFonts w:ascii="Tahoma" w:eastAsia="微软雅黑" w:hAnsi="Tahoma" w:hint="eastAsia"/>
-          <w:color w:val="0070C0"/>
-          <w:kern w:val="0"/>
-          <w:sz w:val="22"/>
-        </w:rPr>
-        <w:t xml:space="preserve"> </w:t>
-      </w:r>
-      <w:r>
-        <w:rPr>
-          <w:rFonts w:ascii="Tahoma" w:eastAsia="微软雅黑" w:hAnsi="Tahoma" w:hint="eastAsia"/>
-          <w:color w:val="0070C0"/>
-          <w:kern w:val="0"/>
-          <w:sz w:val="22"/>
-        </w:rPr>
-        <w:t>相对配置比较麻烦，如果你对动作精细要求没有那么高，可以去试试</w:t>
-      </w:r>
-      <w:r>
-        <w:rPr>
-          <w:rFonts w:ascii="Tahoma" w:eastAsia="微软雅黑" w:hAnsi="Tahoma" w:hint="eastAsia"/>
-          <w:color w:val="0070C0"/>
-          <w:kern w:val="0"/>
-          <w:sz w:val="22"/>
-        </w:rPr>
-        <w:t xml:space="preserve"> </w:t>
-      </w:r>
-      <w:r>
-        <w:rPr>
-          <w:rFonts w:ascii="Tahoma" w:eastAsia="微软雅黑" w:hAnsi="Tahoma" w:hint="eastAsia"/>
-          <w:color w:val="0070C0"/>
-          <w:kern w:val="0"/>
-          <w:sz w:val="22"/>
-        </w:rPr>
-        <w:t>角色肖像</w:t>
-      </w:r>
-      <w:r>
-        <w:rPr>
-          <w:rFonts w:ascii="Tahoma" w:eastAsia="微软雅黑" w:hAnsi="Tahoma" w:hint="eastAsia"/>
-          <w:color w:val="0070C0"/>
-          <w:kern w:val="0"/>
-          <w:sz w:val="22"/>
-        </w:rPr>
-        <w:t xml:space="preserve"> </w:t>
-      </w:r>
-      <w:r>
-        <w:rPr>
-          <w:rFonts w:ascii="Tahoma" w:eastAsia="微软雅黑" w:hAnsi="Tahoma" w:hint="eastAsia"/>
-          <w:color w:val="0070C0"/>
-          <w:kern w:val="0"/>
-          <w:sz w:val="22"/>
-        </w:rPr>
-        <w:t>插件。</w:t>
-      </w:r>
-    </w:p>
-    <w:p>
-      <w:pPr>
-        <w:widowControl/>
-        <w:adjustRightInd w:val="0"/>
-        <w:snapToGrid w:val="0"/>
-        <w:spacing w:after="200"/>
-        <w:jc w:val="left"/>
-        <w:rPr>
-          <w:rFonts w:ascii="Tahoma" w:eastAsia="微软雅黑" w:hAnsi="Tahoma"/>
-          <w:kern w:val="0"/>
-          <w:sz w:val="22"/>
-        </w:rPr>
-      </w:pPr>
     </w:p>
     <w:p>
       <w:pPr>
         <w:widowControl/>
         <w:jc w:val="left"/>
         <w:sectPr>
-          <w:headerReference w:type="default" r:id="rId7"/>
+          <w:headerReference w:type="default" r:id="rId8"/>
           <w:pgSz w:w="11906" w:h="16838"/>
           <w:pgMar w:top="1440" w:right="1800" w:bottom="1440" w:left="1800" w:header="851" w:footer="992" w:gutter="0"/>
           <w:cols w:space="425"/>
@@ -438,10 +459,10 @@
             <v:path o:extrusionok="f" gradientshapeok="t" o:connecttype="rect"/>
             <o:lock v:ext="edit" aspectratio="t"/>
           </v:shapetype>
-          <v:shape id="_x0000_i1045" type="#_x0000_t75" style="width:525pt;height:92.25pt" o:ole="">
-            <v:imagedata r:id="rId8" o:title=""/>
+          <v:shape id="_x0000_i1025" type="#_x0000_t75" style="width:525pt;height:92.4pt" o:ole="">
+            <v:imagedata r:id="rId9" o:title=""/>
           </v:shape>
-          <o:OLEObject Type="Embed" ProgID="Visio.Drawing.15" ShapeID="_x0000_i1045" DrawAspect="Content" ObjectID="_1674219483" r:id="rId9"/>
+          <o:OLEObject Type="Embed" ProgID="Visio.Drawing.15" ShapeID="_x0000_i1025" DrawAspect="Content" ObjectID="_1678372991" r:id="rId10"/>
         </w:object>
       </w:r>
     </w:p>
@@ -478,15 +499,14 @@
         <w:pStyle w:val="3"/>
         <w:spacing w:before="240" w:after="120" w:line="415" w:lineRule="auto"/>
         <w:rPr>
+          <w:sz w:val="28"/>
+        </w:rPr>
+      </w:pPr>
+      <w:r>
+        <w:rPr>
           <w:rFonts w:hint="eastAsia"/>
           <w:sz w:val="28"/>
         </w:rPr>
-      </w:pPr>
-      <w:r>
-        <w:rPr>
-          <w:rFonts w:hint="eastAsia"/>
-          <w:sz w:val="28"/>
-        </w:rPr>
         <w:t>原理</w:t>
       </w:r>
     </w:p>
@@ -515,7 +535,23 @@
           <w:kern w:val="0"/>
           <w:sz w:val="22"/>
         </w:rPr>
-        <w:t>插件实际上内嵌了一套自主向动作序列进行调用的方法</w:t>
+        <w:t>插件实际上内嵌了一套自主向</w:t>
+      </w:r>
+      <w:r>
+        <w:rPr>
+          <w:rFonts w:ascii="Tahoma" w:eastAsia="微软雅黑" w:hAnsi="Tahoma" w:hint="eastAsia"/>
+          <w:kern w:val="0"/>
+          <w:sz w:val="22"/>
+        </w:rPr>
+        <w:t>动画序列</w:t>
+      </w:r>
+      <w:r>
+        <w:rPr>
+          <w:rFonts w:ascii="Tahoma" w:eastAsia="微软雅黑" w:hAnsi="Tahoma" w:hint="eastAsia"/>
+          <w:kern w:val="0"/>
+          <w:sz w:val="22"/>
+        </w:rPr>
+        <w:t>进行调用的方法</w:t>
       </w:r>
       <w:r>
         <w:rPr>
@@ -597,10 +633,10 @@
       </w:pPr>
       <w:r>
         <w:object w:dxaOrig="12496" w:dyaOrig="4365" w14:anchorId="55809C32">
-          <v:shape id="_x0000_i1034" type="#_x0000_t75" style="width:414.75pt;height:144.75pt" o:ole="">
-            <v:imagedata r:id="rId10" o:title=""/>
+          <v:shape id="_x0000_i1026" type="#_x0000_t75" style="width:414.6pt;height:144.6pt" o:ole="">
+            <v:imagedata r:id="rId11" o:title=""/>
           </v:shape>
-          <o:OLEObject Type="Embed" ProgID="Visio.Drawing.15" ShapeID="_x0000_i1034" DrawAspect="Content" ObjectID="_1674219484" r:id="rId11"/>
+          <o:OLEObject Type="Embed" ProgID="Visio.Drawing.15" ShapeID="_x0000_i1026" DrawAspect="Content" ObjectID="_1678372992" r:id="rId12"/>
         </w:object>
       </w:r>
     </w:p>
@@ -621,7 +657,23 @@
           <w:kern w:val="0"/>
           <w:sz w:val="22"/>
         </w:rPr>
-        <w:t>每个肖像都对应两个动作序列，一个前视图</w:t>
+        <w:t>每个肖像都对应两个</w:t>
+      </w:r>
+      <w:r>
+        <w:rPr>
+          <w:rFonts w:ascii="Tahoma" w:eastAsia="微软雅黑" w:hAnsi="Tahoma" w:hint="eastAsia"/>
+          <w:kern w:val="0"/>
+          <w:sz w:val="22"/>
+        </w:rPr>
+        <w:t>动画序列</w:t>
+      </w:r>
+      <w:r>
+        <w:rPr>
+          <w:rFonts w:ascii="Tahoma" w:eastAsia="微软雅黑" w:hAnsi="Tahoma" w:hint="eastAsia"/>
+          <w:kern w:val="0"/>
+          <w:sz w:val="22"/>
+        </w:rPr>
+        <w:t>，一个前视图</w:t>
       </w:r>
       <w:r>
         <w:rPr>
@@ -637,7 +689,15 @@
           <w:kern w:val="0"/>
           <w:sz w:val="22"/>
         </w:rPr>
-        <w:t>动作序列，一个背景图</w:t>
+        <w:t>动画序列</w:t>
+      </w:r>
+      <w:r>
+        <w:rPr>
+          <w:rFonts w:ascii="Tahoma" w:eastAsia="微软雅黑" w:hAnsi="Tahoma" w:hint="eastAsia"/>
+          <w:kern w:val="0"/>
+          <w:sz w:val="22"/>
+        </w:rPr>
+        <w:t>，一个背景图</w:t>
       </w:r>
       <w:r>
         <w:rPr>
@@ -653,7 +713,15 @@
           <w:kern w:val="0"/>
           <w:sz w:val="22"/>
         </w:rPr>
-        <w:t>动作序列。</w:t>
+        <w:t>动画序列</w:t>
+      </w:r>
+      <w:r>
+        <w:rPr>
+          <w:rFonts w:ascii="Tahoma" w:eastAsia="微软雅黑" w:hAnsi="Tahoma" w:hint="eastAsia"/>
+          <w:kern w:val="0"/>
+          <w:sz w:val="22"/>
+        </w:rPr>
+        <w:t>。</w:t>
       </w:r>
     </w:p>
     <w:p>
@@ -675,7 +743,7 @@
           <w:kern w:val="0"/>
           <w:sz w:val="22"/>
         </w:rPr>
-        <w:t>（动作序列</w:t>
+        <w:t>（</w:t>
       </w:r>
       <w:r>
         <w:rPr>
@@ -684,6 +752,15 @@
           <w:kern w:val="0"/>
           <w:sz w:val="22"/>
         </w:rPr>
+        <w:t>动画序列</w:t>
+      </w:r>
+      <w:r>
+        <w:rPr>
+          <w:rFonts w:ascii="Tahoma" w:eastAsia="微软雅黑" w:hAnsi="Tahoma" w:hint="eastAsia"/>
+          <w:color w:val="BFBFBF" w:themeColor="background1" w:themeShade="BF"/>
+          <w:kern w:val="0"/>
+          <w:sz w:val="22"/>
+        </w:rPr>
         <w:t xml:space="preserve"> </w:t>
       </w:r>
       <w:r>
@@ -711,7 +788,7 @@
           <w:kern w:val="0"/>
           <w:sz w:val="22"/>
         </w:rPr>
-        <w:t>动作序列</w:t>
+        <w:t>动画序列</w:t>
       </w:r>
       <w:r>
         <w:rPr>
@@ -751,7 +828,16 @@
           <w:kern w:val="0"/>
           <w:sz w:val="22"/>
         </w:rPr>
-        <w:t>动作序列不一定非要是角色立绘，也可以是环绕的魔法特效等</w:t>
+        <w:t>动画序列</w:t>
+      </w:r>
+      <w:r>
+        <w:rPr>
+          <w:rFonts w:ascii="Tahoma" w:eastAsia="微软雅黑" w:hAnsi="Tahoma" w:hint="eastAsia"/>
+          <w:color w:val="0070C0"/>
+          <w:kern w:val="0"/>
+          <w:sz w:val="22"/>
+        </w:rPr>
+        <w:t>不一定非要是角色立绘，也可以是环绕的魔法特效等</w:t>
       </w:r>
       <w:r>
         <w:rPr>
@@ -808,7 +894,7 @@
                     </pic:cNvPicPr>
                   </pic:nvPicPr>
                   <pic:blipFill>
-                    <a:blip r:embed="rId12">
+                    <a:blip r:embed="rId13">
                       <a:extLst>
                         <a:ext uri="{28A0092B-C50C-407E-A947-70E740481C1C}">
                           <a14:useLocalDpi xmlns:a14="http://schemas.microsoft.com/office/drawing/2010/main" val="0"/>
@@ -876,7 +962,6 @@
         <w:pStyle w:val="3"/>
         <w:spacing w:before="240" w:after="120" w:line="415" w:lineRule="auto"/>
         <w:rPr>
-          <w:rFonts w:hint="eastAsia"/>
           <w:sz w:val="28"/>
         </w:rPr>
       </w:pPr>
@@ -1180,7 +1265,7 @@
                     </pic:cNvPicPr>
                   </pic:nvPicPr>
                   <pic:blipFill>
-                    <a:blip r:embed="rId13">
+                    <a:blip r:embed="rId14">
                       <a:extLst>
                         <a:ext uri="{28A0092B-C50C-407E-A947-70E740481C1C}">
                           <a14:useLocalDpi xmlns:a14="http://schemas.microsoft.com/office/drawing/2010/main" val="0"/>
@@ -1340,7 +1425,7 @@
                     </pic:cNvPicPr>
                   </pic:nvPicPr>
                   <pic:blipFill>
-                    <a:blip r:embed="rId14">
+                    <a:blip r:embed="rId15">
                       <a:extLst>
                         <a:ext uri="{28A0092B-C50C-407E-A947-70E740481C1C}">
                           <a14:useLocalDpi xmlns:a14="http://schemas.microsoft.com/office/drawing/2010/main" val="0"/>
@@ -1406,7 +1491,7 @@
                     </pic:cNvPicPr>
                   </pic:nvPicPr>
                   <pic:blipFill>
-                    <a:blip r:embed="rId15">
+                    <a:blip r:embed="rId16">
                       <a:extLst>
                         <a:ext uri="{28A0092B-C50C-407E-A947-70E740481C1C}">
                           <a14:useLocalDpi xmlns:a14="http://schemas.microsoft.com/office/drawing/2010/main" val="0"/>
@@ -1473,7 +1558,6 @@
         <w:pStyle w:val="3"/>
         <w:spacing w:before="240" w:after="120" w:line="415" w:lineRule="auto"/>
         <w:rPr>
-          <w:rFonts w:hint="eastAsia"/>
           <w:sz w:val="28"/>
         </w:rPr>
       </w:pPr>
@@ -2104,7 +2188,7 @@
                     </pic:cNvPicPr>
                   </pic:nvPicPr>
                   <pic:blipFill>
-                    <a:blip r:embed="rId16">
+                    <a:blip r:embed="rId17">
                       <a:extLst>
                         <a:ext uri="{28A0092B-C50C-407E-A947-70E740481C1C}">
                           <a14:useLocalDpi xmlns:a14="http://schemas.microsoft.com/office/drawing/2010/main" val="0"/>
@@ -2506,68 +2590,118 @@
       <w:pPr>
         <w:snapToGrid w:val="0"/>
         <w:rPr>
+          <w:rFonts w:ascii="Tahoma" w:eastAsia="微软雅黑" w:hAnsi="Tahoma"/>
+          <w:kern w:val="0"/>
+          <w:sz w:val="22"/>
+        </w:rPr>
+      </w:pPr>
+      <w:r>
+        <w:rPr>
+          <w:rFonts w:ascii="Tahoma" w:eastAsia="微软雅黑" w:hAnsi="Tahoma" w:hint="eastAsia"/>
+          <w:kern w:val="0"/>
+          <w:sz w:val="22"/>
+        </w:rPr>
+        <w:t>在开始设计前，你</w:t>
+      </w:r>
+      <w:r>
+        <w:rPr>
+          <w:rFonts w:ascii="Tahoma" w:eastAsia="微软雅黑" w:hAnsi="Tahoma" w:hint="eastAsia"/>
+          <w:kern w:val="0"/>
+          <w:sz w:val="22"/>
+        </w:rPr>
+        <w:t>需要</w:t>
+      </w:r>
+      <w:r>
+        <w:rPr>
+          <w:rFonts w:ascii="Tahoma" w:eastAsia="微软雅黑" w:hAnsi="Tahoma" w:hint="eastAsia"/>
+          <w:kern w:val="0"/>
+          <w:sz w:val="22"/>
+        </w:rPr>
+        <w:t>先了解一下</w:t>
+      </w:r>
+      <w:r>
+        <w:rPr>
+          <w:rFonts w:ascii="Tahoma" w:eastAsia="微软雅黑" w:hAnsi="Tahoma" w:hint="eastAsia"/>
+          <w:kern w:val="0"/>
+          <w:sz w:val="22"/>
+        </w:rPr>
+        <w:t>“关于</w:t>
+      </w:r>
+      <w:r>
+        <w:rPr>
+          <w:rFonts w:ascii="Tahoma" w:eastAsia="微软雅黑" w:hAnsi="Tahoma" w:hint="eastAsia"/>
+          <w:kern w:val="0"/>
+          <w:sz w:val="22"/>
+        </w:rPr>
+        <w:t>GIF</w:t>
+      </w:r>
+      <w:r>
+        <w:rPr>
+          <w:rFonts w:ascii="Tahoma" w:eastAsia="微软雅黑" w:hAnsi="Tahoma" w:hint="eastAsia"/>
+          <w:kern w:val="0"/>
+          <w:sz w:val="22"/>
+        </w:rPr>
+        <w:t>动</w:t>
+      </w:r>
+      <w:r>
+        <w:rPr>
+          <w:rFonts w:ascii="Tahoma" w:eastAsia="微软雅黑" w:hAnsi="Tahoma" w:hint="eastAsia"/>
+          <w:kern w:val="0"/>
+          <w:sz w:val="22"/>
+        </w:rPr>
+        <w:t>画</w:t>
+      </w:r>
+      <w:r>
+        <w:rPr>
+          <w:rFonts w:ascii="Tahoma" w:eastAsia="微软雅黑" w:hAnsi="Tahoma" w:hint="eastAsia"/>
+          <w:kern w:val="0"/>
+          <w:sz w:val="22"/>
+        </w:rPr>
+        <w:t>序列核心”</w:t>
+      </w:r>
+      <w:r>
+        <w:rPr>
+          <w:rFonts w:ascii="Tahoma" w:eastAsia="微软雅黑" w:hAnsi="Tahoma" w:hint="eastAsia"/>
+          <w:kern w:val="0"/>
+          <w:sz w:val="22"/>
+        </w:rPr>
+        <w:t>。</w:t>
+      </w:r>
+    </w:p>
+    <w:p>
+      <w:pPr>
+        <w:snapToGrid w:val="0"/>
+        <w:rPr>
           <w:rFonts w:hint="eastAsia"/>
-          <w:color w:val="0070C0"/>
-        </w:rPr>
-      </w:pPr>
-      <w:r>
-        <w:rPr>
-          <w:rFonts w:ascii="Tahoma" w:eastAsia="微软雅黑" w:hAnsi="Tahoma" w:hint="eastAsia"/>
-          <w:color w:val="0070C0"/>
-          <w:kern w:val="0"/>
-          <w:sz w:val="22"/>
-        </w:rPr>
-        <w:t>在开始设计前，你</w:t>
-      </w:r>
-      <w:r>
-        <w:rPr>
-          <w:rFonts w:ascii="Tahoma" w:eastAsia="微软雅黑" w:hAnsi="Tahoma" w:hint="eastAsia"/>
-          <w:color w:val="0070C0"/>
-          <w:kern w:val="0"/>
-          <w:sz w:val="22"/>
-        </w:rPr>
-        <w:t>需要</w:t>
-      </w:r>
-      <w:r>
-        <w:rPr>
-          <w:rFonts w:ascii="Tahoma" w:eastAsia="微软雅黑" w:hAnsi="Tahoma" w:hint="eastAsia"/>
-          <w:color w:val="0070C0"/>
-          <w:kern w:val="0"/>
-          <w:sz w:val="22"/>
-        </w:rPr>
-        <w:t>先了解一下</w:t>
-      </w:r>
-      <w:r>
-        <w:rPr>
-          <w:rFonts w:ascii="Tahoma" w:eastAsia="微软雅黑" w:hAnsi="Tahoma" w:hint="eastAsia"/>
-          <w:color w:val="0070C0"/>
-          <w:kern w:val="0"/>
-          <w:sz w:val="22"/>
-        </w:rPr>
-        <w:t>“关于</w:t>
-      </w:r>
-      <w:r>
-        <w:rPr>
-          <w:rFonts w:ascii="Tahoma" w:eastAsia="微软雅黑" w:hAnsi="Tahoma" w:hint="eastAsia"/>
-          <w:color w:val="0070C0"/>
-          <w:kern w:val="0"/>
-          <w:sz w:val="22"/>
-        </w:rPr>
-        <w:t>GIF</w:t>
-      </w:r>
-      <w:r>
-        <w:rPr>
-          <w:rFonts w:ascii="Tahoma" w:eastAsia="微软雅黑" w:hAnsi="Tahoma" w:hint="eastAsia"/>
-          <w:color w:val="0070C0"/>
-          <w:kern w:val="0"/>
-          <w:sz w:val="22"/>
-        </w:rPr>
-        <w:t>动作序列核心”中的</w:t>
-      </w:r>
-      <w:r>
-        <w:rPr>
-          <w:rFonts w:ascii="Tahoma" w:eastAsia="微软雅黑" w:hAnsi="Tahoma" w:hint="eastAsia"/>
-          <w:color w:val="0070C0"/>
+        </w:rPr>
+      </w:pPr>
+      <w:r>
+        <w:rPr>
+          <w:rFonts w:ascii="Tahoma" w:eastAsia="微软雅黑" w:hAnsi="Tahoma" w:hint="eastAsia"/>
+          <w:kern w:val="0"/>
+          <w:sz w:val="22"/>
+        </w:rPr>
+        <w:t>以及小工具</w:t>
+      </w:r>
+      <w:r>
+        <w:rPr>
+          <w:rFonts w:ascii="Tahoma" w:eastAsia="微软雅黑" w:hAnsi="Tahoma" w:hint="eastAsia"/>
+          <w:kern w:val="0"/>
+          <w:sz w:val="22"/>
+        </w:rPr>
+        <w:t xml:space="preserve"> GIF</w:t>
+      </w:r>
+      <w:r>
+        <w:rPr>
+          <w:rFonts w:ascii="Tahoma" w:eastAsia="微软雅黑" w:hAnsi="Tahoma" w:hint="eastAsia"/>
+          <w:kern w:val="0"/>
+          <w:sz w:val="22"/>
+        </w:rPr>
+        <w:t>动画序列编辑器</w:t>
+      </w:r>
+      <w:r>
+        <w:rPr>
+          <w:rFonts w:ascii="Tahoma" w:eastAsia="微软雅黑" w:hAnsi="Tahoma" w:hint="eastAsia"/>
           <w:kern w:val="0"/>
           <w:sz w:val="22"/>
         </w:rPr>
@@ -2576,52 +2710,6 @@
       <w:r>
         <w:rPr>
           <w:rFonts w:ascii="Tahoma" w:eastAsia="微软雅黑" w:hAnsi="Tahoma" w:hint="eastAsia"/>
-          <w:color w:val="0070C0"/>
-          <w:kern w:val="0"/>
-          <w:sz w:val="22"/>
-        </w:rPr>
-        <w:t>配置</w:t>
-      </w:r>
-      <w:r>
-        <w:rPr>
-          <w:rFonts w:ascii="Tahoma" w:eastAsia="微软雅黑" w:hAnsi="Tahoma" w:hint="eastAsia"/>
-          <w:color w:val="0070C0"/>
-          <w:kern w:val="0"/>
-          <w:sz w:val="22"/>
-        </w:rPr>
-        <w:t>GIF</w:t>
-      </w:r>
-      <w:r>
-        <w:rPr>
-          <w:rFonts w:ascii="Tahoma" w:eastAsia="微软雅黑" w:hAnsi="Tahoma" w:hint="eastAsia"/>
-          <w:color w:val="0070C0"/>
-          <w:kern w:val="0"/>
-          <w:sz w:val="22"/>
-        </w:rPr>
-        <w:t>动作序列</w:t>
-      </w:r>
-      <w:r>
-        <w:rPr>
-          <w:rFonts w:ascii="Tahoma" w:eastAsia="微软雅黑" w:hAnsi="Tahoma" w:hint="eastAsia"/>
-          <w:color w:val="0070C0"/>
-          <w:kern w:val="0"/>
-          <w:sz w:val="22"/>
-        </w:rPr>
-        <w:t xml:space="preserve"> </w:t>
-      </w:r>
-      <w:r>
-        <w:rPr>
-          <w:rFonts w:ascii="Tahoma" w:eastAsia="微软雅黑" w:hAnsi="Tahoma" w:hint="eastAsia"/>
-          <w:color w:val="0070C0"/>
-          <w:kern w:val="0"/>
-          <w:sz w:val="22"/>
-        </w:rPr>
-        <w:t>章节</w:t>
-      </w:r>
-      <w:r>
-        <w:rPr>
-          <w:rFonts w:ascii="Tahoma" w:eastAsia="微软雅黑" w:hAnsi="Tahoma" w:hint="eastAsia"/>
-          <w:color w:val="0070C0"/>
           <w:kern w:val="0"/>
           <w:sz w:val="22"/>
         </w:rPr>
@@ -2663,19 +2751,11 @@
         <w:jc w:val="left"/>
         <w:rPr>
           <w:rFonts w:ascii="Tahoma" w:eastAsia="微软雅黑" w:hAnsi="Tahoma"/>
-          <w:kern w:val="0"/>
-          <w:sz w:val="22"/>
-        </w:rPr>
-      </w:pPr>
-      <w:r>
-        <w:rPr>
-          <w:rFonts w:ascii="Tahoma" w:eastAsia="微软雅黑" w:hAnsi="Tahoma" w:hint="eastAsia"/>
           <w:color w:val="2E74B5" w:themeColor="accent1" w:themeShade="BF"/>
           <w:kern w:val="0"/>
           <w:sz w:val="22"/>
         </w:rPr>
-        <w:t>首先要想明白自己想</w:t>
-      </w:r>
+      </w:pPr>
       <w:r>
         <w:rPr>
           <w:rFonts w:ascii="Tahoma" w:eastAsia="微软雅黑" w:hAnsi="Tahoma" w:hint="eastAsia"/>
@@ -2683,7 +2763,7 @@
           <w:kern w:val="0"/>
           <w:sz w:val="22"/>
         </w:rPr>
-        <w:t>做</w:t>
+        <w:t>首先要想明白自己想做一个什么样角色立绘，有哪些动作、状态</w:t>
       </w:r>
       <w:r>
         <w:rPr>
@@ -2692,7 +2772,7 @@
           <w:kern w:val="0"/>
           <w:sz w:val="22"/>
         </w:rPr>
-        <w:t>一个什么样</w:t>
+        <w:t>，然后评估一下工作量，这一点很重要</w:t>
       </w:r>
       <w:r>
         <w:rPr>
@@ -2701,24 +2781,6 @@
           <w:kern w:val="0"/>
           <w:sz w:val="22"/>
         </w:rPr>
-        <w:t>角色立绘，有哪些动作、状态</w:t>
-      </w:r>
-      <w:r>
-        <w:rPr>
-          <w:rFonts w:ascii="Tahoma" w:eastAsia="微软雅黑" w:hAnsi="Tahoma" w:hint="eastAsia"/>
-          <w:color w:val="2E74B5" w:themeColor="accent1" w:themeShade="BF"/>
-          <w:kern w:val="0"/>
-          <w:sz w:val="22"/>
-        </w:rPr>
-        <w:t>，然后评估一下工作量，这一点很重要</w:t>
-      </w:r>
-      <w:r>
-        <w:rPr>
-          <w:rFonts w:ascii="Tahoma" w:eastAsia="微软雅黑" w:hAnsi="Tahoma" w:hint="eastAsia"/>
-          <w:color w:val="2E74B5" w:themeColor="accent1" w:themeShade="BF"/>
-          <w:kern w:val="0"/>
-          <w:sz w:val="22"/>
-        </w:rPr>
         <w:t>。</w:t>
       </w:r>
     </w:p>
@@ -2729,6 +2791,62 @@
         <w:jc w:val="left"/>
         <w:rPr>
           <w:rFonts w:ascii="Tahoma" w:eastAsia="微软雅黑" w:hAnsi="Tahoma" w:hint="eastAsia"/>
+          <w:kern w:val="0"/>
+          <w:sz w:val="22"/>
+        </w:rPr>
+      </w:pPr>
+      <w:r>
+        <w:rPr>
+          <w:rFonts w:ascii="Tahoma" w:eastAsia="微软雅黑" w:hAnsi="Tahoma" w:hint="eastAsia"/>
+          <w:kern w:val="0"/>
+          <w:sz w:val="22"/>
+        </w:rPr>
+        <w:t>这里拿一个示例中已经有的例子来说明一下，</w:t>
+      </w:r>
+      <w:r>
+        <w:rPr>
+          <w:rFonts w:ascii="Tahoma" w:eastAsia="微软雅黑" w:hAnsi="Tahoma" w:hint="eastAsia"/>
+          <w:kern w:val="0"/>
+          <w:sz w:val="22"/>
+        </w:rPr>
+        <w:t>即：能够在战斗中变身的</w:t>
+      </w:r>
+      <w:r>
+        <w:rPr>
+          <w:rFonts w:ascii="Tahoma" w:eastAsia="微软雅黑" w:hAnsi="Tahoma" w:hint="eastAsia"/>
+          <w:kern w:val="0"/>
+          <w:sz w:val="22"/>
+        </w:rPr>
+        <w:t>量子妹</w:t>
+      </w:r>
+      <w:r>
+        <w:rPr>
+          <w:rFonts w:ascii="Tahoma" w:eastAsia="微软雅黑" w:hAnsi="Tahoma" w:hint="eastAsia"/>
+          <w:kern w:val="0"/>
+          <w:sz w:val="22"/>
+        </w:rPr>
+        <w:t>。</w:t>
+      </w:r>
+    </w:p>
+    <w:p>
+      <w:pPr>
+        <w:widowControl/>
+        <w:snapToGrid w:val="0"/>
+        <w:jc w:val="left"/>
+        <w:rPr>
+          <w:rFonts w:ascii="Tahoma" w:eastAsia="微软雅黑" w:hAnsi="Tahoma" w:hint="eastAsia"/>
+          <w:kern w:val="0"/>
+          <w:sz w:val="22"/>
+        </w:rPr>
+      </w:pPr>
+    </w:p>
+    <w:p>
+      <w:pPr>
+        <w:widowControl/>
+        <w:snapToGrid w:val="0"/>
+        <w:jc w:val="left"/>
+        <w:rPr>
+          <w:rFonts w:ascii="Tahoma" w:eastAsia="微软雅黑" w:hAnsi="Tahoma"/>
           <w:b/>
           <w:kern w:val="0"/>
           <w:sz w:val="22"/>
@@ -2779,7 +2897,7 @@
         <w:snapToGrid w:val="0"/>
         <w:jc w:val="left"/>
         <w:rPr>
-          <w:rFonts w:ascii="Tahoma" w:eastAsia="微软雅黑" w:hAnsi="Tahoma" w:hint="eastAsia"/>
+          <w:rFonts w:ascii="Tahoma" w:eastAsia="微软雅黑" w:hAnsi="Tahoma"/>
           <w:kern w:val="0"/>
           <w:sz w:val="22"/>
         </w:rPr>
@@ -2887,7 +3005,7 @@
         <w:snapToGrid w:val="0"/>
         <w:jc w:val="center"/>
         <w:rPr>
-          <w:rFonts w:ascii="Tahoma" w:eastAsia="微软雅黑" w:hAnsi="Tahoma" w:hint="eastAsia"/>
+          <w:rFonts w:ascii="Tahoma" w:eastAsia="微软雅黑" w:hAnsi="Tahoma"/>
           <w:kern w:val="0"/>
           <w:sz w:val="22"/>
         </w:rPr>
@@ -3045,15 +3163,7 @@
           <w:kern w:val="0"/>
           <w:sz w:val="22"/>
         </w:rPr>
-        <w:t>红</w:t>
-      </w:r>
-      <w:r>
-        <w:rPr>
-          <w:rFonts w:ascii="Tahoma" w:eastAsia="微软雅黑" w:hAnsi="Tahoma" w:hint="eastAsia"/>
-          <w:kern w:val="0"/>
-          <w:sz w:val="22"/>
-        </w:rPr>
-        <w:t>量子妹虚弱</w:t>
+        <w:t>红量子妹虚弱</w:t>
       </w:r>
     </w:p>
     <w:p>
@@ -3062,7 +3172,7 @@
         <w:snapToGrid w:val="0"/>
         <w:jc w:val="center"/>
         <w:rPr>
-          <w:rFonts w:ascii="Tahoma" w:eastAsia="微软雅黑" w:hAnsi="Tahoma" w:hint="eastAsia"/>
+          <w:rFonts w:ascii="Tahoma" w:eastAsia="微软雅黑" w:hAnsi="Tahoma"/>
           <w:kern w:val="0"/>
           <w:sz w:val="22"/>
         </w:rPr>
@@ -3097,903 +3207,103 @@
           <w:kern w:val="0"/>
           <w:sz w:val="22"/>
         </w:rPr>
-        <w:t>红</w:t>
-      </w:r>
-      <w:r>
-        <w:rPr>
-          <w:rFonts w:ascii="Tahoma" w:eastAsia="微软雅黑" w:hAnsi="Tahoma" w:hint="eastAsia"/>
-          <w:kern w:val="0"/>
-          <w:sz w:val="22"/>
-        </w:rPr>
-        <w:t>量子妹受伤</w:t>
-      </w:r>
-    </w:p>
-    <w:p>
-      <w:pPr>
-        <w:widowControl/>
-        <w:snapToGrid w:val="0"/>
-        <w:jc w:val="left"/>
-        <w:rPr>
-          <w:rFonts w:ascii="Tahoma" w:eastAsia="微软雅黑" w:hAnsi="Tahoma"/>
-          <w:b/>
-          <w:kern w:val="0"/>
-          <w:sz w:val="22"/>
-        </w:rPr>
-      </w:pPr>
-      <w:r>
-        <w:rPr>
-          <w:rFonts w:ascii="Tahoma" w:eastAsia="微软雅黑" w:hAnsi="Tahoma" w:hint="eastAsia"/>
-          <w:b/>
-          <w:kern w:val="0"/>
-          <w:sz w:val="22"/>
-        </w:rPr>
-        <w:t>2</w:t>
-      </w:r>
-      <w:r>
-        <w:rPr>
-          <w:rFonts w:ascii="Tahoma" w:eastAsia="微软雅黑" w:hAnsi="Tahoma" w:hint="eastAsia"/>
-          <w:b/>
-          <w:kern w:val="0"/>
-          <w:sz w:val="22"/>
-        </w:rPr>
-        <w:t>）背景图</w:t>
-      </w:r>
-    </w:p>
-    <w:p>
-      <w:pPr>
-        <w:widowControl/>
-        <w:jc w:val="left"/>
-        <w:rPr>
-          <w:rFonts w:ascii="Tahoma" w:eastAsia="微软雅黑" w:hAnsi="Tahoma"/>
-          <w:kern w:val="0"/>
-          <w:sz w:val="22"/>
-        </w:rPr>
-      </w:pPr>
-      <w:r>
-        <w:rPr>
-          <w:rFonts w:ascii="Tahoma" w:eastAsia="微软雅黑" w:hAnsi="Tahoma" w:hint="eastAsia"/>
-          <w:kern w:val="0"/>
-          <w:sz w:val="22"/>
-        </w:rPr>
-        <w:t>背景包含一个状态和一个动作：</w:t>
-      </w:r>
-    </w:p>
-    <w:p>
-      <w:pPr>
-        <w:widowControl/>
-        <w:snapToGrid w:val="0"/>
+        <w:t>红量子妹受伤</w:t>
+      </w:r>
+    </w:p>
+    <w:p>
+      <w:pPr>
+        <w:widowControl/>
+        <w:snapToGrid w:val="0"/>
+        <w:rPr>
+          <w:rFonts w:ascii="Tahoma" w:eastAsia="微软雅黑" w:hAnsi="Tahoma"/>
+          <w:kern w:val="0"/>
+          <w:sz w:val="22"/>
+        </w:rPr>
+      </w:pPr>
+      <w:r>
+        <w:rPr>
+          <w:rFonts w:ascii="Tahoma" w:eastAsia="微软雅黑" w:hAnsi="Tahoma" w:hint="eastAsia"/>
+          <w:kern w:val="0"/>
+          <w:sz w:val="22"/>
+        </w:rPr>
+        <w:t>小工具中，只能通过输入状态元和动作元来进行战斗时的模拟，</w:t>
+      </w:r>
+    </w:p>
+    <w:p>
+      <w:pPr>
+        <w:widowControl/>
+        <w:snapToGrid w:val="0"/>
+        <w:rPr>
+          <w:rFonts w:ascii="Tahoma" w:eastAsia="微软雅黑" w:hAnsi="Tahoma" w:hint="eastAsia"/>
+          <w:kern w:val="0"/>
+          <w:sz w:val="22"/>
+        </w:rPr>
+      </w:pPr>
+      <w:r>
+        <w:rPr>
+          <w:rFonts w:ascii="Tahoma" w:eastAsia="微软雅黑" w:hAnsi="Tahoma" w:hint="eastAsia"/>
+          <w:kern w:val="0"/>
+          <w:sz w:val="22"/>
+        </w:rPr>
+        <w:t>而在战斗中进行的实时反应需要在</w:t>
+      </w:r>
+      <w:r>
+        <w:rPr>
+          <w:rFonts w:ascii="Tahoma" w:eastAsia="微软雅黑" w:hAnsi="Tahoma" w:hint="eastAsia"/>
+          <w:kern w:val="0"/>
+          <w:sz w:val="22"/>
+        </w:rPr>
+        <w:t xml:space="preserve"> </w:t>
+      </w:r>
+      <w:r>
+        <w:rPr>
+          <w:rFonts w:ascii="Tahoma" w:eastAsia="微软雅黑" w:hAnsi="Tahoma" w:hint="eastAsia"/>
+          <w:kern w:val="0"/>
+          <w:sz w:val="22"/>
+        </w:rPr>
+        <w:t>该插件</w:t>
+      </w:r>
+      <w:r>
+        <w:rPr>
+          <w:rFonts w:ascii="Tahoma" w:eastAsia="微软雅黑" w:hAnsi="Tahoma" w:hint="eastAsia"/>
+          <w:kern w:val="0"/>
+          <w:sz w:val="22"/>
+        </w:rPr>
+        <w:t xml:space="preserve"> </w:t>
+      </w:r>
+      <w:r>
+        <w:rPr>
+          <w:rFonts w:ascii="Tahoma" w:eastAsia="微软雅黑" w:hAnsi="Tahoma" w:hint="eastAsia"/>
+          <w:kern w:val="0"/>
+          <w:sz w:val="22"/>
+        </w:rPr>
+        <w:t>中配置，后面会提及。</w:t>
+      </w:r>
+    </w:p>
+    <w:p>
+      <w:pPr>
+        <w:widowControl/>
         <w:jc w:val="center"/>
         <w:rPr>
-          <w:rFonts w:ascii="Tahoma" w:eastAsia="微软雅黑" w:hAnsi="Tahoma"/>
-          <w:kern w:val="0"/>
-          <w:sz w:val="22"/>
-        </w:rPr>
-      </w:pPr>
-      <w:r>
-        <w:rPr>
-          <w:rFonts w:ascii="Tahoma" w:eastAsia="微软雅黑" w:hAnsi="Tahoma" w:hint="eastAsia"/>
-          <w:kern w:val="0"/>
-          <w:sz w:val="22"/>
-        </w:rPr>
-        <w:t>状态</w:t>
-      </w:r>
-      <w:r>
-        <w:rPr>
-          <w:rFonts w:ascii="Tahoma" w:eastAsia="微软雅黑" w:hAnsi="Tahoma" w:hint="eastAsia"/>
-          <w:kern w:val="0"/>
-          <w:sz w:val="22"/>
-        </w:rPr>
-        <w:t xml:space="preserve"> -</w:t>
-      </w:r>
-      <w:r>
-        <w:rPr>
-          <w:rFonts w:ascii="Tahoma" w:eastAsia="微软雅黑" w:hAnsi="Tahoma"/>
-          <w:kern w:val="0"/>
-          <w:sz w:val="22"/>
-        </w:rPr>
-        <w:t xml:space="preserve"> </w:t>
-      </w:r>
-      <w:r>
-        <w:rPr>
-          <w:rFonts w:ascii="Tahoma" w:eastAsia="微软雅黑" w:hAnsi="Tahoma" w:hint="eastAsia"/>
-          <w:kern w:val="0"/>
-          <w:sz w:val="22"/>
-        </w:rPr>
-        <w:t>量子妹背景</w:t>
-      </w:r>
-      <w:r>
-        <w:rPr>
-          <w:rFonts w:ascii="Tahoma" w:eastAsia="微软雅黑" w:hAnsi="Tahoma" w:hint="eastAsia"/>
-          <w:kern w:val="0"/>
-          <w:sz w:val="22"/>
-        </w:rPr>
-        <w:t>(</w:t>
-      </w:r>
-      <w:r>
-        <w:rPr>
-          <w:rFonts w:ascii="Tahoma" w:eastAsia="微软雅黑" w:hAnsi="Tahoma" w:hint="eastAsia"/>
-          <w:kern w:val="0"/>
-          <w:sz w:val="22"/>
-        </w:rPr>
-        <w:t>静止</w:t>
-      </w:r>
-      <w:r>
-        <w:rPr>
-          <w:rFonts w:ascii="Tahoma" w:eastAsia="微软雅黑" w:hAnsi="Tahoma" w:hint="eastAsia"/>
-          <w:kern w:val="0"/>
-          <w:sz w:val="22"/>
-        </w:rPr>
-        <w:t>)</w:t>
-      </w:r>
-    </w:p>
-    <w:p>
-      <w:pPr>
-        <w:widowControl/>
-        <w:snapToGrid w:val="0"/>
-        <w:jc w:val="center"/>
-        <w:rPr>
-          <w:rFonts w:ascii="Tahoma" w:eastAsia="微软雅黑" w:hAnsi="Tahoma" w:hint="eastAsia"/>
-          <w:kern w:val="0"/>
-          <w:sz w:val="22"/>
-        </w:rPr>
-      </w:pPr>
-      <w:r>
-        <w:rPr>
-          <w:rFonts w:ascii="Tahoma" w:eastAsia="微软雅黑" w:hAnsi="Tahoma" w:hint="eastAsia"/>
-          <w:kern w:val="0"/>
-          <w:sz w:val="22"/>
-        </w:rPr>
-        <w:t>动作</w:t>
-      </w:r>
-      <w:r>
-        <w:rPr>
-          <w:rFonts w:ascii="Tahoma" w:eastAsia="微软雅黑" w:hAnsi="Tahoma" w:hint="eastAsia"/>
-          <w:kern w:val="0"/>
-          <w:sz w:val="22"/>
-        </w:rPr>
-        <w:t xml:space="preserve"> -</w:t>
-      </w:r>
-      <w:r>
-        <w:rPr>
-          <w:rFonts w:ascii="Tahoma" w:eastAsia="微软雅黑" w:hAnsi="Tahoma"/>
-          <w:kern w:val="0"/>
-          <w:sz w:val="22"/>
-        </w:rPr>
-        <w:t xml:space="preserve"> </w:t>
-      </w:r>
-      <w:r>
-        <w:rPr>
-          <w:rFonts w:ascii="Tahoma" w:eastAsia="微软雅黑" w:hAnsi="Tahoma" w:hint="eastAsia"/>
-          <w:kern w:val="0"/>
-          <w:sz w:val="22"/>
-        </w:rPr>
-        <w:t>量子妹</w:t>
-      </w:r>
-      <w:r>
-        <w:rPr>
-          <w:rFonts w:ascii="Tahoma" w:eastAsia="微软雅黑" w:hAnsi="Tahoma" w:hint="eastAsia"/>
-          <w:kern w:val="0"/>
-          <w:sz w:val="22"/>
-        </w:rPr>
-        <w:t>背景</w:t>
-      </w:r>
-      <w:r>
-        <w:rPr>
-          <w:rFonts w:ascii="Tahoma" w:eastAsia="微软雅黑" w:hAnsi="Tahoma"/>
-          <w:kern w:val="0"/>
-          <w:sz w:val="22"/>
-        </w:rPr>
-        <w:t>(</w:t>
-      </w:r>
-      <w:r>
-        <w:rPr>
-          <w:rFonts w:ascii="Tahoma" w:eastAsia="微软雅黑" w:hAnsi="Tahoma" w:hint="eastAsia"/>
-          <w:kern w:val="0"/>
-          <w:sz w:val="22"/>
-        </w:rPr>
-        <w:t>受伤</w:t>
-      </w:r>
-      <w:r>
-        <w:rPr>
-          <w:rFonts w:ascii="Tahoma" w:eastAsia="微软雅黑" w:hAnsi="Tahoma" w:hint="eastAsia"/>
-          <w:kern w:val="0"/>
-          <w:sz w:val="22"/>
-        </w:rPr>
-        <w:t>)</w:t>
-      </w:r>
-    </w:p>
-    <w:p>
-      <w:pPr>
-        <w:widowControl/>
-        <w:rPr>
-          <w:rFonts w:ascii="Tahoma" w:eastAsia="微软雅黑" w:hAnsi="Tahoma"/>
-          <w:kern w:val="0"/>
-          <w:sz w:val="22"/>
-        </w:rPr>
-      </w:pPr>
-      <w:r>
-        <w:rPr>
-          <w:rFonts w:ascii="Tahoma" w:eastAsia="微软雅黑" w:hAnsi="Tahoma" w:hint="eastAsia"/>
-          <w:kern w:val="0"/>
-          <w:sz w:val="22"/>
-        </w:rPr>
-        <w:t>红色版本：</w:t>
-      </w:r>
-    </w:p>
-    <w:p>
-      <w:pPr>
-        <w:widowControl/>
-        <w:snapToGrid w:val="0"/>
-        <w:jc w:val="center"/>
-        <w:rPr>
-          <w:rFonts w:ascii="Tahoma" w:eastAsia="微软雅黑" w:hAnsi="Tahoma"/>
-          <w:kern w:val="0"/>
-          <w:sz w:val="22"/>
-        </w:rPr>
-      </w:pPr>
-      <w:r>
-        <w:rPr>
-          <w:rFonts w:ascii="Tahoma" w:eastAsia="微软雅黑" w:hAnsi="Tahoma" w:hint="eastAsia"/>
-          <w:kern w:val="0"/>
-          <w:sz w:val="22"/>
-        </w:rPr>
-        <w:t>状态</w:t>
-      </w:r>
-      <w:r>
-        <w:rPr>
-          <w:rFonts w:ascii="Tahoma" w:eastAsia="微软雅黑" w:hAnsi="Tahoma" w:hint="eastAsia"/>
-          <w:kern w:val="0"/>
-          <w:sz w:val="22"/>
-        </w:rPr>
-        <w:t xml:space="preserve"> </w:t>
-      </w:r>
-      <w:r>
-        <w:rPr>
-          <w:rFonts w:ascii="Tahoma" w:eastAsia="微软雅黑" w:hAnsi="Tahoma"/>
-          <w:kern w:val="0"/>
-          <w:sz w:val="22"/>
-        </w:rPr>
-        <w:t>–</w:t>
-      </w:r>
-      <w:r>
-        <w:rPr>
-          <w:rFonts w:ascii="Tahoma" w:eastAsia="微软雅黑" w:hAnsi="Tahoma"/>
-          <w:kern w:val="0"/>
-          <w:sz w:val="22"/>
-        </w:rPr>
-        <w:t xml:space="preserve"> </w:t>
-      </w:r>
-      <w:r>
-        <w:rPr>
-          <w:rFonts w:ascii="Tahoma" w:eastAsia="微软雅黑" w:hAnsi="Tahoma" w:hint="eastAsia"/>
-          <w:kern w:val="0"/>
-          <w:sz w:val="22"/>
-        </w:rPr>
-        <w:t>红</w:t>
-      </w:r>
-      <w:r>
-        <w:rPr>
-          <w:rFonts w:ascii="Tahoma" w:eastAsia="微软雅黑" w:hAnsi="Tahoma" w:hint="eastAsia"/>
-          <w:kern w:val="0"/>
-          <w:sz w:val="22"/>
-        </w:rPr>
-        <w:t>量子妹背景</w:t>
-      </w:r>
-      <w:r>
-        <w:rPr>
-          <w:rFonts w:ascii="Tahoma" w:eastAsia="微软雅黑" w:hAnsi="Tahoma" w:hint="eastAsia"/>
-          <w:kern w:val="0"/>
-          <w:sz w:val="22"/>
-        </w:rPr>
-        <w:t>(</w:t>
-      </w:r>
-      <w:r>
-        <w:rPr>
-          <w:rFonts w:ascii="Tahoma" w:eastAsia="微软雅黑" w:hAnsi="Tahoma" w:hint="eastAsia"/>
-          <w:kern w:val="0"/>
-          <w:sz w:val="22"/>
-        </w:rPr>
-        <w:t>静止</w:t>
-      </w:r>
-      <w:r>
-        <w:rPr>
-          <w:rFonts w:ascii="Tahoma" w:eastAsia="微软雅黑" w:hAnsi="Tahoma" w:hint="eastAsia"/>
-          <w:kern w:val="0"/>
-          <w:sz w:val="22"/>
-        </w:rPr>
-        <w:t>)</w:t>
-      </w:r>
-    </w:p>
-    <w:p>
-      <w:pPr>
-        <w:widowControl/>
-        <w:snapToGrid w:val="0"/>
-        <w:jc w:val="center"/>
-        <w:rPr>
-          <w:rFonts w:ascii="Tahoma" w:eastAsia="微软雅黑" w:hAnsi="Tahoma"/>
-          <w:kern w:val="0"/>
-          <w:sz w:val="22"/>
-        </w:rPr>
-      </w:pPr>
-      <w:r>
-        <w:rPr>
-          <w:rFonts w:ascii="Tahoma" w:eastAsia="微软雅黑" w:hAnsi="Tahoma" w:hint="eastAsia"/>
-          <w:kern w:val="0"/>
-          <w:sz w:val="22"/>
-        </w:rPr>
-        <w:t>动作</w:t>
-      </w:r>
-      <w:r>
-        <w:rPr>
-          <w:rFonts w:ascii="Tahoma" w:eastAsia="微软雅黑" w:hAnsi="Tahoma" w:hint="eastAsia"/>
-          <w:kern w:val="0"/>
-          <w:sz w:val="22"/>
-        </w:rPr>
-        <w:t xml:space="preserve"> </w:t>
-      </w:r>
-      <w:r>
-        <w:rPr>
-          <w:rFonts w:ascii="Tahoma" w:eastAsia="微软雅黑" w:hAnsi="Tahoma"/>
-          <w:kern w:val="0"/>
-          <w:sz w:val="22"/>
-        </w:rPr>
-        <w:t>–</w:t>
-      </w:r>
-      <w:r>
-        <w:rPr>
-          <w:rFonts w:ascii="Tahoma" w:eastAsia="微软雅黑" w:hAnsi="Tahoma"/>
-          <w:kern w:val="0"/>
-          <w:sz w:val="22"/>
-        </w:rPr>
-        <w:t xml:space="preserve"> </w:t>
-      </w:r>
-      <w:r>
-        <w:rPr>
-          <w:rFonts w:ascii="Tahoma" w:eastAsia="微软雅黑" w:hAnsi="Tahoma" w:hint="eastAsia"/>
-          <w:kern w:val="0"/>
-          <w:sz w:val="22"/>
-        </w:rPr>
-        <w:t>红</w:t>
-      </w:r>
-      <w:r>
-        <w:rPr>
-          <w:rFonts w:ascii="Tahoma" w:eastAsia="微软雅黑" w:hAnsi="Tahoma" w:hint="eastAsia"/>
-          <w:kern w:val="0"/>
-          <w:sz w:val="22"/>
-        </w:rPr>
-        <w:t>量子妹背景</w:t>
-      </w:r>
-      <w:r>
-        <w:rPr>
-          <w:rFonts w:ascii="Tahoma" w:eastAsia="微软雅黑" w:hAnsi="Tahoma"/>
-          <w:kern w:val="0"/>
-          <w:sz w:val="22"/>
-        </w:rPr>
-        <w:t>(</w:t>
-      </w:r>
-      <w:r>
-        <w:rPr>
-          <w:rFonts w:ascii="Tahoma" w:eastAsia="微软雅黑" w:hAnsi="Tahoma" w:hint="eastAsia"/>
-          <w:kern w:val="0"/>
-          <w:sz w:val="22"/>
-        </w:rPr>
-        <w:t>受伤</w:t>
-      </w:r>
-      <w:r>
-        <w:rPr>
-          <w:rFonts w:ascii="Tahoma" w:eastAsia="微软雅黑" w:hAnsi="Tahoma" w:hint="eastAsia"/>
-          <w:kern w:val="0"/>
-          <w:sz w:val="22"/>
-        </w:rPr>
-        <w:t>)</w:t>
-      </w:r>
-    </w:p>
-    <w:p>
-      <w:pPr>
-        <w:widowControl/>
-        <w:snapToGrid w:val="0"/>
-        <w:rPr>
-          <w:rFonts w:ascii="Tahoma" w:eastAsia="微软雅黑" w:hAnsi="Tahoma"/>
-          <w:kern w:val="0"/>
-          <w:sz w:val="22"/>
-        </w:rPr>
-      </w:pPr>
-    </w:p>
-    <w:p>
-      <w:pPr>
-        <w:widowControl/>
-        <w:snapToGrid w:val="0"/>
-        <w:rPr>
-          <w:rFonts w:ascii="Tahoma" w:eastAsia="微软雅黑" w:hAnsi="Tahoma"/>
-          <w:kern w:val="0"/>
-          <w:sz w:val="22"/>
-        </w:rPr>
-      </w:pPr>
-      <w:r>
-        <w:rPr>
-          <w:rFonts w:ascii="Tahoma" w:eastAsia="微软雅黑" w:hAnsi="Tahoma" w:hint="eastAsia"/>
-          <w:kern w:val="0"/>
-          <w:sz w:val="22"/>
-        </w:rPr>
-        <w:t>加起来，一共</w:t>
-      </w:r>
-      <w:r>
-        <w:rPr>
-          <w:rFonts w:ascii="Tahoma" w:eastAsia="微软雅黑" w:hAnsi="Tahoma" w:hint="eastAsia"/>
-          <w:kern w:val="0"/>
-          <w:sz w:val="22"/>
-        </w:rPr>
-        <w:t>1</w:t>
-      </w:r>
-      <w:r>
-        <w:rPr>
-          <w:rFonts w:ascii="Tahoma" w:eastAsia="微软雅黑" w:hAnsi="Tahoma"/>
-          <w:kern w:val="0"/>
-          <w:sz w:val="22"/>
-        </w:rPr>
-        <w:t>0</w:t>
-      </w:r>
-      <w:r>
-        <w:rPr>
-          <w:rFonts w:ascii="Tahoma" w:eastAsia="微软雅黑" w:hAnsi="Tahoma" w:hint="eastAsia"/>
-          <w:kern w:val="0"/>
-          <w:sz w:val="22"/>
-        </w:rPr>
-        <w:t>个</w:t>
-      </w:r>
-      <w:r>
-        <w:rPr>
-          <w:rFonts w:ascii="Tahoma" w:eastAsia="微软雅黑" w:hAnsi="Tahoma" w:hint="eastAsia"/>
-          <w:kern w:val="0"/>
-          <w:sz w:val="22"/>
-        </w:rPr>
-        <w:t>gif</w:t>
-      </w:r>
-      <w:r>
-        <w:rPr>
-          <w:rFonts w:ascii="Tahoma" w:eastAsia="微软雅黑" w:hAnsi="Tahoma" w:hint="eastAsia"/>
-          <w:kern w:val="0"/>
-          <w:sz w:val="22"/>
-        </w:rPr>
-        <w:t>片段！</w:t>
-      </w:r>
-    </w:p>
-    <w:p>
-      <w:pPr>
-        <w:widowControl/>
-        <w:snapToGrid w:val="0"/>
-        <w:rPr>
-          <w:rFonts w:ascii="Tahoma" w:eastAsia="微软雅黑" w:hAnsi="Tahoma" w:hint="eastAsia"/>
-          <w:kern w:val="0"/>
-          <w:sz w:val="22"/>
-        </w:rPr>
-      </w:pPr>
-      <w:r>
-        <w:rPr>
-          <w:rFonts w:ascii="Tahoma" w:eastAsia="微软雅黑" w:hAnsi="Tahoma" w:hint="eastAsia"/>
-          <w:kern w:val="0"/>
-          <w:sz w:val="22"/>
-        </w:rPr>
-        <w:t>如果随便设置一下，你就会发现你要配置的东西</w:t>
-      </w:r>
-      <w:r>
-        <w:rPr>
-          <w:rFonts w:ascii="Tahoma" w:eastAsia="微软雅黑" w:hAnsi="Tahoma" w:hint="eastAsia"/>
-          <w:kern w:val="0"/>
-          <w:sz w:val="22"/>
-        </w:rPr>
-        <w:t xml:space="preserve"> </w:t>
-      </w:r>
-      <w:r>
-        <w:rPr>
-          <w:rFonts w:ascii="Tahoma" w:eastAsia="微软雅黑" w:hAnsi="Tahoma" w:hint="eastAsia"/>
-          <w:kern w:val="0"/>
-          <w:sz w:val="22"/>
-        </w:rPr>
-        <w:t>呈指数级</w:t>
-      </w:r>
-      <w:r>
-        <w:rPr>
-          <w:rFonts w:ascii="Tahoma" w:eastAsia="微软雅黑" w:hAnsi="Tahoma" w:hint="eastAsia"/>
-          <w:kern w:val="0"/>
-          <w:sz w:val="22"/>
-        </w:rPr>
-        <w:t xml:space="preserve"> </w:t>
-      </w:r>
-      <w:r>
-        <w:rPr>
-          <w:rFonts w:ascii="Tahoma" w:eastAsia="微软雅黑" w:hAnsi="Tahoma" w:hint="eastAsia"/>
-          <w:kern w:val="0"/>
-          <w:sz w:val="22"/>
-        </w:rPr>
-        <w:t>增长。</w:t>
-      </w:r>
-    </w:p>
-    <w:p>
-      <w:pPr>
-        <w:widowControl/>
-        <w:snapToGrid w:val="0"/>
-        <w:rPr>
-          <w:rFonts w:ascii="Tahoma" w:eastAsia="微软雅黑" w:hAnsi="Tahoma" w:hint="eastAsia"/>
-          <w:b/>
-          <w:kern w:val="0"/>
-          <w:sz w:val="22"/>
-        </w:rPr>
-      </w:pPr>
-      <w:r>
-        <w:rPr>
-          <w:rFonts w:ascii="Tahoma" w:eastAsia="微软雅黑" w:hAnsi="Tahoma" w:hint="eastAsia"/>
-          <w:b/>
-          <w:kern w:val="0"/>
-          <w:sz w:val="22"/>
-        </w:rPr>
-        <w:t>所以在最开始设计时，不要一拍脑袋就想把</w:t>
-      </w:r>
-      <w:r>
-        <w:rPr>
-          <w:rFonts w:ascii="Tahoma" w:eastAsia="微软雅黑" w:hAnsi="Tahoma" w:hint="eastAsia"/>
-          <w:b/>
-          <w:kern w:val="0"/>
-          <w:sz w:val="22"/>
-        </w:rPr>
-        <w:t xml:space="preserve"> </w:t>
-      </w:r>
-      <w:r>
-        <w:rPr>
-          <w:rFonts w:ascii="Tahoma" w:eastAsia="微软雅黑" w:hAnsi="Tahoma" w:hint="eastAsia"/>
-          <w:b/>
-          <w:kern w:val="0"/>
-          <w:sz w:val="22"/>
-        </w:rPr>
-        <w:t>点头、微笑、</w:t>
-      </w:r>
-      <w:r>
-        <w:rPr>
-          <w:rFonts w:ascii="Tahoma" w:eastAsia="微软雅黑" w:hAnsi="Tahoma" w:hint="eastAsia"/>
-          <w:b/>
-          <w:kern w:val="0"/>
-          <w:sz w:val="22"/>
-        </w:rPr>
-        <w:t>奔跑、跳跃、</w:t>
-      </w:r>
-      <w:r>
-        <w:rPr>
-          <w:rFonts w:ascii="Tahoma" w:eastAsia="微软雅黑" w:hAnsi="Tahoma" w:hint="eastAsia"/>
-          <w:b/>
-          <w:kern w:val="0"/>
-          <w:sz w:val="22"/>
-        </w:rPr>
-        <w:t>下蹲、</w:t>
-      </w:r>
-      <w:r>
-        <w:rPr>
-          <w:rFonts w:ascii="Tahoma" w:eastAsia="微软雅黑" w:hAnsi="Tahoma" w:hint="eastAsia"/>
-          <w:b/>
-          <w:kern w:val="0"/>
-          <w:sz w:val="22"/>
-        </w:rPr>
-        <w:t>格挡、轻攻击、重攻击、大招、防御</w:t>
-      </w:r>
-      <w:r>
-        <w:rPr>
-          <w:rFonts w:ascii="Tahoma" w:eastAsia="微软雅黑" w:hAnsi="Tahoma" w:hint="eastAsia"/>
-          <w:b/>
-          <w:kern w:val="0"/>
-          <w:sz w:val="22"/>
-        </w:rPr>
-        <w:t xml:space="preserve"> </w:t>
-      </w:r>
-      <w:r>
-        <w:rPr>
-          <w:rFonts w:ascii="Tahoma" w:eastAsia="微软雅黑" w:hAnsi="Tahoma" w:hint="eastAsia"/>
-          <w:b/>
-          <w:kern w:val="0"/>
-          <w:sz w:val="22"/>
-        </w:rPr>
-        <w:t>全部情况都考虑进来，工作量</w:t>
-      </w:r>
-      <w:r>
-        <w:rPr>
-          <w:rFonts w:ascii="Tahoma" w:eastAsia="微软雅黑" w:hAnsi="Tahoma" w:hint="eastAsia"/>
-          <w:b/>
-          <w:kern w:val="0"/>
-          <w:sz w:val="22"/>
-        </w:rPr>
-        <w:t>是非常恐怖</w:t>
-      </w:r>
-      <w:r>
-        <w:rPr>
-          <w:rFonts w:ascii="Tahoma" w:eastAsia="微软雅黑" w:hAnsi="Tahoma" w:hint="eastAsia"/>
-          <w:b/>
-          <w:kern w:val="0"/>
-          <w:sz w:val="22"/>
-        </w:rPr>
-        <w:t>的。</w:t>
-      </w:r>
-    </w:p>
-    <w:p>
-      <w:pPr>
-        <w:widowControl/>
-        <w:jc w:val="left"/>
-        <w:rPr>
-          <w:rFonts w:ascii="Tahoma" w:eastAsia="微软雅黑" w:hAnsi="Tahoma" w:hint="eastAsia"/>
-          <w:kern w:val="0"/>
-          <w:sz w:val="22"/>
-        </w:rPr>
-      </w:pPr>
-      <w:r>
-        <w:rPr>
-          <w:rFonts w:ascii="Tahoma" w:eastAsia="微软雅黑" w:hAnsi="Tahoma"/>
-          <w:kern w:val="0"/>
-          <w:sz w:val="22"/>
-        </w:rPr>
-        <w:br w:type="page"/>
-      </w:r>
-    </w:p>
-    <w:p>
-      <w:pPr>
-        <w:pStyle w:val="3"/>
-        <w:rPr>
-          <w:sz w:val="28"/>
-        </w:rPr>
-      </w:pPr>
-      <w:r>
-        <w:rPr>
-          <w:sz w:val="28"/>
-        </w:rPr>
-        <w:lastRenderedPageBreak/>
-        <w:t>2</w:t>
-      </w:r>
-      <w:r>
-        <w:rPr>
-          <w:sz w:val="28"/>
-        </w:rPr>
-        <w:t>.</w:t>
-      </w:r>
-      <w:r>
-        <w:rPr>
-          <w:rFonts w:hint="eastAsia"/>
-          <w:sz w:val="28"/>
-        </w:rPr>
-        <w:t>起草资源</w:t>
-      </w:r>
-    </w:p>
-    <w:p>
-      <w:pPr>
-        <w:widowControl/>
-        <w:jc w:val="left"/>
-        <w:rPr>
-          <w:rFonts w:ascii="Tahoma" w:eastAsia="微软雅黑" w:hAnsi="Tahoma"/>
-          <w:kern w:val="0"/>
-          <w:sz w:val="22"/>
-        </w:rPr>
-      </w:pPr>
-      <w:r>
-        <w:rPr>
-          <w:rFonts w:ascii="Tahoma" w:eastAsia="微软雅黑" w:hAnsi="Tahoma" w:hint="eastAsia"/>
-          <w:color w:val="2E74B5" w:themeColor="accent1" w:themeShade="BF"/>
-          <w:kern w:val="0"/>
-          <w:sz w:val="22"/>
-        </w:rPr>
-        <w:t>你需要</w:t>
-      </w:r>
-      <w:r>
-        <w:rPr>
-          <w:rFonts w:ascii="Tahoma" w:eastAsia="微软雅黑" w:hAnsi="Tahoma" w:hint="eastAsia"/>
-          <w:color w:val="2E74B5" w:themeColor="accent1" w:themeShade="BF"/>
-          <w:kern w:val="0"/>
-          <w:sz w:val="22"/>
-        </w:rPr>
-        <w:t>在动作序列中将目标规划的好的动作</w:t>
-      </w:r>
-      <w:r>
-        <w:rPr>
-          <w:rFonts w:ascii="Tahoma" w:eastAsia="微软雅黑" w:hAnsi="Tahoma" w:hint="eastAsia"/>
-          <w:color w:val="2E74B5" w:themeColor="accent1" w:themeShade="BF"/>
-          <w:kern w:val="0"/>
-          <w:sz w:val="22"/>
-        </w:rPr>
-        <w:t>gif</w:t>
-      </w:r>
-      <w:r>
-        <w:rPr>
-          <w:rFonts w:ascii="Tahoma" w:eastAsia="微软雅黑" w:hAnsi="Tahoma" w:hint="eastAsia"/>
-          <w:color w:val="2E74B5" w:themeColor="accent1" w:themeShade="BF"/>
-          <w:kern w:val="0"/>
-          <w:sz w:val="22"/>
-        </w:rPr>
-        <w:t>进行配置，完成可供肖像插件调用</w:t>
-      </w:r>
-      <w:r>
-        <w:rPr>
-          <w:rFonts w:ascii="Tahoma" w:eastAsia="微软雅黑" w:hAnsi="Tahoma" w:hint="eastAsia"/>
-          <w:color w:val="2E74B5" w:themeColor="accent1" w:themeShade="BF"/>
-          <w:kern w:val="0"/>
-          <w:sz w:val="22"/>
-        </w:rPr>
-        <w:t>。</w:t>
-      </w:r>
-    </w:p>
-    <w:p>
-      <w:pPr>
-        <w:widowControl/>
-        <w:snapToGrid w:val="0"/>
-        <w:rPr>
-          <w:rFonts w:ascii="Tahoma" w:eastAsia="微软雅黑" w:hAnsi="Tahoma"/>
-          <w:kern w:val="0"/>
-          <w:sz w:val="22"/>
-        </w:rPr>
-      </w:pPr>
-      <w:r>
-        <w:rPr>
-          <w:rFonts w:ascii="Tahoma" w:eastAsia="微软雅黑" w:hAnsi="Tahoma" w:hint="eastAsia"/>
-          <w:kern w:val="0"/>
-          <w:sz w:val="22"/>
-        </w:rPr>
-        <w:t>具体介绍去</w:t>
-      </w:r>
-      <w:r>
-        <w:rPr>
-          <w:rFonts w:ascii="Tahoma" w:eastAsia="微软雅黑" w:hAnsi="Tahoma" w:hint="eastAsia"/>
-          <w:kern w:val="0"/>
-          <w:sz w:val="22"/>
-        </w:rPr>
-        <w:t>结合</w:t>
-      </w:r>
-      <w:r>
-        <w:rPr>
-          <w:rFonts w:ascii="Tahoma" w:eastAsia="微软雅黑" w:hAnsi="Tahoma" w:hint="eastAsia"/>
-          <w:kern w:val="0"/>
-          <w:sz w:val="22"/>
-        </w:rPr>
-        <w:t>“关于</w:t>
-      </w:r>
-      <w:r>
-        <w:rPr>
-          <w:rFonts w:ascii="Tahoma" w:eastAsia="微软雅黑" w:hAnsi="Tahoma" w:hint="eastAsia"/>
-          <w:kern w:val="0"/>
-          <w:sz w:val="22"/>
-        </w:rPr>
-        <w:t>GIF</w:t>
-      </w:r>
-      <w:r>
-        <w:rPr>
-          <w:rFonts w:ascii="Tahoma" w:eastAsia="微软雅黑" w:hAnsi="Tahoma" w:hint="eastAsia"/>
-          <w:kern w:val="0"/>
-          <w:sz w:val="22"/>
-        </w:rPr>
-        <w:t>动作序列核心”看看</w:t>
-      </w:r>
-      <w:r>
-        <w:rPr>
-          <w:rFonts w:ascii="Tahoma" w:eastAsia="微软雅黑" w:hAnsi="Tahoma" w:hint="eastAsia"/>
-          <w:kern w:val="0"/>
-          <w:sz w:val="22"/>
-        </w:rPr>
-        <w:t>。</w:t>
-      </w:r>
-    </w:p>
-    <w:p>
-      <w:pPr>
-        <w:widowControl/>
-        <w:snapToGrid w:val="0"/>
-        <w:rPr>
-          <w:rFonts w:ascii="Tahoma" w:eastAsia="微软雅黑" w:hAnsi="Tahoma"/>
-          <w:kern w:val="0"/>
-          <w:sz w:val="22"/>
-        </w:rPr>
-      </w:pPr>
-      <w:r>
-        <w:rPr>
-          <w:rFonts w:ascii="Tahoma" w:eastAsia="微软雅黑" w:hAnsi="Tahoma" w:hint="eastAsia"/>
-          <w:kern w:val="0"/>
-          <w:sz w:val="22"/>
-        </w:rPr>
-        <w:t>由于高级角色肖像插件中，分为</w:t>
-      </w:r>
-      <w:r>
-        <w:rPr>
-          <w:rFonts w:ascii="Tahoma" w:eastAsia="微软雅黑" w:hAnsi="Tahoma" w:hint="eastAsia"/>
-          <w:kern w:val="0"/>
-          <w:sz w:val="22"/>
-        </w:rPr>
-        <w:t xml:space="preserve"> </w:t>
-      </w:r>
-      <w:r>
-        <w:rPr>
-          <w:rFonts w:ascii="Tahoma" w:eastAsia="微软雅黑" w:hAnsi="Tahoma" w:hint="eastAsia"/>
-          <w:kern w:val="0"/>
-          <w:sz w:val="22"/>
-        </w:rPr>
-        <w:t>前视图</w:t>
-      </w:r>
-      <w:r>
-        <w:rPr>
-          <w:rFonts w:ascii="Tahoma" w:eastAsia="微软雅黑" w:hAnsi="Tahoma" w:hint="eastAsia"/>
-          <w:kern w:val="0"/>
-          <w:sz w:val="22"/>
-        </w:rPr>
-        <w:t xml:space="preserve"> </w:t>
-      </w:r>
-      <w:r>
-        <w:rPr>
-          <w:rFonts w:ascii="Tahoma" w:eastAsia="微软雅黑" w:hAnsi="Tahoma" w:hint="eastAsia"/>
-          <w:kern w:val="0"/>
-          <w:sz w:val="22"/>
-        </w:rPr>
-        <w:t>和</w:t>
-      </w:r>
-      <w:r>
-        <w:rPr>
-          <w:rFonts w:ascii="Tahoma" w:eastAsia="微软雅黑" w:hAnsi="Tahoma" w:hint="eastAsia"/>
-          <w:kern w:val="0"/>
-          <w:sz w:val="22"/>
-        </w:rPr>
-        <w:t xml:space="preserve"> </w:t>
-      </w:r>
-      <w:r>
-        <w:rPr>
-          <w:rFonts w:ascii="Tahoma" w:eastAsia="微软雅黑" w:hAnsi="Tahoma" w:hint="eastAsia"/>
-          <w:kern w:val="0"/>
-          <w:sz w:val="22"/>
-        </w:rPr>
-        <w:t>背景图，这两个都是</w:t>
-      </w:r>
-      <w:r>
-        <w:rPr>
-          <w:rFonts w:ascii="Tahoma" w:eastAsia="微软雅黑" w:hAnsi="Tahoma" w:hint="eastAsia"/>
-          <w:kern w:val="0"/>
-          <w:sz w:val="22"/>
-        </w:rPr>
-        <w:t>GIF</w:t>
-      </w:r>
-      <w:r>
-        <w:rPr>
-          <w:rFonts w:ascii="Tahoma" w:eastAsia="微软雅黑" w:hAnsi="Tahoma" w:hint="eastAsia"/>
-          <w:kern w:val="0"/>
-          <w:sz w:val="22"/>
-        </w:rPr>
-        <w:t>动作序列。</w:t>
-      </w:r>
-    </w:p>
-    <w:p>
-      <w:pPr>
-        <w:widowControl/>
-        <w:snapToGrid w:val="0"/>
-        <w:rPr>
-          <w:rFonts w:ascii="Tahoma" w:eastAsia="微软雅黑" w:hAnsi="Tahoma" w:hint="eastAsia"/>
-          <w:kern w:val="0"/>
-          <w:sz w:val="22"/>
-        </w:rPr>
-      </w:pPr>
-      <w:r>
-        <w:rPr>
-          <w:rFonts w:ascii="Tahoma" w:eastAsia="微软雅黑" w:hAnsi="Tahoma" w:hint="eastAsia"/>
-          <w:kern w:val="0"/>
-          <w:sz w:val="22"/>
-        </w:rPr>
-        <w:t>那么对应的，要在动作序列中，建立两个完整的肖像：</w:t>
-      </w:r>
-    </w:p>
-    <w:p>
-      <w:pPr>
-        <w:widowControl/>
-        <w:jc w:val="center"/>
-        <w:rPr>
-          <w:rFonts w:ascii="Tahoma" w:eastAsia="微软雅黑" w:hAnsi="Tahoma" w:hint="eastAsia"/>
-          <w:kern w:val="0"/>
-          <w:sz w:val="22"/>
-        </w:rPr>
-      </w:pPr>
-      <w:r>
-        <w:rPr>
+          <w:rFonts w:ascii="宋体" w:eastAsia="宋体" w:hAnsi="宋体" w:cs="宋体"/>
+          <w:kern w:val="0"/>
+          <w:sz w:val="24"/>
+          <w:szCs w:val="24"/>
+        </w:rPr>
+      </w:pPr>
+      <w:r>
+        <w:rPr>
+          <w:rFonts w:ascii="宋体" w:eastAsia="宋体" w:hAnsi="宋体" w:cs="宋体"/>
           <w:noProof/>
+          <w:kern w:val="0"/>
+          <w:sz w:val="24"/>
+          <w:szCs w:val="24"/>
         </w:rPr>
         <w:drawing>
-          <wp:inline distT="0" distB="0" distL="0" distR="0" wp14:anchorId="3C3FCA97" wp14:editId="386635D4">
-            <wp:extent cx="3848100" cy="453706"/>
-            <wp:effectExtent l="0" t="0" r="0" b="3810"/>
-            <wp:docPr id="1" name="图片 1"/>
+          <wp:inline distT="0" distB="0" distL="0" distR="0" wp14:anchorId="79B733D3" wp14:editId="1D4B8C47">
+            <wp:extent cx="4450080" cy="2865817"/>
+            <wp:effectExtent l="19050" t="19050" r="26670" b="10795"/>
+            <wp:docPr id="2" name="图片 2"/>
             <wp:cNvGraphicFramePr>
               <a:graphicFrameLocks xmlns:a="http://schemas.openxmlformats.org/drawingml/2006/main" noChangeAspect="1"/>
             </wp:cNvGraphicFramePr>
@@ -4001,227 +3311,7 @@
               <a:graphicData uri="http://schemas.openxmlformats.org/drawingml/2006/picture">
                 <pic:pic xmlns:pic="http://schemas.openxmlformats.org/drawingml/2006/picture">
                   <pic:nvPicPr>
-                    <pic:cNvPr id="1" name=""/>
-                    <pic:cNvPicPr/>
-                  </pic:nvPicPr>
-                  <pic:blipFill>
-                    <a:blip r:embed="rId17"/>
-                    <a:stretch>
-                      <a:fillRect/>
-                    </a:stretch>
-                  </pic:blipFill>
-                  <pic:spPr>
-                    <a:xfrm>
-                      <a:off x="0" y="0"/>
-                      <a:ext cx="4182716" cy="493158"/>
-                    </a:xfrm>
-                    <a:prstGeom prst="rect">
-                      <a:avLst/>
-                    </a:prstGeom>
-                  </pic:spPr>
-                </pic:pic>
-              </a:graphicData>
-            </a:graphic>
-          </wp:inline>
-        </w:drawing>
-      </w:r>
-    </w:p>
-    <w:p>
-      <w:pPr>
-        <w:rPr>
-          <w:rFonts w:ascii="Tahoma" w:eastAsia="微软雅黑" w:hAnsi="Tahoma" w:hint="eastAsia"/>
-          <w:b/>
-          <w:kern w:val="0"/>
-          <w:sz w:val="22"/>
-        </w:rPr>
-      </w:pPr>
-      <w:r>
-        <w:rPr>
-          <w:rFonts w:ascii="Tahoma" w:eastAsia="微软雅黑" w:hAnsi="Tahoma" w:hint="eastAsia"/>
-          <w:b/>
-          <w:kern w:val="0"/>
-          <w:sz w:val="22"/>
-        </w:rPr>
-        <w:t>1</w:t>
-      </w:r>
-      <w:r>
-        <w:rPr>
-          <w:rFonts w:ascii="Tahoma" w:eastAsia="微软雅黑" w:hAnsi="Tahoma" w:hint="eastAsia"/>
-          <w:b/>
-          <w:kern w:val="0"/>
-          <w:sz w:val="22"/>
-        </w:rPr>
-        <w:t>）前视图</w:t>
-      </w:r>
-    </w:p>
-    <w:p>
-      <w:pPr>
-        <w:widowControl/>
-        <w:snapToGrid w:val="0"/>
-        <w:jc w:val="left"/>
-        <w:rPr>
-          <w:rFonts w:ascii="Tahoma" w:eastAsia="微软雅黑" w:hAnsi="Tahoma"/>
-          <w:kern w:val="0"/>
-          <w:sz w:val="22"/>
-        </w:rPr>
-      </w:pPr>
-      <w:r>
-        <w:rPr>
-          <w:rFonts w:ascii="Tahoma" w:eastAsia="微软雅黑" w:hAnsi="Tahoma" w:hint="eastAsia"/>
-          <w:kern w:val="0"/>
-          <w:sz w:val="22"/>
-        </w:rPr>
-        <w:t>实际上作者我只画了两个形象……其它都是</w:t>
-      </w:r>
-      <w:r>
-        <w:rPr>
-          <w:rFonts w:ascii="Tahoma" w:eastAsia="微软雅黑" w:hAnsi="Tahoma" w:hint="eastAsia"/>
-          <w:kern w:val="0"/>
-          <w:sz w:val="22"/>
-        </w:rPr>
-        <w:t>用</w:t>
-      </w:r>
-      <w:r>
-        <w:rPr>
-          <w:rFonts w:ascii="Tahoma" w:eastAsia="微软雅黑" w:hAnsi="Tahoma" w:hint="eastAsia"/>
-          <w:kern w:val="0"/>
-          <w:sz w:val="22"/>
-        </w:rPr>
-        <w:t>ps</w:t>
-      </w:r>
-      <w:r>
-        <w:rPr>
-          <w:rFonts w:ascii="Tahoma" w:eastAsia="微软雅黑" w:hAnsi="Tahoma" w:hint="eastAsia"/>
-          <w:kern w:val="0"/>
-          <w:sz w:val="22"/>
-        </w:rPr>
-        <w:t>稍微</w:t>
-      </w:r>
-      <w:r>
-        <w:rPr>
-          <w:rFonts w:ascii="Tahoma" w:eastAsia="微软雅黑" w:hAnsi="Tahoma" w:hint="eastAsia"/>
-          <w:kern w:val="0"/>
-          <w:sz w:val="22"/>
-        </w:rPr>
-        <w:t>变色的。（后面会慢慢加</w:t>
-      </w:r>
-      <w:r>
-        <w:rPr>
-          <w:rFonts w:ascii="Tahoma" w:eastAsia="微软雅黑" w:hAnsi="Tahoma" w:hint="eastAsia"/>
-          <w:kern w:val="0"/>
-          <w:sz w:val="22"/>
-        </w:rPr>
-        <w:t>吧……</w:t>
-      </w:r>
-      <w:r>
-        <w:rPr>
-          <w:rFonts w:ascii="Tahoma" w:eastAsia="微软雅黑" w:hAnsi="Tahoma" w:hint="eastAsia"/>
-          <w:kern w:val="0"/>
-          <w:sz w:val="22"/>
-        </w:rPr>
-        <w:t>）</w:t>
-      </w:r>
-    </w:p>
-    <w:p>
-      <w:pPr>
-        <w:widowControl/>
-        <w:snapToGrid w:val="0"/>
-        <w:jc w:val="left"/>
-        <w:rPr>
-          <w:rFonts w:ascii="Tahoma" w:eastAsia="微软雅黑" w:hAnsi="Tahoma" w:hint="eastAsia"/>
-          <w:kern w:val="0"/>
-          <w:sz w:val="22"/>
-        </w:rPr>
-      </w:pPr>
-      <w:r>
-        <w:rPr>
-          <w:rFonts w:ascii="Tahoma" w:eastAsia="微软雅黑" w:hAnsi="Tahoma" w:hint="eastAsia"/>
-          <w:kern w:val="0"/>
-          <w:sz w:val="22"/>
-        </w:rPr>
-        <w:t>虚弱状态</w:t>
-      </w:r>
-      <w:r>
-        <w:rPr>
-          <w:rFonts w:ascii="Tahoma" w:eastAsia="微软雅黑" w:hAnsi="Tahoma" w:hint="eastAsia"/>
-          <w:kern w:val="0"/>
-          <w:sz w:val="22"/>
-        </w:rPr>
-        <w:t xml:space="preserve"> </w:t>
-      </w:r>
-      <w:r>
-        <w:rPr>
-          <w:rFonts w:ascii="Tahoma" w:eastAsia="微软雅黑" w:hAnsi="Tahoma" w:hint="eastAsia"/>
-          <w:kern w:val="0"/>
-          <w:sz w:val="22"/>
-        </w:rPr>
-        <w:t>和</w:t>
-      </w:r>
-      <w:r>
-        <w:rPr>
-          <w:rFonts w:ascii="Tahoma" w:eastAsia="微软雅黑" w:hAnsi="Tahoma" w:hint="eastAsia"/>
-          <w:kern w:val="0"/>
-          <w:sz w:val="22"/>
-        </w:rPr>
-        <w:t xml:space="preserve"> </w:t>
-      </w:r>
-      <w:r>
-        <w:rPr>
-          <w:rFonts w:ascii="Tahoma" w:eastAsia="微软雅黑" w:hAnsi="Tahoma" w:hint="eastAsia"/>
-          <w:kern w:val="0"/>
-          <w:sz w:val="22"/>
-        </w:rPr>
-        <w:t>受伤动作</w:t>
-      </w:r>
-      <w:r>
-        <w:rPr>
-          <w:rFonts w:ascii="Tahoma" w:eastAsia="微软雅黑" w:hAnsi="Tahoma" w:hint="eastAsia"/>
-          <w:kern w:val="0"/>
-          <w:sz w:val="22"/>
-        </w:rPr>
-        <w:t xml:space="preserve"> </w:t>
-      </w:r>
-      <w:r>
-        <w:rPr>
-          <w:rFonts w:ascii="Tahoma" w:eastAsia="微软雅黑" w:hAnsi="Tahoma" w:hint="eastAsia"/>
-          <w:kern w:val="0"/>
-          <w:sz w:val="22"/>
-        </w:rPr>
-        <w:t>使用的是同一个资源……</w:t>
-      </w:r>
-    </w:p>
-    <w:p>
-      <w:pPr>
-        <w:widowControl/>
-        <w:jc w:val="center"/>
-        <w:rPr>
-          <w:rFonts w:ascii="宋体" w:eastAsia="宋体" w:hAnsi="宋体" w:cs="宋体" w:hint="eastAsia"/>
-          <w:kern w:val="0"/>
-          <w:sz w:val="24"/>
-          <w:szCs w:val="24"/>
-        </w:rPr>
-      </w:pPr>
-      <w:r>
-        <w:rPr>
-          <w:rFonts w:ascii="宋体" w:eastAsia="宋体" w:hAnsi="宋体" w:cs="宋体"/>
-          <w:noProof/>
-          <w:kern w:val="0"/>
-          <w:sz w:val="24"/>
-          <w:szCs w:val="24"/>
-        </w:rPr>
-        <w:drawing>
-          <wp:inline distT="0" distB="0" distL="0" distR="0" wp14:anchorId="4A3AE8B8" wp14:editId="7AE2B16D">
-            <wp:extent cx="3133725" cy="1941546"/>
-            <wp:effectExtent l="0" t="0" r="0" b="1905"/>
-            <wp:docPr id="13" name="图片 13" descr="C:\Users\lenovo\AppData\Roaming\Tencent\Users\1355126171\QQ\WinTemp\RichOle\N6D`2A~~Y)@IJ2_~4LCX$NO.png"/>
-            <wp:cNvGraphicFramePr>
-              <a:graphicFrameLocks xmlns:a="http://schemas.openxmlformats.org/drawingml/2006/main" noChangeAspect="1"/>
-            </wp:cNvGraphicFramePr>
-            <a:graphic xmlns:a="http://schemas.openxmlformats.org/drawingml/2006/main">
-              <a:graphicData uri="http://schemas.openxmlformats.org/drawingml/2006/picture">
-                <pic:pic xmlns:pic="http://schemas.openxmlformats.org/drawingml/2006/picture">
-                  <pic:nvPicPr>
-                    <pic:cNvPr id="0" name="Picture 30" descr="C:\Users\lenovo\AppData\Roaming\Tencent\Users\1355126171\QQ\WinTemp\RichOle\N6D`2A~~Y)@IJ2_~4LCX$NO.png"/>
+                    <pic:cNvPr id="0" name="Picture 3"/>
                     <pic:cNvPicPr>
                       <a:picLocks noChangeAspect="1" noChangeArrowheads="1"/>
                     </pic:cNvPicPr>
@@ -4242,14 +3332,16 @@
                   <pic:spPr bwMode="auto">
                     <a:xfrm>
                       <a:off x="0" y="0"/>
-                      <a:ext cx="3150976" cy="1952234"/>
+                      <a:ext cx="4457000" cy="2870273"/>
                     </a:xfrm>
                     <a:prstGeom prst="rect">
                       <a:avLst/>
                     </a:prstGeom>
                     <a:noFill/>
                     <a:ln>
-                      <a:noFill/>
+                      <a:solidFill>
+                        <a:schemeClr val="tx1"/>
+                      </a:solidFill>
                     </a:ln>
                   </pic:spPr>
                 </pic:pic>
@@ -4263,24 +3355,94 @@
       <w:pPr>
         <w:widowControl/>
         <w:snapToGrid w:val="0"/>
+        <w:rPr>
+          <w:rFonts w:ascii="Tahoma" w:eastAsia="微软雅黑" w:hAnsi="Tahoma" w:hint="eastAsia"/>
+          <w:kern w:val="0"/>
+          <w:sz w:val="22"/>
+        </w:rPr>
+      </w:pPr>
+    </w:p>
+    <w:p>
+      <w:pPr>
+        <w:widowControl/>
+        <w:snapToGrid w:val="0"/>
         <w:jc w:val="left"/>
         <w:rPr>
-          <w:rFonts w:ascii="Tahoma" w:eastAsia="微软雅黑" w:hAnsi="Tahoma" w:hint="eastAsia"/>
-          <w:kern w:val="0"/>
-          <w:sz w:val="22"/>
-        </w:rPr>
-      </w:pPr>
-      <w:r>
-        <w:rPr>
-          <w:rFonts w:ascii="Tahoma" w:eastAsia="微软雅黑" w:hAnsi="Tahoma" w:hint="eastAsia"/>
-          <w:kern w:val="0"/>
-          <w:sz w:val="22"/>
-        </w:rPr>
-        <w:t>下图中的</w:t>
-      </w:r>
-      <w:r>
-        <w:rPr>
-          <w:rFonts w:ascii="Tahoma" w:eastAsia="微软雅黑" w:hAnsi="Tahoma" w:hint="eastAsia"/>
+          <w:rFonts w:ascii="Tahoma" w:eastAsia="微软雅黑" w:hAnsi="Tahoma"/>
+          <w:b/>
+          <w:kern w:val="0"/>
+          <w:sz w:val="22"/>
+        </w:rPr>
+      </w:pPr>
+      <w:r>
+        <w:rPr>
+          <w:rFonts w:ascii="Tahoma" w:eastAsia="微软雅黑" w:hAnsi="Tahoma" w:hint="eastAsia"/>
+          <w:b/>
+          <w:kern w:val="0"/>
+          <w:sz w:val="22"/>
+        </w:rPr>
+        <w:lastRenderedPageBreak/>
+        <w:t>2</w:t>
+      </w:r>
+      <w:r>
+        <w:rPr>
+          <w:rFonts w:ascii="Tahoma" w:eastAsia="微软雅黑" w:hAnsi="Tahoma" w:hint="eastAsia"/>
+          <w:b/>
+          <w:kern w:val="0"/>
+          <w:sz w:val="22"/>
+        </w:rPr>
+        <w:t>）背景图</w:t>
+      </w:r>
+    </w:p>
+    <w:p>
+      <w:pPr>
+        <w:widowControl/>
+        <w:jc w:val="left"/>
+        <w:rPr>
+          <w:rFonts w:ascii="Tahoma" w:eastAsia="微软雅黑" w:hAnsi="Tahoma"/>
+          <w:kern w:val="0"/>
+          <w:sz w:val="22"/>
+        </w:rPr>
+      </w:pPr>
+      <w:r>
+        <w:rPr>
+          <w:rFonts w:ascii="Tahoma" w:eastAsia="微软雅黑" w:hAnsi="Tahoma" w:hint="eastAsia"/>
+          <w:kern w:val="0"/>
+          <w:sz w:val="22"/>
+        </w:rPr>
+        <w:t>背景包含一个状态和一个动作：</w:t>
+      </w:r>
+    </w:p>
+    <w:p>
+      <w:pPr>
+        <w:widowControl/>
+        <w:snapToGrid w:val="0"/>
+        <w:jc w:val="center"/>
+        <w:rPr>
+          <w:rFonts w:ascii="Tahoma" w:eastAsia="微软雅黑" w:hAnsi="Tahoma"/>
+          <w:kern w:val="0"/>
+          <w:sz w:val="22"/>
+        </w:rPr>
+      </w:pPr>
+      <w:r>
+        <w:rPr>
+          <w:rFonts w:ascii="Tahoma" w:eastAsia="微软雅黑" w:hAnsi="Tahoma" w:hint="eastAsia"/>
+          <w:kern w:val="0"/>
+          <w:sz w:val="22"/>
+        </w:rPr>
+        <w:t>状态</w:t>
+      </w:r>
+      <w:r>
+        <w:rPr>
+          <w:rFonts w:ascii="Tahoma" w:eastAsia="微软雅黑" w:hAnsi="Tahoma" w:hint="eastAsia"/>
+          <w:kern w:val="0"/>
+          <w:sz w:val="22"/>
+        </w:rPr>
+        <w:t xml:space="preserve"> -</w:t>
+      </w:r>
+      <w:r>
+        <w:rPr>
+          <w:rFonts w:ascii="Tahoma" w:eastAsia="微软雅黑" w:hAnsi="Tahoma"/>
           <w:kern w:val="0"/>
           <w:sz w:val="22"/>
         </w:rPr>
@@ -4292,11 +3454,63 @@
           <w:kern w:val="0"/>
           <w:sz w:val="22"/>
         </w:rPr>
-        <w:t>状态元和动作元编号</w:t>
-      </w:r>
-      <w:r>
-        <w:rPr>
-          <w:rFonts w:ascii="Tahoma" w:eastAsia="微软雅黑" w:hAnsi="Tahoma" w:hint="eastAsia"/>
+        <w:t>量子妹背景</w:t>
+      </w:r>
+      <w:r>
+        <w:rPr>
+          <w:rFonts w:ascii="Tahoma" w:eastAsia="微软雅黑" w:hAnsi="Tahoma" w:hint="eastAsia"/>
+          <w:kern w:val="0"/>
+          <w:sz w:val="22"/>
+        </w:rPr>
+        <w:t>(</w:t>
+      </w:r>
+      <w:r>
+        <w:rPr>
+          <w:rFonts w:ascii="Tahoma" w:eastAsia="微软雅黑" w:hAnsi="Tahoma" w:hint="eastAsia"/>
+          <w:kern w:val="0"/>
+          <w:sz w:val="22"/>
+        </w:rPr>
+        <w:t>静止</w:t>
+      </w:r>
+      <w:r>
+        <w:rPr>
+          <w:rFonts w:ascii="Tahoma" w:eastAsia="微软雅黑" w:hAnsi="Tahoma" w:hint="eastAsia"/>
+          <w:kern w:val="0"/>
+          <w:sz w:val="22"/>
+        </w:rPr>
+        <w:t>)</w:t>
+      </w:r>
+    </w:p>
+    <w:p>
+      <w:pPr>
+        <w:widowControl/>
+        <w:snapToGrid w:val="0"/>
+        <w:jc w:val="center"/>
+        <w:rPr>
+          <w:rFonts w:ascii="Tahoma" w:eastAsia="微软雅黑" w:hAnsi="Tahoma"/>
+          <w:kern w:val="0"/>
+          <w:sz w:val="22"/>
+        </w:rPr>
+      </w:pPr>
+      <w:r>
+        <w:rPr>
+          <w:rFonts w:ascii="Tahoma" w:eastAsia="微软雅黑" w:hAnsi="Tahoma" w:hint="eastAsia"/>
+          <w:kern w:val="0"/>
+          <w:sz w:val="22"/>
+        </w:rPr>
+        <w:t>动作</w:t>
+      </w:r>
+      <w:r>
+        <w:rPr>
+          <w:rFonts w:ascii="Tahoma" w:eastAsia="微软雅黑" w:hAnsi="Tahoma" w:hint="eastAsia"/>
+          <w:kern w:val="0"/>
+          <w:sz w:val="22"/>
+        </w:rPr>
+        <w:t xml:space="preserve"> -</w:t>
+      </w:r>
+      <w:r>
+        <w:rPr>
+          <w:rFonts w:ascii="Tahoma" w:eastAsia="微软雅黑" w:hAnsi="Tahoma"/>
           <w:kern w:val="0"/>
           <w:sz w:val="22"/>
         </w:rPr>
@@ -4308,7 +3522,57 @@
           <w:kern w:val="0"/>
           <w:sz w:val="22"/>
         </w:rPr>
-        <w:t>没有先后顺序关系，因为调用是通过名称进行调取的。</w:t>
+        <w:t>量子妹背景</w:t>
+      </w:r>
+      <w:r>
+        <w:rPr>
+          <w:rFonts w:ascii="Tahoma" w:eastAsia="微软雅黑" w:hAnsi="Tahoma"/>
+          <w:kern w:val="0"/>
+          <w:sz w:val="22"/>
+        </w:rPr>
+        <w:t>(</w:t>
+      </w:r>
+      <w:r>
+        <w:rPr>
+          <w:rFonts w:ascii="Tahoma" w:eastAsia="微软雅黑" w:hAnsi="Tahoma" w:hint="eastAsia"/>
+          <w:kern w:val="0"/>
+          <w:sz w:val="22"/>
+        </w:rPr>
+        <w:t>受伤</w:t>
+      </w:r>
+      <w:r>
+        <w:rPr>
+          <w:rFonts w:ascii="Tahoma" w:eastAsia="微软雅黑" w:hAnsi="Tahoma" w:hint="eastAsia"/>
+          <w:kern w:val="0"/>
+          <w:sz w:val="22"/>
+        </w:rPr>
+        <w:t>)</w:t>
+      </w:r>
+    </w:p>
+    <w:p>
+      <w:pPr>
+        <w:widowControl/>
+        <w:rPr>
+          <w:rFonts w:ascii="Tahoma" w:eastAsia="微软雅黑" w:hAnsi="Tahoma"/>
+          <w:kern w:val="0"/>
+          <w:sz w:val="22"/>
+        </w:rPr>
+      </w:pPr>
+      <w:r>
+        <w:rPr>
+          <w:rFonts w:ascii="Tahoma" w:eastAsia="微软雅黑" w:hAnsi="Tahoma" w:hint="eastAsia"/>
+          <w:kern w:val="0"/>
+          <w:sz w:val="22"/>
+        </w:rPr>
+        <w:t>变身后的</w:t>
+      </w:r>
+      <w:r>
+        <w:rPr>
+          <w:rFonts w:ascii="Tahoma" w:eastAsia="微软雅黑" w:hAnsi="Tahoma" w:hint="eastAsia"/>
+          <w:kern w:val="0"/>
+          <w:sz w:val="22"/>
+        </w:rPr>
+        <w:t>红色版本：</w:t>
       </w:r>
     </w:p>
     <w:p>
@@ -4317,7 +3581,142 @@
         <w:snapToGrid w:val="0"/>
         <w:jc w:val="center"/>
         <w:rPr>
-          <w:rFonts w:ascii="宋体" w:eastAsia="宋体" w:hAnsi="宋体" w:cs="宋体"/>
+          <w:rFonts w:ascii="Tahoma" w:eastAsia="微软雅黑" w:hAnsi="Tahoma"/>
+          <w:kern w:val="0"/>
+          <w:sz w:val="22"/>
+        </w:rPr>
+      </w:pPr>
+      <w:r>
+        <w:rPr>
+          <w:rFonts w:ascii="Tahoma" w:eastAsia="微软雅黑" w:hAnsi="Tahoma" w:hint="eastAsia"/>
+          <w:kern w:val="0"/>
+          <w:sz w:val="22"/>
+        </w:rPr>
+        <w:t>状态</w:t>
+      </w:r>
+      <w:r>
+        <w:rPr>
+          <w:rFonts w:ascii="Tahoma" w:eastAsia="微软雅黑" w:hAnsi="Tahoma" w:hint="eastAsia"/>
+          <w:kern w:val="0"/>
+          <w:sz w:val="22"/>
+        </w:rPr>
+        <w:t xml:space="preserve"> </w:t>
+      </w:r>
+      <w:r>
+        <w:rPr>
+          <w:rFonts w:ascii="Tahoma" w:eastAsia="微软雅黑" w:hAnsi="Tahoma"/>
+          <w:kern w:val="0"/>
+          <w:sz w:val="22"/>
+        </w:rPr>
+        <w:t xml:space="preserve">– </w:t>
+      </w:r>
+      <w:r>
+        <w:rPr>
+          <w:rFonts w:ascii="Tahoma" w:eastAsia="微软雅黑" w:hAnsi="Tahoma" w:hint="eastAsia"/>
+          <w:kern w:val="0"/>
+          <w:sz w:val="22"/>
+        </w:rPr>
+        <w:t>红量子妹背景</w:t>
+      </w:r>
+      <w:r>
+        <w:rPr>
+          <w:rFonts w:ascii="Tahoma" w:eastAsia="微软雅黑" w:hAnsi="Tahoma" w:hint="eastAsia"/>
+          <w:kern w:val="0"/>
+          <w:sz w:val="22"/>
+        </w:rPr>
+        <w:t>(</w:t>
+      </w:r>
+      <w:r>
+        <w:rPr>
+          <w:rFonts w:ascii="Tahoma" w:eastAsia="微软雅黑" w:hAnsi="Tahoma" w:hint="eastAsia"/>
+          <w:kern w:val="0"/>
+          <w:sz w:val="22"/>
+        </w:rPr>
+        <w:t>静止</w:t>
+      </w:r>
+      <w:r>
+        <w:rPr>
+          <w:rFonts w:ascii="Tahoma" w:eastAsia="微软雅黑" w:hAnsi="Tahoma" w:hint="eastAsia"/>
+          <w:kern w:val="0"/>
+          <w:sz w:val="22"/>
+        </w:rPr>
+        <w:t>)</w:t>
+      </w:r>
+    </w:p>
+    <w:p>
+      <w:pPr>
+        <w:widowControl/>
+        <w:snapToGrid w:val="0"/>
+        <w:jc w:val="center"/>
+        <w:rPr>
+          <w:rFonts w:ascii="Tahoma" w:eastAsia="微软雅黑" w:hAnsi="Tahoma"/>
+          <w:kern w:val="0"/>
+          <w:sz w:val="22"/>
+        </w:rPr>
+      </w:pPr>
+      <w:r>
+        <w:rPr>
+          <w:rFonts w:ascii="Tahoma" w:eastAsia="微软雅黑" w:hAnsi="Tahoma" w:hint="eastAsia"/>
+          <w:kern w:val="0"/>
+          <w:sz w:val="22"/>
+        </w:rPr>
+        <w:t>动作</w:t>
+      </w:r>
+      <w:r>
+        <w:rPr>
+          <w:rFonts w:ascii="Tahoma" w:eastAsia="微软雅黑" w:hAnsi="Tahoma" w:hint="eastAsia"/>
+          <w:kern w:val="0"/>
+          <w:sz w:val="22"/>
+        </w:rPr>
+        <w:t xml:space="preserve"> </w:t>
+      </w:r>
+      <w:r>
+        <w:rPr>
+          <w:rFonts w:ascii="Tahoma" w:eastAsia="微软雅黑" w:hAnsi="Tahoma"/>
+          <w:kern w:val="0"/>
+          <w:sz w:val="22"/>
+        </w:rPr>
+        <w:t xml:space="preserve">– </w:t>
+      </w:r>
+      <w:r>
+        <w:rPr>
+          <w:rFonts w:ascii="Tahoma" w:eastAsia="微软雅黑" w:hAnsi="Tahoma" w:hint="eastAsia"/>
+          <w:kern w:val="0"/>
+          <w:sz w:val="22"/>
+        </w:rPr>
+        <w:t>红量子妹背景</w:t>
+      </w:r>
+      <w:r>
+        <w:rPr>
+          <w:rFonts w:ascii="Tahoma" w:eastAsia="微软雅黑" w:hAnsi="Tahoma"/>
+          <w:kern w:val="0"/>
+          <w:sz w:val="22"/>
+        </w:rPr>
+        <w:t>(</w:t>
+      </w:r>
+      <w:r>
+        <w:rPr>
+          <w:rFonts w:ascii="Tahoma" w:eastAsia="微软雅黑" w:hAnsi="Tahoma" w:hint="eastAsia"/>
+          <w:kern w:val="0"/>
+          <w:sz w:val="22"/>
+        </w:rPr>
+        <w:t>受伤</w:t>
+      </w:r>
+      <w:r>
+        <w:rPr>
+          <w:rFonts w:ascii="Tahoma" w:eastAsia="微软雅黑" w:hAnsi="Tahoma" w:hint="eastAsia"/>
+          <w:kern w:val="0"/>
+          <w:sz w:val="22"/>
+        </w:rPr>
+        <w:t>)</w:t>
+      </w:r>
+    </w:p>
+    <w:p>
+      <w:pPr>
+        <w:widowControl/>
+        <w:jc w:val="center"/>
+        <w:rPr>
+          <w:rFonts w:ascii="宋体" w:eastAsia="宋体" w:hAnsi="宋体" w:cs="宋体" w:hint="eastAsia"/>
           <w:kern w:val="0"/>
           <w:sz w:val="24"/>
           <w:szCs w:val="24"/>
@@ -4332,10 +3731,10 @@
           <w:szCs w:val="24"/>
         </w:rPr>
         <w:drawing>
-          <wp:inline distT="0" distB="0" distL="0" distR="0" wp14:anchorId="2B0C32A8" wp14:editId="58932D30">
-            <wp:extent cx="2819400" cy="1848888"/>
-            <wp:effectExtent l="0" t="0" r="0" b="0"/>
-            <wp:docPr id="11" name="图片 11" descr="C:\Users\lenovo\AppData\Roaming\Tencent\Users\1355126171\QQ\WinTemp\RichOle\142G@6@}F_VF50}PA}4CY3J.png"/>
+          <wp:inline distT="0" distB="0" distL="0" distR="0" wp14:anchorId="1B447497" wp14:editId="282241F5">
+            <wp:extent cx="4610100" cy="2771832"/>
+            <wp:effectExtent l="19050" t="19050" r="19050" b="28575"/>
+            <wp:docPr id="3" name="图片 3"/>
             <wp:cNvGraphicFramePr>
               <a:graphicFrameLocks xmlns:a="http://schemas.openxmlformats.org/drawingml/2006/main" noChangeAspect="1"/>
             </wp:cNvGraphicFramePr>
@@ -4343,7 +3742,7 @@
               <a:graphicData uri="http://schemas.openxmlformats.org/drawingml/2006/picture">
                 <pic:pic xmlns:pic="http://schemas.openxmlformats.org/drawingml/2006/picture">
                   <pic:nvPicPr>
-                    <pic:cNvPr id="0" name="Picture 26" descr="C:\Users\lenovo\AppData\Roaming\Tencent\Users\1355126171\QQ\WinTemp\RichOle\142G@6@}F_VF50}PA}4CY3J.png"/>
+                    <pic:cNvPr id="0" name="Picture 5"/>
                     <pic:cNvPicPr>
                       <a:picLocks noChangeAspect="1" noChangeArrowheads="1"/>
                     </pic:cNvPicPr>
@@ -4364,14 +3763,16 @@
                   <pic:spPr bwMode="auto">
                     <a:xfrm>
                       <a:off x="0" y="0"/>
-                      <a:ext cx="2849559" cy="1868665"/>
+                      <a:ext cx="4620655" cy="2778178"/>
                     </a:xfrm>
                     <a:prstGeom prst="rect">
                       <a:avLst/>
                     </a:prstGeom>
                     <a:noFill/>
                     <a:ln>
-                      <a:noFill/>
+                      <a:solidFill>
+                        <a:schemeClr val="tx1"/>
+                      </a:solidFill>
                     </a:ln>
                   </pic:spPr>
                 </pic:pic>
@@ -4385,27 +3786,635 @@
       <w:pPr>
         <w:widowControl/>
         <w:snapToGrid w:val="0"/>
+        <w:rPr>
+          <w:rFonts w:ascii="Tahoma" w:eastAsia="微软雅黑" w:hAnsi="Tahoma"/>
+          <w:kern w:val="0"/>
+          <w:sz w:val="22"/>
+        </w:rPr>
+      </w:pPr>
+      <w:r>
+        <w:rPr>
+          <w:rFonts w:ascii="Tahoma" w:eastAsia="微软雅黑" w:hAnsi="Tahoma" w:hint="eastAsia"/>
+          <w:kern w:val="0"/>
+          <w:sz w:val="22"/>
+        </w:rPr>
+        <w:t>不经意</w:t>
+      </w:r>
+      <w:r>
+        <w:rPr>
+          <w:rFonts w:ascii="Tahoma" w:eastAsia="微软雅黑" w:hAnsi="Tahoma" w:hint="eastAsia"/>
+          <w:kern w:val="0"/>
+          <w:sz w:val="22"/>
+        </w:rPr>
+        <w:t>加起来，一共</w:t>
+      </w:r>
+      <w:r>
+        <w:rPr>
+          <w:rFonts w:ascii="Tahoma" w:eastAsia="微软雅黑" w:hAnsi="Tahoma" w:hint="eastAsia"/>
+          <w:kern w:val="0"/>
+          <w:sz w:val="22"/>
+        </w:rPr>
+        <w:t>1</w:t>
+      </w:r>
+      <w:r>
+        <w:rPr>
+          <w:rFonts w:ascii="Tahoma" w:eastAsia="微软雅黑" w:hAnsi="Tahoma"/>
+          <w:kern w:val="0"/>
+          <w:sz w:val="22"/>
+        </w:rPr>
+        <w:t>0</w:t>
+      </w:r>
+      <w:r>
+        <w:rPr>
+          <w:rFonts w:ascii="Tahoma" w:eastAsia="微软雅黑" w:hAnsi="Tahoma" w:hint="eastAsia"/>
+          <w:kern w:val="0"/>
+          <w:sz w:val="22"/>
+        </w:rPr>
+        <w:t>个</w:t>
+      </w:r>
+      <w:r>
+        <w:rPr>
+          <w:rFonts w:ascii="Tahoma" w:eastAsia="微软雅黑" w:hAnsi="Tahoma" w:hint="eastAsia"/>
+          <w:kern w:val="0"/>
+          <w:sz w:val="22"/>
+        </w:rPr>
+        <w:t>gif</w:t>
+      </w:r>
+      <w:r>
+        <w:rPr>
+          <w:rFonts w:ascii="Tahoma" w:eastAsia="微软雅黑" w:hAnsi="Tahoma" w:hint="eastAsia"/>
+          <w:kern w:val="0"/>
+          <w:sz w:val="22"/>
+        </w:rPr>
+        <w:t>片段！</w:t>
+      </w:r>
+    </w:p>
+    <w:p>
+      <w:pPr>
+        <w:widowControl/>
+        <w:snapToGrid w:val="0"/>
+        <w:rPr>
+          <w:rFonts w:ascii="Tahoma" w:eastAsia="微软雅黑" w:hAnsi="Tahoma"/>
+          <w:kern w:val="0"/>
+          <w:sz w:val="22"/>
+        </w:rPr>
+      </w:pPr>
+      <w:r>
+        <w:rPr>
+          <w:rFonts w:ascii="Tahoma" w:eastAsia="微软雅黑" w:hAnsi="Tahoma" w:hint="eastAsia"/>
+          <w:kern w:val="0"/>
+          <w:sz w:val="22"/>
+        </w:rPr>
+        <w:t>如果随便设置一下，你就会发现你要配置的东西</w:t>
+      </w:r>
+      <w:r>
+        <w:rPr>
+          <w:rFonts w:ascii="Tahoma" w:eastAsia="微软雅黑" w:hAnsi="Tahoma" w:hint="eastAsia"/>
+          <w:kern w:val="0"/>
+          <w:sz w:val="22"/>
+        </w:rPr>
+        <w:t xml:space="preserve"> </w:t>
+      </w:r>
+      <w:r>
+        <w:rPr>
+          <w:rFonts w:ascii="Tahoma" w:eastAsia="微软雅黑" w:hAnsi="Tahoma" w:hint="eastAsia"/>
+          <w:kern w:val="0"/>
+          <w:sz w:val="22"/>
+        </w:rPr>
+        <w:t>呈指数级</w:t>
+      </w:r>
+      <w:r>
+        <w:rPr>
+          <w:rFonts w:ascii="Tahoma" w:eastAsia="微软雅黑" w:hAnsi="Tahoma" w:hint="eastAsia"/>
+          <w:kern w:val="0"/>
+          <w:sz w:val="22"/>
+        </w:rPr>
+        <w:t xml:space="preserve"> </w:t>
+      </w:r>
+      <w:r>
+        <w:rPr>
+          <w:rFonts w:ascii="Tahoma" w:eastAsia="微软雅黑" w:hAnsi="Tahoma" w:hint="eastAsia"/>
+          <w:kern w:val="0"/>
+          <w:sz w:val="22"/>
+        </w:rPr>
+        <w:t>增长。</w:t>
+      </w:r>
+    </w:p>
+    <w:p>
+      <w:pPr>
+        <w:widowControl/>
+        <w:snapToGrid w:val="0"/>
+        <w:rPr>
+          <w:rFonts w:ascii="Tahoma" w:eastAsia="微软雅黑" w:hAnsi="Tahoma"/>
+          <w:b/>
+          <w:kern w:val="0"/>
+          <w:sz w:val="22"/>
+        </w:rPr>
+      </w:pPr>
+      <w:r>
+        <w:rPr>
+          <w:rFonts w:ascii="Tahoma" w:eastAsia="微软雅黑" w:hAnsi="Tahoma" w:hint="eastAsia"/>
+          <w:b/>
+          <w:kern w:val="0"/>
+          <w:sz w:val="22"/>
+        </w:rPr>
+        <w:t>所以在最开始设计时，不要一拍脑袋就想把</w:t>
+      </w:r>
+      <w:r>
+        <w:rPr>
+          <w:rFonts w:ascii="Tahoma" w:eastAsia="微软雅黑" w:hAnsi="Tahoma" w:hint="eastAsia"/>
+          <w:b/>
+          <w:kern w:val="0"/>
+          <w:sz w:val="22"/>
+        </w:rPr>
+        <w:t xml:space="preserve"> </w:t>
+      </w:r>
+      <w:r>
+        <w:rPr>
+          <w:rFonts w:ascii="Tahoma" w:eastAsia="微软雅黑" w:hAnsi="Tahoma" w:hint="eastAsia"/>
+          <w:b/>
+          <w:kern w:val="0"/>
+          <w:sz w:val="22"/>
+        </w:rPr>
+        <w:t>点头、微笑、</w:t>
+      </w:r>
+      <w:r>
+        <w:rPr>
+          <w:rFonts w:ascii="Tahoma" w:eastAsia="微软雅黑" w:hAnsi="Tahoma" w:hint="eastAsia"/>
+          <w:b/>
+          <w:kern w:val="0"/>
+          <w:sz w:val="22"/>
+        </w:rPr>
+        <w:t>奔跑、跳跃、下蹲、格挡、轻攻击、重攻击、大招、防御</w:t>
+      </w:r>
+      <w:r>
+        <w:rPr>
+          <w:rFonts w:ascii="Tahoma" w:eastAsia="微软雅黑" w:hAnsi="Tahoma" w:hint="eastAsia"/>
+          <w:b/>
+          <w:kern w:val="0"/>
+          <w:sz w:val="22"/>
+        </w:rPr>
+        <w:t xml:space="preserve"> </w:t>
+      </w:r>
+      <w:r>
+        <w:rPr>
+          <w:rFonts w:ascii="Tahoma" w:eastAsia="微软雅黑" w:hAnsi="Tahoma" w:hint="eastAsia"/>
+          <w:b/>
+          <w:kern w:val="0"/>
+          <w:sz w:val="22"/>
+        </w:rPr>
+        <w:t>全部情况都考虑进来，工作量</w:t>
+      </w:r>
+      <w:r>
+        <w:rPr>
+          <w:rFonts w:ascii="Tahoma" w:eastAsia="微软雅黑" w:hAnsi="Tahoma" w:hint="eastAsia"/>
+          <w:b/>
+          <w:kern w:val="0"/>
+          <w:sz w:val="22"/>
+        </w:rPr>
+        <w:t>是非常恐怖</w:t>
+      </w:r>
+      <w:r>
+        <w:rPr>
+          <w:rFonts w:ascii="Tahoma" w:eastAsia="微软雅黑" w:hAnsi="Tahoma" w:hint="eastAsia"/>
+          <w:b/>
+          <w:kern w:val="0"/>
+          <w:sz w:val="22"/>
+        </w:rPr>
+        <w:t>的。</w:t>
+      </w:r>
+    </w:p>
+    <w:p>
+      <w:pPr>
+        <w:widowControl/>
+        <w:snapToGrid w:val="0"/>
+        <w:rPr>
+          <w:rFonts w:ascii="Tahoma" w:eastAsia="微软雅黑" w:hAnsi="Tahoma" w:hint="eastAsia"/>
+          <w:b/>
+          <w:kern w:val="0"/>
+          <w:sz w:val="22"/>
+        </w:rPr>
+      </w:pPr>
+    </w:p>
+    <w:p>
+      <w:pPr>
+        <w:widowControl/>
+        <w:snapToGrid w:val="0"/>
+        <w:rPr>
+          <w:rFonts w:ascii="Tahoma" w:eastAsia="微软雅黑" w:hAnsi="Tahoma" w:hint="eastAsia"/>
+          <w:bCs/>
+          <w:kern w:val="0"/>
+          <w:sz w:val="22"/>
+        </w:rPr>
+      </w:pPr>
+      <w:r>
+        <w:rPr>
+          <w:rFonts w:ascii="Tahoma" w:eastAsia="微软雅黑" w:hAnsi="Tahoma" w:hint="eastAsia"/>
+          <w:bCs/>
+          <w:kern w:val="0"/>
+          <w:sz w:val="22"/>
+        </w:rPr>
+        <w:t>所以，首先一定要想好要做几个状态元、几个动作元。</w:t>
+      </w:r>
+    </w:p>
+    <w:p>
+      <w:pPr>
+        <w:widowControl/>
+        <w:jc w:val="left"/>
+        <w:rPr>
+          <w:rFonts w:ascii="Tahoma" w:eastAsia="微软雅黑" w:hAnsi="Tahoma"/>
+          <w:kern w:val="0"/>
+          <w:sz w:val="22"/>
+        </w:rPr>
+      </w:pPr>
+      <w:r>
+        <w:rPr>
+          <w:rFonts w:ascii="Tahoma" w:eastAsia="微软雅黑" w:hAnsi="Tahoma"/>
+          <w:kern w:val="0"/>
+          <w:sz w:val="22"/>
+        </w:rPr>
+        <w:br w:type="page"/>
+      </w:r>
+    </w:p>
+    <w:p>
+      <w:pPr>
+        <w:pStyle w:val="3"/>
+        <w:rPr>
+          <w:sz w:val="28"/>
+        </w:rPr>
+      </w:pPr>
+      <w:r>
+        <w:rPr>
+          <w:sz w:val="28"/>
+        </w:rPr>
+        <w:lastRenderedPageBreak/>
+        <w:t>2</w:t>
+      </w:r>
+      <w:r>
+        <w:rPr>
+          <w:sz w:val="28"/>
+        </w:rPr>
+        <w:t>.</w:t>
+      </w:r>
+      <w:r>
+        <w:rPr>
+          <w:rFonts w:hint="eastAsia"/>
+          <w:sz w:val="28"/>
+        </w:rPr>
+        <w:t>起草资源</w:t>
+      </w:r>
+    </w:p>
+    <w:p>
+      <w:pPr>
+        <w:widowControl/>
+        <w:jc w:val="left"/>
+        <w:rPr>
+          <w:rFonts w:ascii="Tahoma" w:eastAsia="微软雅黑" w:hAnsi="Tahoma"/>
+          <w:kern w:val="0"/>
+          <w:sz w:val="22"/>
+        </w:rPr>
+      </w:pPr>
+      <w:r>
+        <w:rPr>
+          <w:rFonts w:ascii="Tahoma" w:eastAsia="微软雅黑" w:hAnsi="Tahoma" w:hint="eastAsia"/>
+          <w:color w:val="2E74B5" w:themeColor="accent1" w:themeShade="BF"/>
+          <w:kern w:val="0"/>
+          <w:sz w:val="22"/>
+        </w:rPr>
+        <w:t>你需要</w:t>
+      </w:r>
+      <w:r>
+        <w:rPr>
+          <w:rFonts w:ascii="Tahoma" w:eastAsia="微软雅黑" w:hAnsi="Tahoma" w:hint="eastAsia"/>
+          <w:color w:val="2E74B5" w:themeColor="accent1" w:themeShade="BF"/>
+          <w:kern w:val="0"/>
+          <w:sz w:val="22"/>
+        </w:rPr>
+        <w:t>在</w:t>
+      </w:r>
+      <w:r>
+        <w:rPr>
+          <w:rFonts w:ascii="Tahoma" w:eastAsia="微软雅黑" w:hAnsi="Tahoma" w:hint="eastAsia"/>
+          <w:color w:val="2E74B5" w:themeColor="accent1" w:themeShade="BF"/>
+          <w:kern w:val="0"/>
+          <w:sz w:val="22"/>
+        </w:rPr>
+        <w:t>G</w:t>
+      </w:r>
+      <w:r>
+        <w:rPr>
+          <w:rFonts w:ascii="Tahoma" w:eastAsia="微软雅黑" w:hAnsi="Tahoma"/>
+          <w:color w:val="2E74B5" w:themeColor="accent1" w:themeShade="BF"/>
+          <w:kern w:val="0"/>
+          <w:sz w:val="22"/>
+        </w:rPr>
+        <w:t>IF</w:t>
+      </w:r>
+      <w:r>
+        <w:rPr>
+          <w:rFonts w:ascii="Tahoma" w:eastAsia="微软雅黑" w:hAnsi="Tahoma" w:hint="eastAsia"/>
+          <w:color w:val="2E74B5" w:themeColor="accent1" w:themeShade="BF"/>
+          <w:kern w:val="0"/>
+          <w:sz w:val="22"/>
+        </w:rPr>
+        <w:t>动画序列</w:t>
+      </w:r>
+      <w:r>
+        <w:rPr>
+          <w:rFonts w:ascii="Tahoma" w:eastAsia="微软雅黑" w:hAnsi="Tahoma" w:hint="eastAsia"/>
+          <w:color w:val="2E74B5" w:themeColor="accent1" w:themeShade="BF"/>
+          <w:kern w:val="0"/>
+          <w:sz w:val="22"/>
+        </w:rPr>
+        <w:t>编辑器</w:t>
+      </w:r>
+      <w:r>
+        <w:rPr>
+          <w:rFonts w:ascii="Tahoma" w:eastAsia="微软雅黑" w:hAnsi="Tahoma" w:hint="eastAsia"/>
+          <w:color w:val="2E74B5" w:themeColor="accent1" w:themeShade="BF"/>
+          <w:kern w:val="0"/>
+          <w:sz w:val="22"/>
+        </w:rPr>
+        <w:t>中将目标动作</w:t>
+      </w:r>
+      <w:r>
+        <w:rPr>
+          <w:rFonts w:ascii="Tahoma" w:eastAsia="微软雅黑" w:hAnsi="Tahoma" w:hint="eastAsia"/>
+          <w:color w:val="2E74B5" w:themeColor="accent1" w:themeShade="BF"/>
+          <w:kern w:val="0"/>
+          <w:sz w:val="22"/>
+        </w:rPr>
+        <w:t>元、状态元</w:t>
+      </w:r>
+      <w:r>
+        <w:rPr>
+          <w:rFonts w:ascii="Tahoma" w:eastAsia="微软雅黑" w:hAnsi="Tahoma" w:hint="eastAsia"/>
+          <w:color w:val="2E74B5" w:themeColor="accent1" w:themeShade="BF"/>
+          <w:kern w:val="0"/>
+          <w:sz w:val="22"/>
+        </w:rPr>
+        <w:t>进行</w:t>
+      </w:r>
+      <w:r>
+        <w:rPr>
+          <w:rFonts w:ascii="Tahoma" w:eastAsia="微软雅黑" w:hAnsi="Tahoma" w:hint="eastAsia"/>
+          <w:color w:val="2E74B5" w:themeColor="accent1" w:themeShade="BF"/>
+          <w:kern w:val="0"/>
+          <w:sz w:val="22"/>
+        </w:rPr>
+        <w:t>设计</w:t>
+      </w:r>
+      <w:r>
+        <w:rPr>
+          <w:rFonts w:ascii="Tahoma" w:eastAsia="微软雅黑" w:hAnsi="Tahoma" w:hint="eastAsia"/>
+          <w:color w:val="2E74B5" w:themeColor="accent1" w:themeShade="BF"/>
+          <w:kern w:val="0"/>
+          <w:sz w:val="22"/>
+        </w:rPr>
+        <w:t>，</w:t>
+      </w:r>
+      <w:r>
+        <w:rPr>
+          <w:rFonts w:ascii="Tahoma" w:eastAsia="微软雅黑" w:hAnsi="Tahoma" w:hint="eastAsia"/>
+          <w:color w:val="2E74B5" w:themeColor="accent1" w:themeShade="BF"/>
+          <w:kern w:val="0"/>
+          <w:sz w:val="22"/>
+        </w:rPr>
+        <w:t>以准备给</w:t>
+      </w:r>
+      <w:r>
+        <w:rPr>
+          <w:rFonts w:ascii="Tahoma" w:eastAsia="微软雅黑" w:hAnsi="Tahoma" w:hint="eastAsia"/>
+          <w:color w:val="2E74B5" w:themeColor="accent1" w:themeShade="BF"/>
+          <w:kern w:val="0"/>
+          <w:sz w:val="22"/>
+        </w:rPr>
+        <w:t>插件调用</w:t>
+      </w:r>
+      <w:r>
+        <w:rPr>
+          <w:rFonts w:ascii="Tahoma" w:eastAsia="微软雅黑" w:hAnsi="Tahoma" w:hint="eastAsia"/>
+          <w:color w:val="2E74B5" w:themeColor="accent1" w:themeShade="BF"/>
+          <w:kern w:val="0"/>
+          <w:sz w:val="22"/>
+        </w:rPr>
+        <w:t>。</w:t>
+      </w:r>
+    </w:p>
+    <w:p>
+      <w:pPr>
+        <w:widowControl/>
+        <w:snapToGrid w:val="0"/>
+        <w:rPr>
+          <w:rFonts w:ascii="Tahoma" w:eastAsia="微软雅黑" w:hAnsi="Tahoma"/>
+          <w:kern w:val="0"/>
+          <w:sz w:val="22"/>
+        </w:rPr>
+      </w:pPr>
+      <w:r>
+        <w:rPr>
+          <w:rFonts w:ascii="Tahoma" w:eastAsia="微软雅黑" w:hAnsi="Tahoma" w:hint="eastAsia"/>
+          <w:kern w:val="0"/>
+          <w:sz w:val="22"/>
+        </w:rPr>
+        <w:t>具体介绍去</w:t>
+      </w:r>
+      <w:r>
+        <w:rPr>
+          <w:rFonts w:ascii="Tahoma" w:eastAsia="微软雅黑" w:hAnsi="Tahoma" w:hint="eastAsia"/>
+          <w:kern w:val="0"/>
+          <w:sz w:val="22"/>
+        </w:rPr>
+        <w:t>结合</w:t>
+      </w:r>
+      <w:r>
+        <w:rPr>
+          <w:rFonts w:ascii="Tahoma" w:eastAsia="微软雅黑" w:hAnsi="Tahoma" w:hint="eastAsia"/>
+          <w:kern w:val="0"/>
+          <w:sz w:val="22"/>
+        </w:rPr>
+        <w:t>“关于</w:t>
+      </w:r>
+      <w:r>
+        <w:rPr>
+          <w:rFonts w:ascii="Tahoma" w:eastAsia="微软雅黑" w:hAnsi="Tahoma" w:hint="eastAsia"/>
+          <w:kern w:val="0"/>
+          <w:sz w:val="22"/>
+        </w:rPr>
+        <w:t>GIF</w:t>
+      </w:r>
+      <w:r>
+        <w:rPr>
+          <w:rFonts w:ascii="Tahoma" w:eastAsia="微软雅黑" w:hAnsi="Tahoma" w:hint="eastAsia"/>
+          <w:kern w:val="0"/>
+          <w:sz w:val="22"/>
+        </w:rPr>
+        <w:t>动画序列</w:t>
+      </w:r>
+      <w:r>
+        <w:rPr>
+          <w:rFonts w:ascii="Tahoma" w:eastAsia="微软雅黑" w:hAnsi="Tahoma" w:hint="eastAsia"/>
+          <w:kern w:val="0"/>
+          <w:sz w:val="22"/>
+        </w:rPr>
+        <w:t>核心”</w:t>
+      </w:r>
+      <w:r>
+        <w:rPr>
+          <w:rFonts w:ascii="Tahoma" w:eastAsia="微软雅黑" w:hAnsi="Tahoma" w:hint="eastAsia"/>
+          <w:kern w:val="0"/>
+          <w:sz w:val="22"/>
+        </w:rPr>
+        <w:t>和</w:t>
+      </w:r>
+      <w:r>
+        <w:rPr>
+          <w:rFonts w:ascii="Tahoma" w:eastAsia="微软雅黑" w:hAnsi="Tahoma" w:hint="eastAsia"/>
+          <w:kern w:val="0"/>
+          <w:sz w:val="22"/>
+        </w:rPr>
+        <w:t>GIF</w:t>
+      </w:r>
+      <w:r>
+        <w:rPr>
+          <w:rFonts w:ascii="Tahoma" w:eastAsia="微软雅黑" w:hAnsi="Tahoma" w:hint="eastAsia"/>
+          <w:kern w:val="0"/>
+          <w:sz w:val="22"/>
+        </w:rPr>
+        <w:t>动画序列编辑器</w:t>
+      </w:r>
+      <w:r>
+        <w:rPr>
+          <w:rFonts w:ascii="Tahoma" w:eastAsia="微软雅黑" w:hAnsi="Tahoma" w:hint="eastAsia"/>
+          <w:kern w:val="0"/>
+          <w:sz w:val="22"/>
+        </w:rPr>
+        <w:t>。</w:t>
+      </w:r>
+    </w:p>
+    <w:p>
+      <w:pPr>
+        <w:widowControl/>
+        <w:snapToGrid w:val="0"/>
+        <w:rPr>
+          <w:rFonts w:ascii="Tahoma" w:eastAsia="微软雅黑" w:hAnsi="Tahoma"/>
+          <w:kern w:val="0"/>
+          <w:sz w:val="22"/>
+        </w:rPr>
+      </w:pPr>
+      <w:r>
+        <w:rPr>
+          <w:rFonts w:ascii="Tahoma" w:eastAsia="微软雅黑" w:hAnsi="Tahoma" w:hint="eastAsia"/>
+          <w:kern w:val="0"/>
+          <w:sz w:val="22"/>
+        </w:rPr>
+        <w:t>由于高级角色肖像插件中，分为</w:t>
+      </w:r>
+      <w:r>
+        <w:rPr>
+          <w:rFonts w:ascii="Tahoma" w:eastAsia="微软雅黑" w:hAnsi="Tahoma" w:hint="eastAsia"/>
+          <w:kern w:val="0"/>
+          <w:sz w:val="22"/>
+        </w:rPr>
+        <w:t xml:space="preserve"> </w:t>
+      </w:r>
+      <w:r>
+        <w:rPr>
+          <w:rFonts w:ascii="Tahoma" w:eastAsia="微软雅黑" w:hAnsi="Tahoma" w:hint="eastAsia"/>
+          <w:kern w:val="0"/>
+          <w:sz w:val="22"/>
+        </w:rPr>
+        <w:t>前视图</w:t>
+      </w:r>
+      <w:r>
+        <w:rPr>
+          <w:rFonts w:ascii="Tahoma" w:eastAsia="微软雅黑" w:hAnsi="Tahoma" w:hint="eastAsia"/>
+          <w:kern w:val="0"/>
+          <w:sz w:val="22"/>
+        </w:rPr>
+        <w:t xml:space="preserve"> </w:t>
+      </w:r>
+      <w:r>
+        <w:rPr>
+          <w:rFonts w:ascii="Tahoma" w:eastAsia="微软雅黑" w:hAnsi="Tahoma" w:hint="eastAsia"/>
+          <w:kern w:val="0"/>
+          <w:sz w:val="22"/>
+        </w:rPr>
+        <w:t>和</w:t>
+      </w:r>
+      <w:r>
+        <w:rPr>
+          <w:rFonts w:ascii="Tahoma" w:eastAsia="微软雅黑" w:hAnsi="Tahoma" w:hint="eastAsia"/>
+          <w:kern w:val="0"/>
+          <w:sz w:val="22"/>
+        </w:rPr>
+        <w:t xml:space="preserve"> </w:t>
+      </w:r>
+      <w:r>
+        <w:rPr>
+          <w:rFonts w:ascii="Tahoma" w:eastAsia="微软雅黑" w:hAnsi="Tahoma" w:hint="eastAsia"/>
+          <w:kern w:val="0"/>
+          <w:sz w:val="22"/>
+        </w:rPr>
+        <w:t>背景图，这两个都是</w:t>
+      </w:r>
+      <w:r>
+        <w:rPr>
+          <w:rFonts w:ascii="Tahoma" w:eastAsia="微软雅黑" w:hAnsi="Tahoma" w:hint="eastAsia"/>
+          <w:kern w:val="0"/>
+          <w:sz w:val="22"/>
+        </w:rPr>
+        <w:t>GIF</w:t>
+      </w:r>
+      <w:r>
+        <w:rPr>
+          <w:rFonts w:ascii="Tahoma" w:eastAsia="微软雅黑" w:hAnsi="Tahoma" w:hint="eastAsia"/>
+          <w:kern w:val="0"/>
+          <w:sz w:val="22"/>
+        </w:rPr>
+        <w:t>动画序列。</w:t>
+      </w:r>
+    </w:p>
+    <w:p>
+      <w:pPr>
+        <w:widowControl/>
+        <w:snapToGrid w:val="0"/>
+        <w:rPr>
+          <w:rFonts w:ascii="Tahoma" w:eastAsia="微软雅黑" w:hAnsi="Tahoma" w:hint="eastAsia"/>
+          <w:kern w:val="0"/>
+          <w:sz w:val="22"/>
+        </w:rPr>
+      </w:pPr>
+      <w:r>
+        <w:rPr>
+          <w:rFonts w:ascii="Tahoma" w:eastAsia="微软雅黑" w:hAnsi="Tahoma" w:hint="eastAsia"/>
+          <w:kern w:val="0"/>
+          <w:sz w:val="22"/>
+        </w:rPr>
+        <w:t>那么对应的，要在动画序列中，建立两个完整的肖像：</w:t>
+      </w:r>
+    </w:p>
+    <w:p>
+      <w:pPr>
+        <w:widowControl/>
         <w:jc w:val="center"/>
         <w:rPr>
-          <w:rFonts w:ascii="宋体" w:eastAsia="宋体" w:hAnsi="宋体" w:cs="宋体"/>
-          <w:kern w:val="0"/>
-          <w:sz w:val="24"/>
-          <w:szCs w:val="24"/>
-        </w:rPr>
-      </w:pPr>
-      <w:r>
-        <w:rPr>
-          <w:rFonts w:ascii="宋体" w:eastAsia="宋体" w:hAnsi="宋体" w:cs="宋体"/>
-          <w:noProof/>
-          <w:kern w:val="0"/>
-          <w:sz w:val="24"/>
-          <w:szCs w:val="24"/>
+          <w:rFonts w:ascii="Tahoma" w:eastAsia="微软雅黑" w:hAnsi="Tahoma"/>
+          <w:kern w:val="0"/>
+          <w:sz w:val="22"/>
+        </w:rPr>
+      </w:pPr>
+      <w:r>
+        <w:rPr>
+          <w:rFonts w:ascii="Tahoma" w:eastAsia="微软雅黑" w:hAnsi="Tahoma"/>
+          <w:kern w:val="0"/>
+          <w:sz w:val="22"/>
         </w:rPr>
         <w:drawing>
-          <wp:inline distT="0" distB="0" distL="0" distR="0" wp14:anchorId="731EC143" wp14:editId="0CC020AD">
-            <wp:extent cx="2813990" cy="1247775"/>
-            <wp:effectExtent l="0" t="0" r="5715" b="0"/>
-            <wp:docPr id="12" name="图片 12" descr="C:\Users\lenovo\AppData\Roaming\Tencent\Users\1355126171\QQ\WinTemp\RichOle\5$CQ4_U$0}5Z@MXBBQ1H[]S.png"/>
+          <wp:inline distT="0" distB="0" distL="0" distR="0" wp14:anchorId="4FAD9954" wp14:editId="33FFB557">
+            <wp:extent cx="2857500" cy="1141738"/>
+            <wp:effectExtent l="19050" t="19050" r="19050" b="20320"/>
+            <wp:docPr id="8" name="图片 8"/>
             <wp:cNvGraphicFramePr>
               <a:graphicFrameLocks xmlns:a="http://schemas.openxmlformats.org/drawingml/2006/main" noChangeAspect="1"/>
             </wp:cNvGraphicFramePr>
@@ -4413,7 +4422,7 @@
               <a:graphicData uri="http://schemas.openxmlformats.org/drawingml/2006/picture">
                 <pic:pic xmlns:pic="http://schemas.openxmlformats.org/drawingml/2006/picture">
                   <pic:nvPicPr>
-                    <pic:cNvPr id="0" name="Picture 28" descr="C:\Users\lenovo\AppData\Roaming\Tencent\Users\1355126171\QQ\WinTemp\RichOle\5$CQ4_U$0}5Z@MXBBQ1H[]S.png"/>
+                    <pic:cNvPr id="0" name="Picture 8"/>
                     <pic:cNvPicPr>
                       <a:picLocks noChangeAspect="1" noChangeArrowheads="1"/>
                     </pic:cNvPicPr>
@@ -4434,14 +4443,16 @@
                   <pic:spPr bwMode="auto">
                     <a:xfrm>
                       <a:off x="0" y="0"/>
-                      <a:ext cx="2868835" cy="1272094"/>
+                      <a:ext cx="2870705" cy="1147014"/>
                     </a:xfrm>
                     <a:prstGeom prst="rect">
                       <a:avLst/>
                     </a:prstGeom>
                     <a:noFill/>
                     <a:ln>
-                      <a:noFill/>
+                      <a:solidFill>
+                        <a:schemeClr val="tx1"/>
+                      </a:solidFill>
                     </a:ln>
                   </pic:spPr>
                 </pic:pic>
@@ -4454,30 +4465,49 @@
     <w:p>
       <w:pPr>
         <w:widowControl/>
+        <w:rPr>
+          <w:rFonts w:ascii="Tahoma" w:eastAsia="微软雅黑" w:hAnsi="Tahoma" w:hint="eastAsia"/>
+          <w:kern w:val="0"/>
+          <w:sz w:val="22"/>
+        </w:rPr>
+      </w:pPr>
+      <w:r>
+        <w:rPr>
+          <w:rFonts w:ascii="Tahoma" w:eastAsia="微软雅黑" w:hAnsi="Tahoma" w:hint="eastAsia"/>
+          <w:kern w:val="0"/>
+          <w:sz w:val="22"/>
+        </w:rPr>
+        <w:t>你也可以只设计肖像，不要背景。（背景动画序列设</w:t>
+      </w:r>
+      <w:r>
+        <w:rPr>
+          <w:rFonts w:ascii="Tahoma" w:eastAsia="微软雅黑" w:hAnsi="Tahoma" w:hint="eastAsia"/>
+          <w:kern w:val="0"/>
+          <w:sz w:val="22"/>
+        </w:rPr>
+        <w:t>0</w:t>
+      </w:r>
+      <w:r>
+        <w:rPr>
+          <w:rFonts w:ascii="Tahoma" w:eastAsia="微软雅黑" w:hAnsi="Tahoma" w:hint="eastAsia"/>
+          <w:kern w:val="0"/>
+          <w:sz w:val="22"/>
+        </w:rPr>
+        <w:t>即可）</w:t>
+      </w:r>
+    </w:p>
+    <w:p>
+      <w:pPr>
+        <w:widowControl/>
         <w:snapToGrid w:val="0"/>
         <w:jc w:val="left"/>
         <w:rPr>
-          <w:rFonts w:ascii="Tahoma" w:eastAsia="微软雅黑" w:hAnsi="Tahoma" w:hint="eastAsia"/>
-          <w:kern w:val="0"/>
-          <w:sz w:val="22"/>
-        </w:rPr>
-      </w:pPr>
-      <w:r>
-        <w:rPr>
-          <w:rFonts w:ascii="Tahoma" w:eastAsia="微软雅黑" w:hAnsi="Tahoma" w:hint="eastAsia"/>
-          <w:kern w:val="0"/>
-          <w:sz w:val="22"/>
-        </w:rPr>
-        <w:t>GIF</w:t>
-      </w:r>
-      <w:r>
-        <w:rPr>
-          <w:rFonts w:ascii="Tahoma" w:eastAsia="微软雅黑" w:hAnsi="Tahoma" w:hint="eastAsia"/>
-          <w:kern w:val="0"/>
-          <w:sz w:val="22"/>
-        </w:rPr>
-        <w:t>动作序列核心中对应了前视图的六个目标。</w:t>
-      </w:r>
+          <w:rFonts w:ascii="Tahoma" w:eastAsia="微软雅黑" w:hAnsi="Tahoma"/>
+          <w:b/>
+          <w:kern w:val="0"/>
+          <w:sz w:val="22"/>
+        </w:rPr>
+      </w:pPr>
     </w:p>
     <w:p>
       <w:pPr>
@@ -4496,8 +4526,75 @@
           <w:kern w:val="0"/>
           <w:sz w:val="22"/>
         </w:rPr>
-        <w:lastRenderedPageBreak/>
-        <w:t>这里，考虑到动作元之间存在优先级关系，红量子妹</w:t>
+        <w:t>实际上作者我只画了两个形象……其它都是</w:t>
+      </w:r>
+      <w:r>
+        <w:rPr>
+          <w:rFonts w:ascii="Tahoma" w:eastAsia="微软雅黑" w:hAnsi="Tahoma" w:hint="eastAsia"/>
+          <w:kern w:val="0"/>
+          <w:sz w:val="22"/>
+        </w:rPr>
+        <w:t>用</w:t>
+      </w:r>
+      <w:r>
+        <w:rPr>
+          <w:rFonts w:ascii="Tahoma" w:eastAsia="微软雅黑" w:hAnsi="Tahoma" w:hint="eastAsia"/>
+          <w:kern w:val="0"/>
+          <w:sz w:val="22"/>
+        </w:rPr>
+        <w:t>ps</w:t>
+      </w:r>
+      <w:r>
+        <w:rPr>
+          <w:rFonts w:ascii="Tahoma" w:eastAsia="微软雅黑" w:hAnsi="Tahoma" w:hint="eastAsia"/>
+          <w:kern w:val="0"/>
+          <w:sz w:val="22"/>
+        </w:rPr>
+        <w:t>稍微</w:t>
+      </w:r>
+      <w:r>
+        <w:rPr>
+          <w:rFonts w:ascii="Tahoma" w:eastAsia="微软雅黑" w:hAnsi="Tahoma" w:hint="eastAsia"/>
+          <w:kern w:val="0"/>
+          <w:sz w:val="22"/>
+        </w:rPr>
+        <w:t>变色的。（后面会慢慢加</w:t>
+      </w:r>
+      <w:r>
+        <w:rPr>
+          <w:rFonts w:ascii="Tahoma" w:eastAsia="微软雅黑" w:hAnsi="Tahoma" w:hint="eastAsia"/>
+          <w:kern w:val="0"/>
+          <w:sz w:val="22"/>
+        </w:rPr>
+        <w:t>吧……</w:t>
+      </w:r>
+      <w:r>
+        <w:rPr>
+          <w:rFonts w:ascii="Tahoma" w:eastAsia="微软雅黑" w:hAnsi="Tahoma" w:hint="eastAsia"/>
+          <w:kern w:val="0"/>
+          <w:sz w:val="22"/>
+        </w:rPr>
+        <w:t>）</w:t>
+      </w:r>
+    </w:p>
+    <w:p>
+      <w:pPr>
+        <w:widowControl/>
+        <w:snapToGrid w:val="0"/>
+        <w:jc w:val="left"/>
+        <w:rPr>
+          <w:rFonts w:ascii="Tahoma" w:eastAsia="微软雅黑" w:hAnsi="Tahoma"/>
+          <w:kern w:val="0"/>
+          <w:sz w:val="22"/>
+        </w:rPr>
+      </w:pPr>
+      <w:r>
+        <w:rPr>
+          <w:rFonts w:ascii="Tahoma" w:eastAsia="微软雅黑" w:hAnsi="Tahoma" w:hint="eastAsia"/>
+          <w:kern w:val="0"/>
+          <w:sz w:val="22"/>
+        </w:rPr>
+        <w:t>虚弱状态</w:t>
       </w:r>
       <w:r>
         <w:rPr>
@@ -4513,23 +4610,7 @@
           <w:kern w:val="0"/>
           <w:sz w:val="22"/>
         </w:rPr>
-        <w:t>的优先级</w:t>
-      </w:r>
-      <w:r>
-        <w:rPr>
-          <w:rFonts w:ascii="Tahoma" w:eastAsia="微软雅黑" w:hAnsi="Tahoma"/>
-          <w:kern w:val="0"/>
-          <w:sz w:val="22"/>
-        </w:rPr>
-        <w:t xml:space="preserve"> &gt; </w:t>
-      </w:r>
-      <w:r>
-        <w:rPr>
-          <w:rFonts w:ascii="Tahoma" w:eastAsia="微软雅黑" w:hAnsi="Tahoma" w:hint="eastAsia"/>
-          <w:kern w:val="0"/>
-          <w:sz w:val="22"/>
-        </w:rPr>
-        <w:t>量子妹</w:t>
+        <w:t>和</w:t>
       </w:r>
       <w:r>
         <w:rPr>
@@ -4545,27 +4626,7 @@
           <w:kern w:val="0"/>
           <w:sz w:val="22"/>
         </w:rPr>
-        <w:t>的优先级，</w:t>
-      </w:r>
-    </w:p>
-    <w:p>
-      <w:pPr>
-        <w:widowControl/>
-        <w:snapToGrid w:val="0"/>
-        <w:jc w:val="left"/>
-        <w:rPr>
-          <w:rFonts w:ascii="Tahoma" w:eastAsia="微软雅黑" w:hAnsi="Tahoma" w:hint="eastAsia"/>
-          <w:kern w:val="0"/>
-          <w:sz w:val="22"/>
-        </w:rPr>
-      </w:pPr>
-      <w:r>
-        <w:rPr>
-          <w:rFonts w:ascii="Tahoma" w:eastAsia="微软雅黑" w:hAnsi="Tahoma" w:hint="eastAsia"/>
-          <w:kern w:val="0"/>
-          <w:sz w:val="22"/>
-        </w:rPr>
-        <w:t>所以红量子妹设置了</w:t>
+        <w:t>受伤动作</w:t>
       </w:r>
       <w:r>
         <w:rPr>
@@ -4581,73 +4642,33 @@
           <w:kern w:val="0"/>
           <w:sz w:val="22"/>
         </w:rPr>
-        <w:t>状态元优先级</w:t>
-      </w:r>
-      <w:r>
-        <w:rPr>
-          <w:rFonts w:ascii="Tahoma" w:eastAsia="微软雅黑" w:hAnsi="Tahoma" w:hint="eastAsia"/>
-          <w:kern w:val="0"/>
-          <w:sz w:val="22"/>
-        </w:rPr>
-        <w:t>3</w:t>
-      </w:r>
-      <w:r>
-        <w:rPr>
-          <w:rFonts w:ascii="Tahoma" w:eastAsia="微软雅黑" w:hAnsi="Tahoma"/>
-          <w:kern w:val="0"/>
-          <w:sz w:val="22"/>
-        </w:rPr>
-        <w:t>0</w:t>
-      </w:r>
-      <w:r>
-        <w:rPr>
-          <w:rFonts w:ascii="Tahoma" w:eastAsia="微软雅黑" w:hAnsi="Tahoma" w:hint="eastAsia"/>
-          <w:kern w:val="0"/>
-          <w:sz w:val="22"/>
-        </w:rPr>
-        <w:t>，动作元优先级</w:t>
-      </w:r>
-      <w:r>
-        <w:rPr>
-          <w:rFonts w:ascii="Tahoma" w:eastAsia="微软雅黑" w:hAnsi="Tahoma"/>
-          <w:kern w:val="0"/>
-          <w:sz w:val="22"/>
-        </w:rPr>
-        <w:t>31</w:t>
-      </w:r>
-      <w:r>
-        <w:rPr>
-          <w:rFonts w:ascii="Tahoma" w:eastAsia="微软雅黑" w:hAnsi="Tahoma" w:hint="eastAsia"/>
-          <w:kern w:val="0"/>
-          <w:sz w:val="22"/>
-        </w:rPr>
-        <w:t>。</w:t>
-      </w:r>
-    </w:p>
-    <w:p>
-      <w:pPr>
-        <w:widowControl/>
+        <w:t>使用的是同一个资源……</w:t>
+      </w:r>
+    </w:p>
+    <w:p>
+      <w:pPr>
+        <w:widowControl/>
+        <w:snapToGrid w:val="0"/>
         <w:jc w:val="center"/>
         <w:rPr>
-          <w:rFonts w:ascii="宋体" w:eastAsia="宋体" w:hAnsi="宋体" w:cs="宋体" w:hint="eastAsia"/>
+          <w:rFonts w:ascii="Tahoma" w:eastAsia="微软雅黑" w:hAnsi="Tahoma"/>
+          <w:kern w:val="0"/>
+          <w:sz w:val="22"/>
+        </w:rPr>
+      </w:pPr>
+      <w:r>
+        <w:rPr>
+          <w:rFonts w:ascii="宋体" w:eastAsia="宋体" w:hAnsi="宋体" w:cs="宋体"/>
+          <w:noProof/>
           <w:kern w:val="0"/>
           <w:sz w:val="24"/>
           <w:szCs w:val="24"/>
         </w:rPr>
-      </w:pPr>
-      <w:r>
-        <w:rPr>
-          <w:rFonts w:ascii="宋体" w:eastAsia="宋体" w:hAnsi="宋体" w:cs="宋体"/>
-          <w:noProof/>
-          <w:kern w:val="0"/>
-          <w:sz w:val="24"/>
-          <w:szCs w:val="24"/>
-        </w:rPr>
         <w:drawing>
-          <wp:inline distT="0" distB="0" distL="0" distR="0" wp14:anchorId="45E4B036" wp14:editId="783CFB91">
-            <wp:extent cx="3686175" cy="1440180"/>
-            <wp:effectExtent l="0" t="0" r="9525" b="7620"/>
-            <wp:docPr id="14" name="图片 14" descr="C:\Users\lenovo\AppData\Roaming\Tencent\Users\1355126171\QQ\WinTemp\RichOle\0GCO0%`GOZ7ATA3GM`O5`82.png"/>
+          <wp:inline distT="0" distB="0" distL="0" distR="0" wp14:anchorId="4A3AE8B8" wp14:editId="6E8D7658">
+            <wp:extent cx="2952750" cy="1829420"/>
+            <wp:effectExtent l="19050" t="19050" r="19050" b="19050"/>
+            <wp:docPr id="13" name="图片 13" descr="C:\Users\lenovo\AppData\Roaming\Tencent\Users\1355126171\QQ\WinTemp\RichOle\N6D`2A~~Y)@IJ2_~4LCX$NO.png"/>
             <wp:cNvGraphicFramePr>
               <a:graphicFrameLocks xmlns:a="http://schemas.openxmlformats.org/drawingml/2006/main" noChangeAspect="1"/>
             </wp:cNvGraphicFramePr>
@@ -4655,7 +4676,7 @@
               <a:graphicData uri="http://schemas.openxmlformats.org/drawingml/2006/picture">
                 <pic:pic xmlns:pic="http://schemas.openxmlformats.org/drawingml/2006/picture">
                   <pic:nvPicPr>
-                    <pic:cNvPr id="0" name="Picture 32" descr="C:\Users\lenovo\AppData\Roaming\Tencent\Users\1355126171\QQ\WinTemp\RichOle\0GCO0%`GOZ7ATA3GM`O5`82.png"/>
+                    <pic:cNvPr id="0" name="Picture 30" descr="C:\Users\lenovo\AppData\Roaming\Tencent\Users\1355126171\QQ\WinTemp\RichOle\N6D`2A~~Y)@IJ2_~4LCX$NO.png"/>
                     <pic:cNvPicPr>
                       <a:picLocks noChangeAspect="1" noChangeArrowheads="1"/>
                     </pic:cNvPicPr>
@@ -4676,14 +4697,16 @@
                   <pic:spPr bwMode="auto">
                     <a:xfrm>
                       <a:off x="0" y="0"/>
-                      <a:ext cx="3695668" cy="1443889"/>
+                      <a:ext cx="2995301" cy="1855783"/>
                     </a:xfrm>
                     <a:prstGeom prst="rect">
                       <a:avLst/>
                     </a:prstGeom>
                     <a:noFill/>
                     <a:ln>
-                      <a:noFill/>
+                      <a:solidFill>
+                        <a:schemeClr val="tx1"/>
+                      </a:solidFill>
                     </a:ln>
                   </pic:spPr>
                 </pic:pic>
@@ -4699,18 +4722,275 @@
         <w:snapToGrid w:val="0"/>
         <w:jc w:val="left"/>
         <w:rPr>
-          <w:rFonts w:ascii="Tahoma" w:eastAsia="微软雅黑" w:hAnsi="Tahoma"/>
-          <w:kern w:val="0"/>
-          <w:sz w:val="22"/>
-        </w:rPr>
-      </w:pPr>
-      <w:r>
-        <w:rPr>
-          <w:rFonts w:ascii="Tahoma" w:eastAsia="微软雅黑" w:hAnsi="Tahoma" w:hint="eastAsia"/>
-          <w:kern w:val="0"/>
-          <w:sz w:val="22"/>
-        </w:rPr>
-        <w:t>这样可以</w:t>
+          <w:rFonts w:ascii="Tahoma" w:eastAsia="微软雅黑" w:hAnsi="Tahoma" w:hint="eastAsia"/>
+          <w:color w:val="0070C0"/>
+          <w:kern w:val="0"/>
+          <w:sz w:val="22"/>
+        </w:rPr>
+      </w:pPr>
+      <w:r>
+        <w:rPr>
+          <w:rFonts w:ascii="Tahoma" w:eastAsia="微软雅黑" w:hAnsi="Tahoma" w:hint="eastAsia"/>
+          <w:color w:val="0070C0"/>
+          <w:kern w:val="0"/>
+          <w:sz w:val="22"/>
+        </w:rPr>
+        <w:t>需要注意的是，导入的图片，要注意资源不重名。重名的资源在编辑器中会提示</w:t>
+      </w:r>
+      <w:r>
+        <w:rPr>
+          <w:rFonts w:ascii="Tahoma" w:eastAsia="微软雅黑" w:hAnsi="Tahoma" w:hint="eastAsia"/>
+          <w:color w:val="0070C0"/>
+          <w:kern w:val="0"/>
+          <w:sz w:val="22"/>
+        </w:rPr>
+        <w:t>，因为所有资源都会转到同一个文件夹中</w:t>
+      </w:r>
+      <w:r>
+        <w:rPr>
+          <w:rFonts w:ascii="Tahoma" w:eastAsia="微软雅黑" w:hAnsi="Tahoma" w:hint="eastAsia"/>
+          <w:color w:val="0070C0"/>
+          <w:kern w:val="0"/>
+          <w:sz w:val="22"/>
+        </w:rPr>
+        <w:t>。</w:t>
+      </w:r>
+    </w:p>
+    <w:p>
+      <w:pPr>
+        <w:widowControl/>
+        <w:snapToGrid w:val="0"/>
+        <w:jc w:val="left"/>
+        <w:rPr>
+          <w:rFonts w:ascii="Tahoma" w:eastAsia="微软雅黑" w:hAnsi="Tahoma"/>
+          <w:kern w:val="0"/>
+          <w:sz w:val="22"/>
+        </w:rPr>
+      </w:pPr>
+      <w:r>
+        <w:rPr>
+          <w:rFonts w:ascii="Tahoma" w:eastAsia="微软雅黑" w:hAnsi="Tahoma" w:hint="eastAsia"/>
+          <w:kern w:val="0"/>
+          <w:sz w:val="22"/>
+        </w:rPr>
+        <w:t>另外，通过</w:t>
+      </w:r>
+      <w:r>
+        <w:rPr>
+          <w:rFonts w:ascii="Tahoma" w:eastAsia="微软雅黑" w:hAnsi="Tahoma" w:hint="eastAsia"/>
+          <w:kern w:val="0"/>
+          <w:sz w:val="22"/>
+        </w:rPr>
+        <w:t>编辑器配置</w:t>
+      </w:r>
+      <w:r>
+        <w:rPr>
+          <w:rFonts w:ascii="Tahoma" w:eastAsia="微软雅黑" w:hAnsi="Tahoma" w:hint="eastAsia"/>
+          <w:kern w:val="0"/>
+          <w:sz w:val="22"/>
+        </w:rPr>
+        <w:t>好的</w:t>
+      </w:r>
+      <w:r>
+        <w:rPr>
+          <w:rFonts w:ascii="Tahoma" w:eastAsia="微软雅黑" w:hAnsi="Tahoma" w:hint="eastAsia"/>
+          <w:kern w:val="0"/>
+          <w:sz w:val="22"/>
+        </w:rPr>
+        <w:t>资源，</w:t>
+      </w:r>
+      <w:r>
+        <w:rPr>
+          <w:rFonts w:ascii="Tahoma" w:eastAsia="微软雅黑" w:hAnsi="Tahoma" w:hint="eastAsia"/>
+          <w:kern w:val="0"/>
+          <w:sz w:val="22"/>
+        </w:rPr>
+        <w:t>会自动将资源筛选并转移到</w:t>
+      </w:r>
+      <w:r>
+        <w:rPr>
+          <w:rFonts w:ascii="Tahoma" w:eastAsia="微软雅黑" w:hAnsi="Tahoma" w:hint="eastAsia"/>
+          <w:kern w:val="0"/>
+          <w:sz w:val="22"/>
+        </w:rPr>
+        <w:t>rmmv</w:t>
+      </w:r>
+      <w:r>
+        <w:rPr>
+          <w:rFonts w:ascii="Tahoma" w:eastAsia="微软雅黑" w:hAnsi="Tahoma" w:hint="eastAsia"/>
+          <w:kern w:val="0"/>
+          <w:sz w:val="22"/>
+        </w:rPr>
+        <w:t>工程的文件夹</w:t>
+      </w:r>
+    </w:p>
+    <w:p>
+      <w:pPr>
+        <w:widowControl/>
+        <w:snapToGrid w:val="0"/>
+        <w:jc w:val="left"/>
+        <w:rPr>
+          <w:rFonts w:ascii="Tahoma" w:eastAsia="微软雅黑" w:hAnsi="Tahoma" w:hint="eastAsia"/>
+          <w:kern w:val="0"/>
+          <w:sz w:val="22"/>
+        </w:rPr>
+      </w:pPr>
+      <w:r>
+        <w:rPr>
+          <w:rFonts w:ascii="Tahoma" w:eastAsia="微软雅黑" w:hAnsi="Tahoma"/>
+          <w:kern w:val="0"/>
+          <w:sz w:val="22"/>
+        </w:rPr>
+        <w:t>img/</w:t>
+      </w:r>
+      <w:r>
+        <w:rPr>
+          <w:rFonts w:ascii="Tahoma" w:eastAsia="微软雅黑" w:hAnsi="Tahoma"/>
+          <w:kern w:val="0"/>
+          <w:sz w:val="22"/>
+        </w:rPr>
+        <w:t>Special__actionSeq</w:t>
+      </w:r>
+      <w:r>
+        <w:rPr>
+          <w:rFonts w:ascii="Tahoma" w:eastAsia="微软雅黑" w:hAnsi="Tahoma" w:hint="eastAsia"/>
+          <w:kern w:val="0"/>
+          <w:sz w:val="22"/>
+        </w:rPr>
+        <w:t>中，不需要对这个文件夹作多余操作。</w:t>
+      </w:r>
+    </w:p>
+    <w:p>
+      <w:pPr>
+        <w:widowControl/>
+        <w:snapToGrid w:val="0"/>
+        <w:jc w:val="left"/>
+        <w:rPr>
+          <w:rFonts w:ascii="Tahoma" w:eastAsia="微软雅黑" w:hAnsi="Tahoma" w:hint="eastAsia"/>
+          <w:kern w:val="0"/>
+          <w:sz w:val="22"/>
+        </w:rPr>
+      </w:pPr>
+      <w:r>
+        <w:rPr>
+          <w:rFonts w:ascii="Tahoma" w:eastAsia="微软雅黑" w:hAnsi="Tahoma"/>
+          <w:kern w:val="0"/>
+          <w:sz w:val="22"/>
+        </w:rPr>
+        <w:br w:type="page"/>
+      </w:r>
+    </w:p>
+    <w:p>
+      <w:pPr>
+        <w:pStyle w:val="3"/>
+        <w:rPr>
+          <w:rFonts w:hint="eastAsia"/>
+          <w:sz w:val="28"/>
+        </w:rPr>
+      </w:pPr>
+      <w:r>
+        <w:rPr>
+          <w:sz w:val="28"/>
+        </w:rPr>
+        <w:lastRenderedPageBreak/>
+        <w:t>3</w:t>
+      </w:r>
+      <w:r>
+        <w:rPr>
+          <w:sz w:val="28"/>
+        </w:rPr>
+        <w:t>.</w:t>
+      </w:r>
+      <w:r>
+        <w:rPr>
+          <w:rFonts w:hint="eastAsia"/>
+          <w:sz w:val="28"/>
+        </w:rPr>
+        <w:t>配置资源</w:t>
+      </w:r>
+    </w:p>
+    <w:p>
+      <w:pPr>
+        <w:widowControl/>
+        <w:jc w:val="left"/>
+        <w:rPr>
+          <w:rFonts w:ascii="Tahoma" w:eastAsia="微软雅黑" w:hAnsi="Tahoma" w:hint="eastAsia"/>
+          <w:b/>
+          <w:kern w:val="0"/>
+          <w:sz w:val="22"/>
+        </w:rPr>
+      </w:pPr>
+      <w:r>
+        <w:rPr>
+          <w:rFonts w:ascii="Tahoma" w:eastAsia="微软雅黑" w:hAnsi="Tahoma"/>
+          <w:b/>
+          <w:kern w:val="0"/>
+          <w:sz w:val="22"/>
+        </w:rPr>
+        <w:t>1</w:t>
+      </w:r>
+      <w:r>
+        <w:rPr>
+          <w:rFonts w:ascii="Tahoma" w:eastAsia="微软雅黑" w:hAnsi="Tahoma" w:hint="eastAsia"/>
+          <w:b/>
+          <w:kern w:val="0"/>
+          <w:sz w:val="22"/>
+        </w:rPr>
+        <w:t>）</w:t>
+      </w:r>
+      <w:r>
+        <w:rPr>
+          <w:rFonts w:ascii="Tahoma" w:eastAsia="微软雅黑" w:hAnsi="Tahoma" w:hint="eastAsia"/>
+          <w:b/>
+          <w:kern w:val="0"/>
+          <w:sz w:val="22"/>
+        </w:rPr>
+        <w:t>前视</w:t>
+      </w:r>
+      <w:r>
+        <w:rPr>
+          <w:rFonts w:ascii="Tahoma" w:eastAsia="微软雅黑" w:hAnsi="Tahoma" w:hint="eastAsia"/>
+          <w:b/>
+          <w:kern w:val="0"/>
+          <w:sz w:val="22"/>
+        </w:rPr>
+        <w:t>图</w:t>
+      </w:r>
+    </w:p>
+    <w:p>
+      <w:pPr>
+        <w:widowControl/>
+        <w:snapToGrid w:val="0"/>
+        <w:jc w:val="left"/>
+        <w:rPr>
+          <w:rFonts w:ascii="Tahoma" w:eastAsia="微软雅黑" w:hAnsi="Tahoma"/>
+          <w:kern w:val="0"/>
+          <w:sz w:val="22"/>
+        </w:rPr>
+      </w:pPr>
+      <w:r>
+        <w:rPr>
+          <w:rFonts w:ascii="Tahoma" w:eastAsia="微软雅黑" w:hAnsi="Tahoma" w:hint="eastAsia"/>
+          <w:kern w:val="0"/>
+          <w:sz w:val="22"/>
+        </w:rPr>
+        <w:t>状态元</w:t>
+      </w:r>
+      <w:r>
+        <w:rPr>
+          <w:rFonts w:ascii="Tahoma" w:eastAsia="微软雅黑" w:hAnsi="Tahoma" w:hint="eastAsia"/>
+          <w:kern w:val="0"/>
+          <w:sz w:val="22"/>
+        </w:rPr>
+        <w:t>编号</w:t>
+      </w:r>
+      <w:r>
+        <w:rPr>
+          <w:rFonts w:ascii="Tahoma" w:eastAsia="微软雅黑" w:hAnsi="Tahoma" w:hint="eastAsia"/>
+          <w:kern w:val="0"/>
+          <w:sz w:val="22"/>
+        </w:rPr>
+        <w:t>和动作元编号</w:t>
       </w:r>
       <w:r>
         <w:rPr>
@@ -4726,7 +5006,7 @@
           <w:kern w:val="0"/>
           <w:sz w:val="22"/>
         </w:rPr>
-        <w:t>避免</w:t>
+        <w:t>没有先后顺序关系，因为调用是通过</w:t>
       </w:r>
       <w:r>
         <w:rPr>
@@ -4742,7 +5022,7 @@
           <w:kern w:val="0"/>
           <w:sz w:val="22"/>
         </w:rPr>
-        <w:t>红量子妹状态时误播放</w:t>
+        <w:t>名称</w:t>
       </w:r>
       <w:r>
         <w:rPr>
@@ -4754,314 +5034,11 @@
       </w:r>
       <w:r>
         <w:rPr>
-          <w:rFonts w:ascii="Tahoma" w:eastAsia="微软雅黑" w:hAnsi="Tahoma"/>
-          <w:kern w:val="0"/>
-          <w:sz w:val="22"/>
-        </w:rPr>
-        <w:t>(</w:t>
-      </w:r>
-      <w:r>
-        <w:rPr>
-          <w:rFonts w:ascii="Tahoma" w:eastAsia="微软雅黑" w:hAnsi="Tahoma" w:hint="eastAsia"/>
-          <w:kern w:val="0"/>
-          <w:sz w:val="22"/>
-        </w:rPr>
-        <w:t>蓝</w:t>
-      </w:r>
-      <w:r>
-        <w:rPr>
-          <w:rFonts w:ascii="Tahoma" w:eastAsia="微软雅黑" w:hAnsi="Tahoma"/>
-          <w:kern w:val="0"/>
-          <w:sz w:val="22"/>
-        </w:rPr>
-        <w:t>)</w:t>
-      </w:r>
-      <w:r>
-        <w:rPr>
-          <w:rFonts w:ascii="Tahoma" w:eastAsia="微软雅黑" w:hAnsi="Tahoma" w:hint="eastAsia"/>
-          <w:kern w:val="0"/>
-          <w:sz w:val="22"/>
-        </w:rPr>
-        <w:t>量子妹受伤</w:t>
-      </w:r>
-      <w:r>
-        <w:rPr>
-          <w:rFonts w:ascii="Tahoma" w:eastAsia="微软雅黑" w:hAnsi="Tahoma" w:hint="eastAsia"/>
-          <w:kern w:val="0"/>
-          <w:sz w:val="22"/>
-        </w:rPr>
-        <w:t xml:space="preserve"> </w:t>
-      </w:r>
-      <w:r>
-        <w:rPr>
-          <w:rFonts w:ascii="Tahoma" w:eastAsia="微软雅黑" w:hAnsi="Tahoma" w:hint="eastAsia"/>
-          <w:kern w:val="0"/>
-          <w:sz w:val="22"/>
-        </w:rPr>
-        <w:t>的动作。</w:t>
-      </w:r>
-    </w:p>
-    <w:p>
-      <w:pPr>
-        <w:widowControl/>
-        <w:snapToGrid w:val="0"/>
-        <w:jc w:val="left"/>
-        <w:rPr>
-          <w:rFonts w:ascii="Tahoma" w:eastAsia="微软雅黑" w:hAnsi="Tahoma" w:hint="eastAsia"/>
-          <w:kern w:val="0"/>
-          <w:sz w:val="22"/>
-        </w:rPr>
-      </w:pPr>
-    </w:p>
-    <w:p>
-      <w:pPr>
-        <w:widowControl/>
-        <w:jc w:val="left"/>
-        <w:rPr>
-          <w:rFonts w:ascii="Tahoma" w:eastAsia="微软雅黑" w:hAnsi="Tahoma"/>
-          <w:b/>
-          <w:kern w:val="0"/>
-          <w:sz w:val="22"/>
-        </w:rPr>
-      </w:pPr>
-      <w:r>
-        <w:rPr>
-          <w:rFonts w:ascii="Tahoma" w:eastAsia="微软雅黑" w:hAnsi="Tahoma"/>
-          <w:b/>
-          <w:kern w:val="0"/>
-          <w:sz w:val="22"/>
-        </w:rPr>
-        <w:t>2</w:t>
-      </w:r>
-      <w:r>
-        <w:rPr>
-          <w:rFonts w:ascii="Tahoma" w:eastAsia="微软雅黑" w:hAnsi="Tahoma" w:hint="eastAsia"/>
-          <w:b/>
-          <w:kern w:val="0"/>
-          <w:sz w:val="22"/>
-        </w:rPr>
-        <w:t>）</w:t>
-      </w:r>
-      <w:r>
-        <w:rPr>
-          <w:rFonts w:ascii="Tahoma" w:eastAsia="微软雅黑" w:hAnsi="Tahoma" w:hint="eastAsia"/>
-          <w:b/>
-          <w:kern w:val="0"/>
-          <w:sz w:val="22"/>
-        </w:rPr>
-        <w:t>背景图</w:t>
-      </w:r>
-    </w:p>
-    <w:p>
-      <w:pPr>
-        <w:widowControl/>
-        <w:snapToGrid w:val="0"/>
-        <w:jc w:val="left"/>
-        <w:rPr>
-          <w:rFonts w:ascii="Tahoma" w:eastAsia="微软雅黑" w:hAnsi="Tahoma"/>
-          <w:kern w:val="0"/>
-          <w:sz w:val="22"/>
-        </w:rPr>
-      </w:pPr>
-      <w:r>
-        <w:rPr>
-          <w:rFonts w:ascii="Tahoma" w:eastAsia="微软雅黑" w:hAnsi="Tahoma" w:hint="eastAsia"/>
-          <w:kern w:val="0"/>
-          <w:sz w:val="22"/>
-        </w:rPr>
-        <w:t>背景图有</w:t>
-      </w:r>
-      <w:r>
-        <w:rPr>
-          <w:rFonts w:ascii="Tahoma" w:eastAsia="微软雅黑" w:hAnsi="Tahoma" w:hint="eastAsia"/>
-          <w:kern w:val="0"/>
-          <w:sz w:val="22"/>
-        </w:rPr>
-        <w:t>4</w:t>
-      </w:r>
-      <w:r>
-        <w:rPr>
-          <w:rFonts w:ascii="Tahoma" w:eastAsia="微软雅黑" w:hAnsi="Tahoma" w:hint="eastAsia"/>
-          <w:kern w:val="0"/>
-          <w:sz w:val="22"/>
-        </w:rPr>
-        <w:t>个配置。</w:t>
-      </w:r>
-    </w:p>
-    <w:p>
-      <w:pPr>
-        <w:widowControl/>
-        <w:snapToGrid w:val="0"/>
-        <w:jc w:val="left"/>
-        <w:rPr>
-          <w:rFonts w:ascii="Tahoma" w:eastAsia="微软雅黑" w:hAnsi="Tahoma"/>
-          <w:kern w:val="0"/>
-          <w:sz w:val="22"/>
-        </w:rPr>
-      </w:pPr>
-      <w:r>
-        <w:rPr>
-          <w:rFonts w:ascii="Tahoma" w:eastAsia="微软雅黑" w:hAnsi="Tahoma" w:hint="eastAsia"/>
-          <w:kern w:val="0"/>
-          <w:sz w:val="22"/>
-        </w:rPr>
-        <w:t>注意，这里状态元命名最好不要和之前立绘的状态元重名了。</w:t>
-      </w:r>
-    </w:p>
-    <w:p>
-      <w:pPr>
-        <w:widowControl/>
-        <w:snapToGrid w:val="0"/>
-        <w:jc w:val="left"/>
-        <w:rPr>
-          <w:rFonts w:ascii="Tahoma" w:eastAsia="微软雅黑" w:hAnsi="Tahoma" w:hint="eastAsia"/>
-          <w:kern w:val="0"/>
-          <w:sz w:val="22"/>
-        </w:rPr>
-      </w:pPr>
-      <w:r>
-        <w:rPr>
-          <w:rFonts w:ascii="Tahoma" w:eastAsia="微软雅黑" w:hAnsi="Tahoma" w:hint="eastAsia"/>
-          <w:kern w:val="0"/>
-          <w:sz w:val="22"/>
-        </w:rPr>
-        <w:t>（立绘叫</w:t>
-      </w:r>
-      <w:r>
-        <w:rPr>
-          <w:rFonts w:ascii="Tahoma" w:eastAsia="微软雅黑" w:hAnsi="Tahoma" w:hint="eastAsia"/>
-          <w:kern w:val="0"/>
-          <w:sz w:val="22"/>
-        </w:rPr>
-        <w:t xml:space="preserve"> </w:t>
-      </w:r>
-      <w:r>
-        <w:rPr>
-          <w:rFonts w:ascii="Tahoma" w:eastAsia="微软雅黑" w:hAnsi="Tahoma"/>
-          <w:kern w:val="0"/>
-          <w:sz w:val="22"/>
-        </w:rPr>
-        <w:t>”</w:t>
-      </w:r>
-      <w:r>
-        <w:rPr>
-          <w:rFonts w:ascii="Tahoma" w:eastAsia="微软雅黑" w:hAnsi="Tahoma" w:hint="eastAsia"/>
-          <w:kern w:val="0"/>
-          <w:sz w:val="22"/>
-        </w:rPr>
-        <w:t>量子妹静止</w:t>
-      </w:r>
-      <w:r>
-        <w:rPr>
-          <w:rFonts w:ascii="Tahoma" w:eastAsia="微软雅黑" w:hAnsi="Tahoma"/>
-          <w:kern w:val="0"/>
-          <w:sz w:val="22"/>
-        </w:rPr>
-        <w:t>”</w:t>
-      </w:r>
-      <w:r>
-        <w:rPr>
-          <w:rFonts w:ascii="Tahoma" w:eastAsia="微软雅黑" w:hAnsi="Tahoma" w:hint="eastAsia"/>
-          <w:kern w:val="0"/>
-          <w:sz w:val="22"/>
-        </w:rPr>
-        <w:t>，</w:t>
-      </w:r>
-      <w:r>
-        <w:rPr>
-          <w:rFonts w:ascii="Tahoma" w:eastAsia="微软雅黑" w:hAnsi="Tahoma" w:hint="eastAsia"/>
-          <w:kern w:val="0"/>
-          <w:sz w:val="22"/>
-        </w:rPr>
-        <w:t xml:space="preserve"> </w:t>
-      </w:r>
-      <w:r>
-        <w:rPr>
-          <w:rFonts w:ascii="Tahoma" w:eastAsia="微软雅黑" w:hAnsi="Tahoma" w:hint="eastAsia"/>
-          <w:kern w:val="0"/>
-          <w:sz w:val="22"/>
-        </w:rPr>
-        <w:t>背景叫</w:t>
-      </w:r>
-      <w:r>
-        <w:rPr>
-          <w:rFonts w:ascii="Tahoma" w:eastAsia="微软雅黑" w:hAnsi="Tahoma" w:hint="eastAsia"/>
-          <w:kern w:val="0"/>
-          <w:sz w:val="22"/>
-        </w:rPr>
-        <w:t xml:space="preserve"> </w:t>
-      </w:r>
-      <w:r>
-        <w:rPr>
-          <w:rFonts w:ascii="Tahoma" w:eastAsia="微软雅黑" w:hAnsi="Tahoma"/>
-          <w:kern w:val="0"/>
-          <w:sz w:val="22"/>
-        </w:rPr>
-        <w:t>”</w:t>
-      </w:r>
-      <w:r>
-        <w:rPr>
-          <w:rFonts w:ascii="Tahoma" w:eastAsia="微软雅黑" w:hAnsi="Tahoma" w:hint="eastAsia"/>
-          <w:kern w:val="0"/>
-          <w:sz w:val="22"/>
-        </w:rPr>
-        <w:t>量子妹背景</w:t>
-      </w:r>
-      <w:r>
-        <w:rPr>
-          <w:rFonts w:ascii="Tahoma" w:eastAsia="微软雅黑" w:hAnsi="Tahoma"/>
-          <w:kern w:val="0"/>
-          <w:sz w:val="22"/>
-        </w:rPr>
-        <w:t>(</w:t>
-      </w:r>
-      <w:r>
-        <w:rPr>
-          <w:rFonts w:ascii="Tahoma" w:eastAsia="微软雅黑" w:hAnsi="Tahoma" w:hint="eastAsia"/>
-          <w:kern w:val="0"/>
-          <w:sz w:val="22"/>
-        </w:rPr>
-        <w:t>静止</w:t>
-      </w:r>
-      <w:r>
-        <w:rPr>
-          <w:rFonts w:ascii="Tahoma" w:eastAsia="微软雅黑" w:hAnsi="Tahoma"/>
-          <w:kern w:val="0"/>
-          <w:sz w:val="22"/>
-        </w:rPr>
-        <w:t>)</w:t>
-      </w:r>
-      <w:r>
-        <w:rPr>
-          <w:rFonts w:ascii="Tahoma" w:eastAsia="微软雅黑" w:hAnsi="Tahoma"/>
-          <w:kern w:val="0"/>
-          <w:sz w:val="22"/>
-        </w:rPr>
-        <w:t xml:space="preserve"> </w:t>
-      </w:r>
-      <w:r>
-        <w:rPr>
-          <w:rFonts w:ascii="Tahoma" w:eastAsia="微软雅黑" w:hAnsi="Tahoma"/>
-          <w:kern w:val="0"/>
-          <w:sz w:val="22"/>
-        </w:rPr>
-        <w:t>”</w:t>
-      </w:r>
-      <w:r>
-        <w:rPr>
-          <w:rFonts w:ascii="Tahoma" w:eastAsia="微软雅黑" w:hAnsi="Tahoma"/>
-          <w:kern w:val="0"/>
-          <w:sz w:val="22"/>
-        </w:rPr>
-        <w:t xml:space="preserve"> </w:t>
-      </w:r>
-      <w:r>
-        <w:rPr>
-          <w:rFonts w:ascii="Tahoma" w:eastAsia="微软雅黑" w:hAnsi="Tahoma" w:hint="eastAsia"/>
-          <w:kern w:val="0"/>
-          <w:sz w:val="22"/>
-        </w:rPr>
-        <w:t>）</w:t>
+          <w:rFonts w:ascii="Tahoma" w:eastAsia="微软雅黑" w:hAnsi="Tahoma" w:hint="eastAsia"/>
+          <w:kern w:val="0"/>
+          <w:sz w:val="22"/>
+        </w:rPr>
+        <w:t>进行调取的。</w:t>
       </w:r>
     </w:p>
     <w:p>
@@ -5084,10 +5061,10 @@
           <w:szCs w:val="24"/>
         </w:rPr>
         <w:drawing>
-          <wp:inline distT="0" distB="0" distL="0" distR="0" wp14:anchorId="45CA08BD" wp14:editId="3CF02EFE">
-            <wp:extent cx="3962400" cy="1761067"/>
-            <wp:effectExtent l="0" t="0" r="0" b="0"/>
-            <wp:docPr id="16" name="图片 16" descr="C:\Users\lenovo\AppData\Roaming\Tencent\Users\1355126171\QQ\WinTemp\RichOle\FKQE(2TF07YWWP[XXQMU`_B.png"/>
+          <wp:inline distT="0" distB="0" distL="0" distR="0" wp14:anchorId="03D6E8DB" wp14:editId="66AFD965">
+            <wp:extent cx="1674149" cy="1698625"/>
+            <wp:effectExtent l="19050" t="19050" r="21590" b="15875"/>
+            <wp:docPr id="10" name="图片 10"/>
             <wp:cNvGraphicFramePr>
               <a:graphicFrameLocks xmlns:a="http://schemas.openxmlformats.org/drawingml/2006/main" noChangeAspect="1"/>
             </wp:cNvGraphicFramePr>
@@ -5095,7 +5072,7 @@
               <a:graphicData uri="http://schemas.openxmlformats.org/drawingml/2006/picture">
                 <pic:pic xmlns:pic="http://schemas.openxmlformats.org/drawingml/2006/picture">
                   <pic:nvPicPr>
-                    <pic:cNvPr id="0" name="Picture 36" descr="C:\Users\lenovo\AppData\Roaming\Tencent\Users\1355126171\QQ\WinTemp\RichOle\FKQE(2TF07YWWP[XXQMU`_B.png"/>
+                    <pic:cNvPr id="0" name="Picture 10"/>
                     <pic:cNvPicPr>
                       <a:picLocks noChangeAspect="1" noChangeArrowheads="1"/>
                     </pic:cNvPicPr>
@@ -5116,14 +5093,16 @@
                   <pic:spPr bwMode="auto">
                     <a:xfrm>
                       <a:off x="0" y="0"/>
-                      <a:ext cx="3969034" cy="1764015"/>
+                      <a:ext cx="1686633" cy="1711292"/>
                     </a:xfrm>
                     <a:prstGeom prst="rect">
                       <a:avLst/>
                     </a:prstGeom>
                     <a:noFill/>
                     <a:ln>
-                      <a:noFill/>
+                      <a:solidFill>
+                        <a:schemeClr val="tx1"/>
+                      </a:solidFill>
                     </a:ln>
                   </pic:spPr>
                 </pic:pic>
@@ -5132,18 +5111,15 @@
           </wp:inline>
         </w:drawing>
       </w:r>
-    </w:p>
-    <w:p>
-      <w:pPr>
-        <w:widowControl/>
-        <w:jc w:val="center"/>
-        <w:rPr>
-          <w:rFonts w:ascii="宋体" w:eastAsia="宋体" w:hAnsi="宋体" w:cs="宋体" w:hint="eastAsia"/>
+      <w:r>
+        <w:rPr>
+          <w:rFonts w:ascii="宋体" w:eastAsia="宋体" w:hAnsi="宋体" w:cs="宋体"/>
           <w:kern w:val="0"/>
           <w:sz w:val="24"/>
           <w:szCs w:val="24"/>
         </w:rPr>
-      </w:pPr>
+        <w:t xml:space="preserve"> </w:t>
+      </w:r>
       <w:r>
         <w:rPr>
           <w:rFonts w:ascii="宋体" w:eastAsia="宋体" w:hAnsi="宋体" w:cs="宋体"/>
@@ -5153,10 +5129,10 @@
           <w:szCs w:val="24"/>
         </w:rPr>
         <w:drawing>
-          <wp:inline distT="0" distB="0" distL="0" distR="0" wp14:anchorId="7B06111D" wp14:editId="54EB6257">
-            <wp:extent cx="3952875" cy="1098021"/>
-            <wp:effectExtent l="0" t="0" r="0" b="6985"/>
-            <wp:docPr id="17" name="图片 17" descr="C:\Users\lenovo\AppData\Roaming\Tencent\Users\1355126171\QQ\WinTemp\RichOle\O09Y[A]]W)@3[]S(J7GJRLE.png"/>
+          <wp:inline distT="0" distB="0" distL="0" distR="0" wp14:anchorId="2B0C32A8" wp14:editId="534BFB41">
+            <wp:extent cx="2598420" cy="1703975"/>
+            <wp:effectExtent l="0" t="0" r="0" b="0"/>
+            <wp:docPr id="11" name="图片 11" descr="C:\Users\lenovo\AppData\Roaming\Tencent\Users\1355126171\QQ\WinTemp\RichOle\142G@6@}F_VF50}PA}4CY3J.png"/>
             <wp:cNvGraphicFramePr>
               <a:graphicFrameLocks xmlns:a="http://schemas.openxmlformats.org/drawingml/2006/main" noChangeAspect="1"/>
             </wp:cNvGraphicFramePr>
@@ -5164,7 +5140,7 @@
               <a:graphicData uri="http://schemas.openxmlformats.org/drawingml/2006/picture">
                 <pic:pic xmlns:pic="http://schemas.openxmlformats.org/drawingml/2006/picture">
                   <pic:nvPicPr>
-                    <pic:cNvPr id="0" name="Picture 38" descr="C:\Users\lenovo\AppData\Roaming\Tencent\Users\1355126171\QQ\WinTemp\RichOle\O09Y[A]]W)@3[]S(J7GJRLE.png"/>
+                    <pic:cNvPr id="0" name="Picture 26" descr="C:\Users\lenovo\AppData\Roaming\Tencent\Users\1355126171\QQ\WinTemp\RichOle\142G@6@}F_VF50}PA}4CY3J.png"/>
                     <pic:cNvPicPr>
                       <a:picLocks noChangeAspect="1" noChangeArrowheads="1"/>
                     </pic:cNvPicPr>
@@ -5185,7 +5161,7 @@
                   <pic:spPr bwMode="auto">
                     <a:xfrm>
                       <a:off x="0" y="0"/>
-                      <a:ext cx="3958913" cy="1099698"/>
+                      <a:ext cx="2633766" cy="1727154"/>
                     </a:xfrm>
                     <a:prstGeom prst="rect">
                       <a:avLst/>
@@ -5205,6 +5181,19 @@
     <w:p>
       <w:pPr>
         <w:widowControl/>
+        <w:snapToGrid w:val="0"/>
+        <w:rPr>
+          <w:rFonts w:ascii="宋体" w:eastAsia="宋体" w:hAnsi="宋体" w:cs="宋体" w:hint="eastAsia"/>
+          <w:kern w:val="0"/>
+          <w:sz w:val="24"/>
+          <w:szCs w:val="24"/>
+        </w:rPr>
+      </w:pPr>
+    </w:p>
+    <w:p>
+      <w:pPr>
+        <w:widowControl/>
+        <w:snapToGrid w:val="0"/>
         <w:jc w:val="left"/>
         <w:rPr>
           <w:rFonts w:ascii="Tahoma" w:eastAsia="微软雅黑" w:hAnsi="Tahoma"/>
@@ -5218,6 +5207,938 @@
           <w:kern w:val="0"/>
           <w:sz w:val="22"/>
         </w:rPr>
+        <w:t>这里，考虑到动作元之间存在优先级关系，红量子妹</w:t>
+      </w:r>
+      <w:r>
+        <w:rPr>
+          <w:rFonts w:ascii="Tahoma" w:eastAsia="微软雅黑" w:hAnsi="Tahoma" w:hint="eastAsia"/>
+          <w:kern w:val="0"/>
+          <w:sz w:val="22"/>
+        </w:rPr>
+        <w:t xml:space="preserve"> </w:t>
+      </w:r>
+      <w:r>
+        <w:rPr>
+          <w:rFonts w:ascii="Tahoma" w:eastAsia="微软雅黑" w:hAnsi="Tahoma" w:hint="eastAsia"/>
+          <w:kern w:val="0"/>
+          <w:sz w:val="22"/>
+        </w:rPr>
+        <w:t>的优先级</w:t>
+      </w:r>
+      <w:r>
+        <w:rPr>
+          <w:rFonts w:ascii="Tahoma" w:eastAsia="微软雅黑" w:hAnsi="Tahoma"/>
+          <w:kern w:val="0"/>
+          <w:sz w:val="22"/>
+        </w:rPr>
+        <w:t xml:space="preserve"> &gt; </w:t>
+      </w:r>
+      <w:r>
+        <w:rPr>
+          <w:rFonts w:ascii="Tahoma" w:eastAsia="微软雅黑" w:hAnsi="Tahoma" w:hint="eastAsia"/>
+          <w:kern w:val="0"/>
+          <w:sz w:val="22"/>
+        </w:rPr>
+        <w:t>量子妹</w:t>
+      </w:r>
+      <w:r>
+        <w:rPr>
+          <w:rFonts w:ascii="Tahoma" w:eastAsia="微软雅黑" w:hAnsi="Tahoma" w:hint="eastAsia"/>
+          <w:kern w:val="0"/>
+          <w:sz w:val="22"/>
+        </w:rPr>
+        <w:t xml:space="preserve"> </w:t>
+      </w:r>
+      <w:r>
+        <w:rPr>
+          <w:rFonts w:ascii="Tahoma" w:eastAsia="微软雅黑" w:hAnsi="Tahoma" w:hint="eastAsia"/>
+          <w:kern w:val="0"/>
+          <w:sz w:val="22"/>
+        </w:rPr>
+        <w:t>的优先级，</w:t>
+      </w:r>
+    </w:p>
+    <w:p>
+      <w:pPr>
+        <w:widowControl/>
+        <w:snapToGrid w:val="0"/>
+        <w:jc w:val="left"/>
+        <w:rPr>
+          <w:rFonts w:ascii="Tahoma" w:eastAsia="微软雅黑" w:hAnsi="Tahoma" w:hint="eastAsia"/>
+          <w:kern w:val="0"/>
+          <w:sz w:val="22"/>
+        </w:rPr>
+      </w:pPr>
+      <w:r>
+        <w:rPr>
+          <w:rFonts w:ascii="Tahoma" w:eastAsia="微软雅黑" w:hAnsi="Tahoma" w:hint="eastAsia"/>
+          <w:kern w:val="0"/>
+          <w:sz w:val="22"/>
+        </w:rPr>
+        <w:t>所以红量子妹设置了</w:t>
+      </w:r>
+      <w:r>
+        <w:rPr>
+          <w:rFonts w:ascii="Tahoma" w:eastAsia="微软雅黑" w:hAnsi="Tahoma" w:hint="eastAsia"/>
+          <w:kern w:val="0"/>
+          <w:sz w:val="22"/>
+        </w:rPr>
+        <w:t xml:space="preserve"> </w:t>
+      </w:r>
+      <w:r>
+        <w:rPr>
+          <w:rFonts w:ascii="Tahoma" w:eastAsia="微软雅黑" w:hAnsi="Tahoma" w:hint="eastAsia"/>
+          <w:kern w:val="0"/>
+          <w:sz w:val="22"/>
+        </w:rPr>
+        <w:t>状态元优先级</w:t>
+      </w:r>
+      <w:r>
+        <w:rPr>
+          <w:rFonts w:ascii="Tahoma" w:eastAsia="微软雅黑" w:hAnsi="Tahoma" w:hint="eastAsia"/>
+          <w:kern w:val="0"/>
+          <w:sz w:val="22"/>
+        </w:rPr>
+        <w:t>3</w:t>
+      </w:r>
+      <w:r>
+        <w:rPr>
+          <w:rFonts w:ascii="Tahoma" w:eastAsia="微软雅黑" w:hAnsi="Tahoma"/>
+          <w:kern w:val="0"/>
+          <w:sz w:val="22"/>
+        </w:rPr>
+        <w:t>0</w:t>
+      </w:r>
+      <w:r>
+        <w:rPr>
+          <w:rFonts w:ascii="Tahoma" w:eastAsia="微软雅黑" w:hAnsi="Tahoma" w:hint="eastAsia"/>
+          <w:kern w:val="0"/>
+          <w:sz w:val="22"/>
+        </w:rPr>
+        <w:t>，动作元优先级</w:t>
+      </w:r>
+      <w:r>
+        <w:rPr>
+          <w:rFonts w:ascii="Tahoma" w:eastAsia="微软雅黑" w:hAnsi="Tahoma"/>
+          <w:kern w:val="0"/>
+          <w:sz w:val="22"/>
+        </w:rPr>
+        <w:t>31</w:t>
+      </w:r>
+      <w:r>
+        <w:rPr>
+          <w:rFonts w:ascii="Tahoma" w:eastAsia="微软雅黑" w:hAnsi="Tahoma" w:hint="eastAsia"/>
+          <w:kern w:val="0"/>
+          <w:sz w:val="22"/>
+        </w:rPr>
+        <w:t>。</w:t>
+      </w:r>
+    </w:p>
+    <w:p>
+      <w:pPr>
+        <w:widowControl/>
+        <w:jc w:val="center"/>
+        <w:rPr>
+          <w:rFonts w:ascii="宋体" w:eastAsia="宋体" w:hAnsi="宋体" w:cs="宋体"/>
+          <w:kern w:val="0"/>
+          <w:sz w:val="24"/>
+          <w:szCs w:val="24"/>
+        </w:rPr>
+      </w:pPr>
+      <w:r>
+        <w:rPr>
+          <w:rFonts w:ascii="宋体" w:eastAsia="宋体" w:hAnsi="宋体" w:cs="宋体"/>
+          <w:noProof/>
+          <w:kern w:val="0"/>
+          <w:sz w:val="24"/>
+          <w:szCs w:val="24"/>
+        </w:rPr>
+        <w:drawing>
+          <wp:inline distT="0" distB="0" distL="0" distR="0" wp14:anchorId="7C75F90D" wp14:editId="48E72643">
+            <wp:extent cx="2853690" cy="1550187"/>
+            <wp:effectExtent l="19050" t="19050" r="22860" b="12065"/>
+            <wp:docPr id="15" name="图片 15"/>
+            <wp:cNvGraphicFramePr>
+              <a:graphicFrameLocks xmlns:a="http://schemas.openxmlformats.org/drawingml/2006/main" noChangeAspect="1"/>
+            </wp:cNvGraphicFramePr>
+            <a:graphic xmlns:a="http://schemas.openxmlformats.org/drawingml/2006/main">
+              <a:graphicData uri="http://schemas.openxmlformats.org/drawingml/2006/picture">
+                <pic:pic xmlns:pic="http://schemas.openxmlformats.org/drawingml/2006/picture">
+                  <pic:nvPicPr>
+                    <pic:cNvPr id="0" name="Picture 12"/>
+                    <pic:cNvPicPr>
+                      <a:picLocks noChangeAspect="1" noChangeArrowheads="1"/>
+                    </pic:cNvPicPr>
+                  </pic:nvPicPr>
+                  <pic:blipFill>
+                    <a:blip r:embed="rId24">
+                      <a:extLst>
+                        <a:ext uri="{28A0092B-C50C-407E-A947-70E740481C1C}">
+                          <a14:useLocalDpi xmlns:a14="http://schemas.microsoft.com/office/drawing/2010/main" val="0"/>
+                        </a:ext>
+                      </a:extLst>
+                    </a:blip>
+                    <a:srcRect/>
+                    <a:stretch>
+                      <a:fillRect/>
+                    </a:stretch>
+                  </pic:blipFill>
+                  <pic:spPr bwMode="auto">
+                    <a:xfrm>
+                      <a:off x="0" y="0"/>
+                      <a:ext cx="2885203" cy="1567306"/>
+                    </a:xfrm>
+                    <a:prstGeom prst="rect">
+                      <a:avLst/>
+                    </a:prstGeom>
+                    <a:noFill/>
+                    <a:ln>
+                      <a:solidFill>
+                        <a:schemeClr val="tx1"/>
+                      </a:solidFill>
+                    </a:ln>
+                  </pic:spPr>
+                </pic:pic>
+              </a:graphicData>
+            </a:graphic>
+          </wp:inline>
+        </w:drawing>
+      </w:r>
+    </w:p>
+    <w:p>
+      <w:pPr>
+        <w:widowControl/>
+        <w:jc w:val="center"/>
+        <w:rPr>
+          <w:rFonts w:ascii="宋体" w:eastAsia="宋体" w:hAnsi="宋体" w:cs="宋体" w:hint="eastAsia"/>
+          <w:kern w:val="0"/>
+          <w:sz w:val="24"/>
+          <w:szCs w:val="24"/>
+        </w:rPr>
+      </w:pPr>
+      <w:r>
+        <w:rPr>
+          <w:rFonts w:ascii="宋体" w:eastAsia="宋体" w:hAnsi="宋体" w:cs="宋体"/>
+          <w:noProof/>
+          <w:kern w:val="0"/>
+          <w:sz w:val="24"/>
+          <w:szCs w:val="24"/>
+        </w:rPr>
+        <w:drawing>
+          <wp:inline distT="0" distB="0" distL="0" distR="0" wp14:anchorId="2312433F" wp14:editId="242552B2">
+            <wp:extent cx="2853690" cy="1655663"/>
+            <wp:effectExtent l="19050" t="19050" r="22860" b="20955"/>
+            <wp:docPr id="18" name="图片 18"/>
+            <wp:cNvGraphicFramePr>
+              <a:graphicFrameLocks xmlns:a="http://schemas.openxmlformats.org/drawingml/2006/main" noChangeAspect="1"/>
+            </wp:cNvGraphicFramePr>
+            <a:graphic xmlns:a="http://schemas.openxmlformats.org/drawingml/2006/main">
+              <a:graphicData uri="http://schemas.openxmlformats.org/drawingml/2006/picture">
+                <pic:pic xmlns:pic="http://schemas.openxmlformats.org/drawingml/2006/picture">
+                  <pic:nvPicPr>
+                    <pic:cNvPr id="0" name="Picture 14"/>
+                    <pic:cNvPicPr>
+                      <a:picLocks noChangeAspect="1" noChangeArrowheads="1"/>
+                    </pic:cNvPicPr>
+                  </pic:nvPicPr>
+                  <pic:blipFill>
+                    <a:blip r:embed="rId25">
+                      <a:extLst>
+                        <a:ext uri="{28A0092B-C50C-407E-A947-70E740481C1C}">
+                          <a14:useLocalDpi xmlns:a14="http://schemas.microsoft.com/office/drawing/2010/main" val="0"/>
+                        </a:ext>
+                      </a:extLst>
+                    </a:blip>
+                    <a:srcRect/>
+                    <a:stretch>
+                      <a:fillRect/>
+                    </a:stretch>
+                  </pic:blipFill>
+                  <pic:spPr bwMode="auto">
+                    <a:xfrm>
+                      <a:off x="0" y="0"/>
+                      <a:ext cx="2880135" cy="1671006"/>
+                    </a:xfrm>
+                    <a:prstGeom prst="rect">
+                      <a:avLst/>
+                    </a:prstGeom>
+                    <a:noFill/>
+                    <a:ln>
+                      <a:solidFill>
+                        <a:schemeClr val="tx1"/>
+                      </a:solidFill>
+                    </a:ln>
+                  </pic:spPr>
+                </pic:pic>
+              </a:graphicData>
+            </a:graphic>
+          </wp:inline>
+        </w:drawing>
+      </w:r>
+    </w:p>
+    <w:p>
+      <w:pPr>
+        <w:widowControl/>
+        <w:snapToGrid w:val="0"/>
+        <w:jc w:val="left"/>
+        <w:rPr>
+          <w:rFonts w:ascii="Tahoma" w:eastAsia="微软雅黑" w:hAnsi="Tahoma"/>
+          <w:kern w:val="0"/>
+          <w:sz w:val="22"/>
+        </w:rPr>
+      </w:pPr>
+      <w:r>
+        <w:rPr>
+          <w:rFonts w:ascii="Tahoma" w:eastAsia="微软雅黑" w:hAnsi="Tahoma" w:hint="eastAsia"/>
+          <w:kern w:val="0"/>
+          <w:sz w:val="22"/>
+        </w:rPr>
+        <w:t>设置优先级</w:t>
+      </w:r>
+      <w:r>
+        <w:rPr>
+          <w:rFonts w:ascii="Tahoma" w:eastAsia="微软雅黑" w:hAnsi="Tahoma" w:hint="eastAsia"/>
+          <w:kern w:val="0"/>
+          <w:sz w:val="22"/>
+        </w:rPr>
+        <w:t>这样可以</w:t>
+      </w:r>
+      <w:r>
+        <w:rPr>
+          <w:rFonts w:ascii="Tahoma" w:eastAsia="微软雅黑" w:hAnsi="Tahoma" w:hint="eastAsia"/>
+          <w:kern w:val="0"/>
+          <w:sz w:val="22"/>
+        </w:rPr>
+        <w:t xml:space="preserve"> </w:t>
+      </w:r>
+      <w:r>
+        <w:rPr>
+          <w:rFonts w:ascii="Tahoma" w:eastAsia="微软雅黑" w:hAnsi="Tahoma" w:hint="eastAsia"/>
+          <w:kern w:val="0"/>
+          <w:sz w:val="22"/>
+        </w:rPr>
+        <w:t>避免</w:t>
+      </w:r>
+      <w:r>
+        <w:rPr>
+          <w:rFonts w:ascii="Tahoma" w:eastAsia="微软雅黑" w:hAnsi="Tahoma" w:hint="eastAsia"/>
+          <w:kern w:val="0"/>
+          <w:sz w:val="22"/>
+        </w:rPr>
+        <w:t xml:space="preserve"> </w:t>
+      </w:r>
+      <w:r>
+        <w:rPr>
+          <w:rFonts w:ascii="Tahoma" w:eastAsia="微软雅黑" w:hAnsi="Tahoma" w:hint="eastAsia"/>
+          <w:kern w:val="0"/>
+          <w:sz w:val="22"/>
+        </w:rPr>
+        <w:t>红量子妹状态时误播放</w:t>
+      </w:r>
+      <w:r>
+        <w:rPr>
+          <w:rFonts w:ascii="Tahoma" w:eastAsia="微软雅黑" w:hAnsi="Tahoma" w:hint="eastAsia"/>
+          <w:kern w:val="0"/>
+          <w:sz w:val="22"/>
+        </w:rPr>
+        <w:t xml:space="preserve"> </w:t>
+      </w:r>
+      <w:r>
+        <w:rPr>
+          <w:rFonts w:ascii="Tahoma" w:eastAsia="微软雅黑" w:hAnsi="Tahoma"/>
+          <w:kern w:val="0"/>
+          <w:sz w:val="22"/>
+        </w:rPr>
+        <w:t>(</w:t>
+      </w:r>
+      <w:r>
+        <w:rPr>
+          <w:rFonts w:ascii="Tahoma" w:eastAsia="微软雅黑" w:hAnsi="Tahoma" w:hint="eastAsia"/>
+          <w:kern w:val="0"/>
+          <w:sz w:val="22"/>
+        </w:rPr>
+        <w:t>蓝</w:t>
+      </w:r>
+      <w:r>
+        <w:rPr>
+          <w:rFonts w:ascii="Tahoma" w:eastAsia="微软雅黑" w:hAnsi="Tahoma"/>
+          <w:kern w:val="0"/>
+          <w:sz w:val="22"/>
+        </w:rPr>
+        <w:t>)</w:t>
+      </w:r>
+      <w:r>
+        <w:rPr>
+          <w:rFonts w:ascii="Tahoma" w:eastAsia="微软雅黑" w:hAnsi="Tahoma" w:hint="eastAsia"/>
+          <w:kern w:val="0"/>
+          <w:sz w:val="22"/>
+        </w:rPr>
+        <w:t>量子妹受伤</w:t>
+      </w:r>
+      <w:r>
+        <w:rPr>
+          <w:rFonts w:ascii="Tahoma" w:eastAsia="微软雅黑" w:hAnsi="Tahoma" w:hint="eastAsia"/>
+          <w:kern w:val="0"/>
+          <w:sz w:val="22"/>
+        </w:rPr>
+        <w:t xml:space="preserve"> </w:t>
+      </w:r>
+      <w:r>
+        <w:rPr>
+          <w:rFonts w:ascii="Tahoma" w:eastAsia="微软雅黑" w:hAnsi="Tahoma" w:hint="eastAsia"/>
+          <w:kern w:val="0"/>
+          <w:sz w:val="22"/>
+        </w:rPr>
+        <w:t>的动作。</w:t>
+      </w:r>
+    </w:p>
+    <w:p>
+      <w:pPr>
+        <w:widowControl/>
+        <w:snapToGrid w:val="0"/>
+        <w:jc w:val="left"/>
+        <w:rPr>
+          <w:rFonts w:ascii="Tahoma" w:eastAsia="微软雅黑" w:hAnsi="Tahoma"/>
+          <w:kern w:val="0"/>
+          <w:sz w:val="22"/>
+        </w:rPr>
+      </w:pPr>
+    </w:p>
+    <w:p>
+      <w:pPr>
+        <w:widowControl/>
+        <w:jc w:val="left"/>
+        <w:rPr>
+          <w:rFonts w:ascii="Tahoma" w:eastAsia="微软雅黑" w:hAnsi="Tahoma"/>
+          <w:b/>
+          <w:kern w:val="0"/>
+          <w:sz w:val="22"/>
+        </w:rPr>
+      </w:pPr>
+      <w:r>
+        <w:rPr>
+          <w:rFonts w:ascii="Tahoma" w:eastAsia="微软雅黑" w:hAnsi="Tahoma"/>
+          <w:b/>
+          <w:kern w:val="0"/>
+          <w:sz w:val="22"/>
+        </w:rPr>
+        <w:t>2</w:t>
+      </w:r>
+      <w:r>
+        <w:rPr>
+          <w:rFonts w:ascii="Tahoma" w:eastAsia="微软雅黑" w:hAnsi="Tahoma" w:hint="eastAsia"/>
+          <w:b/>
+          <w:kern w:val="0"/>
+          <w:sz w:val="22"/>
+        </w:rPr>
+        <w:t>）</w:t>
+      </w:r>
+      <w:r>
+        <w:rPr>
+          <w:rFonts w:ascii="Tahoma" w:eastAsia="微软雅黑" w:hAnsi="Tahoma" w:hint="eastAsia"/>
+          <w:b/>
+          <w:kern w:val="0"/>
+          <w:sz w:val="22"/>
+        </w:rPr>
+        <w:t>背景图</w:t>
+      </w:r>
+    </w:p>
+    <w:p>
+      <w:pPr>
+        <w:widowControl/>
+        <w:snapToGrid w:val="0"/>
+        <w:jc w:val="left"/>
+        <w:rPr>
+          <w:rFonts w:ascii="Tahoma" w:eastAsia="微软雅黑" w:hAnsi="Tahoma"/>
+          <w:kern w:val="0"/>
+          <w:sz w:val="22"/>
+        </w:rPr>
+      </w:pPr>
+      <w:r>
+        <w:rPr>
+          <w:rFonts w:ascii="Tahoma" w:eastAsia="微软雅黑" w:hAnsi="Tahoma" w:hint="eastAsia"/>
+          <w:kern w:val="0"/>
+          <w:sz w:val="22"/>
+        </w:rPr>
+        <w:t>背景图有</w:t>
+      </w:r>
+      <w:r>
+        <w:rPr>
+          <w:rFonts w:ascii="Tahoma" w:eastAsia="微软雅黑" w:hAnsi="Tahoma" w:hint="eastAsia"/>
+          <w:kern w:val="0"/>
+          <w:sz w:val="22"/>
+        </w:rPr>
+        <w:t>4</w:t>
+      </w:r>
+      <w:r>
+        <w:rPr>
+          <w:rFonts w:ascii="Tahoma" w:eastAsia="微软雅黑" w:hAnsi="Tahoma" w:hint="eastAsia"/>
+          <w:kern w:val="0"/>
+          <w:sz w:val="22"/>
+        </w:rPr>
+        <w:t>个配置。</w:t>
+      </w:r>
+    </w:p>
+    <w:p>
+      <w:pPr>
+        <w:widowControl/>
+        <w:snapToGrid w:val="0"/>
+        <w:jc w:val="left"/>
+        <w:rPr>
+          <w:rFonts w:ascii="Tahoma" w:eastAsia="微软雅黑" w:hAnsi="Tahoma"/>
+          <w:kern w:val="0"/>
+          <w:sz w:val="22"/>
+        </w:rPr>
+      </w:pPr>
+      <w:r>
+        <w:rPr>
+          <w:rFonts w:ascii="Tahoma" w:eastAsia="微软雅黑" w:hAnsi="Tahoma" w:hint="eastAsia"/>
+          <w:kern w:val="0"/>
+          <w:sz w:val="22"/>
+        </w:rPr>
+        <w:t>注意，这里状态元命名最好不要和之前立绘的状态元重名了。</w:t>
+      </w:r>
+    </w:p>
+    <w:p>
+      <w:pPr>
+        <w:widowControl/>
+        <w:snapToGrid w:val="0"/>
+        <w:jc w:val="left"/>
+        <w:rPr>
+          <w:rFonts w:ascii="Tahoma" w:eastAsia="微软雅黑" w:hAnsi="Tahoma"/>
+          <w:kern w:val="0"/>
+          <w:sz w:val="22"/>
+        </w:rPr>
+      </w:pPr>
+      <w:r>
+        <w:rPr>
+          <w:rFonts w:ascii="Tahoma" w:eastAsia="微软雅黑" w:hAnsi="Tahoma" w:hint="eastAsia"/>
+          <w:kern w:val="0"/>
+          <w:sz w:val="22"/>
+        </w:rPr>
+        <w:t>（立绘叫</w:t>
+      </w:r>
+      <w:r>
+        <w:rPr>
+          <w:rFonts w:ascii="Tahoma" w:eastAsia="微软雅黑" w:hAnsi="Tahoma" w:hint="eastAsia"/>
+          <w:kern w:val="0"/>
+          <w:sz w:val="22"/>
+        </w:rPr>
+        <w:t xml:space="preserve"> </w:t>
+      </w:r>
+      <w:r>
+        <w:rPr>
+          <w:rFonts w:ascii="Tahoma" w:eastAsia="微软雅黑" w:hAnsi="Tahoma"/>
+          <w:kern w:val="0"/>
+          <w:sz w:val="22"/>
+        </w:rPr>
+        <w:t>”</w:t>
+      </w:r>
+      <w:r>
+        <w:rPr>
+          <w:rFonts w:ascii="Tahoma" w:eastAsia="微软雅黑" w:hAnsi="Tahoma" w:hint="eastAsia"/>
+          <w:kern w:val="0"/>
+          <w:sz w:val="22"/>
+        </w:rPr>
+        <w:t>量子妹静止</w:t>
+      </w:r>
+      <w:r>
+        <w:rPr>
+          <w:rFonts w:ascii="Tahoma" w:eastAsia="微软雅黑" w:hAnsi="Tahoma"/>
+          <w:kern w:val="0"/>
+          <w:sz w:val="22"/>
+        </w:rPr>
+        <w:t>”</w:t>
+      </w:r>
+      <w:r>
+        <w:rPr>
+          <w:rFonts w:ascii="Tahoma" w:eastAsia="微软雅黑" w:hAnsi="Tahoma" w:hint="eastAsia"/>
+          <w:kern w:val="0"/>
+          <w:sz w:val="22"/>
+        </w:rPr>
+        <w:t>，</w:t>
+      </w:r>
+      <w:r>
+        <w:rPr>
+          <w:rFonts w:ascii="Tahoma" w:eastAsia="微软雅黑" w:hAnsi="Tahoma" w:hint="eastAsia"/>
+          <w:kern w:val="0"/>
+          <w:sz w:val="22"/>
+        </w:rPr>
+        <w:t xml:space="preserve"> </w:t>
+      </w:r>
+      <w:r>
+        <w:rPr>
+          <w:rFonts w:ascii="Tahoma" w:eastAsia="微软雅黑" w:hAnsi="Tahoma" w:hint="eastAsia"/>
+          <w:kern w:val="0"/>
+          <w:sz w:val="22"/>
+        </w:rPr>
+        <w:t>背景叫</w:t>
+      </w:r>
+      <w:r>
+        <w:rPr>
+          <w:rFonts w:ascii="Tahoma" w:eastAsia="微软雅黑" w:hAnsi="Tahoma" w:hint="eastAsia"/>
+          <w:kern w:val="0"/>
+          <w:sz w:val="22"/>
+        </w:rPr>
+        <w:t xml:space="preserve"> </w:t>
+      </w:r>
+      <w:r>
+        <w:rPr>
+          <w:rFonts w:ascii="Tahoma" w:eastAsia="微软雅黑" w:hAnsi="Tahoma"/>
+          <w:kern w:val="0"/>
+          <w:sz w:val="22"/>
+        </w:rPr>
+        <w:t>”</w:t>
+      </w:r>
+      <w:r>
+        <w:rPr>
+          <w:rFonts w:ascii="Tahoma" w:eastAsia="微软雅黑" w:hAnsi="Tahoma" w:hint="eastAsia"/>
+          <w:kern w:val="0"/>
+          <w:sz w:val="22"/>
+        </w:rPr>
+        <w:t>量子妹背景</w:t>
+      </w:r>
+      <w:r>
+        <w:rPr>
+          <w:rFonts w:ascii="Tahoma" w:eastAsia="微软雅黑" w:hAnsi="Tahoma"/>
+          <w:kern w:val="0"/>
+          <w:sz w:val="22"/>
+        </w:rPr>
+        <w:t>(</w:t>
+      </w:r>
+      <w:r>
+        <w:rPr>
+          <w:rFonts w:ascii="Tahoma" w:eastAsia="微软雅黑" w:hAnsi="Tahoma" w:hint="eastAsia"/>
+          <w:kern w:val="0"/>
+          <w:sz w:val="22"/>
+        </w:rPr>
+        <w:t>静止</w:t>
+      </w:r>
+      <w:r>
+        <w:rPr>
+          <w:rFonts w:ascii="Tahoma" w:eastAsia="微软雅黑" w:hAnsi="Tahoma"/>
+          <w:kern w:val="0"/>
+          <w:sz w:val="22"/>
+        </w:rPr>
+        <w:t>)</w:t>
+      </w:r>
+      <w:r>
+        <w:rPr>
+          <w:rFonts w:ascii="Tahoma" w:eastAsia="微软雅黑" w:hAnsi="Tahoma"/>
+          <w:kern w:val="0"/>
+          <w:sz w:val="22"/>
+        </w:rPr>
+        <w:t xml:space="preserve"> </w:t>
+      </w:r>
+      <w:r>
+        <w:rPr>
+          <w:rFonts w:ascii="Tahoma" w:eastAsia="微软雅黑" w:hAnsi="Tahoma"/>
+          <w:kern w:val="0"/>
+          <w:sz w:val="22"/>
+        </w:rPr>
+        <w:t xml:space="preserve">” </w:t>
+      </w:r>
+      <w:r>
+        <w:rPr>
+          <w:rFonts w:ascii="Tahoma" w:eastAsia="微软雅黑" w:hAnsi="Tahoma" w:hint="eastAsia"/>
+          <w:kern w:val="0"/>
+          <w:sz w:val="22"/>
+        </w:rPr>
+        <w:t>）</w:t>
+      </w:r>
+    </w:p>
+    <w:p>
+      <w:pPr>
+        <w:widowControl/>
+        <w:ind w:leftChars="100" w:left="210"/>
+        <w:jc w:val="center"/>
+        <w:rPr>
+          <w:rFonts w:ascii="宋体" w:eastAsia="宋体" w:hAnsi="宋体" w:cs="宋体" w:hint="eastAsia"/>
+          <w:kern w:val="0"/>
+          <w:sz w:val="24"/>
+          <w:szCs w:val="24"/>
+        </w:rPr>
+      </w:pPr>
+      <w:r>
+        <w:rPr>
+          <w:rFonts w:ascii="宋体" w:eastAsia="宋体" w:hAnsi="宋体" w:cs="宋体"/>
+          <w:noProof/>
+          <w:kern w:val="0"/>
+          <w:sz w:val="24"/>
+          <w:szCs w:val="24"/>
+        </w:rPr>
+        <w:lastRenderedPageBreak/>
+        <w:drawing>
+          <wp:inline distT="0" distB="0" distL="0" distR="0" wp14:anchorId="7BF41F34" wp14:editId="47B87CA2">
+            <wp:extent cx="1504965" cy="1373411"/>
+            <wp:effectExtent l="19050" t="19050" r="19050" b="17780"/>
+            <wp:docPr id="23" name="图片 23"/>
+            <wp:cNvGraphicFramePr>
+              <a:graphicFrameLocks xmlns:a="http://schemas.openxmlformats.org/drawingml/2006/main" noChangeAspect="1"/>
+            </wp:cNvGraphicFramePr>
+            <a:graphic xmlns:a="http://schemas.openxmlformats.org/drawingml/2006/main">
+              <a:graphicData uri="http://schemas.openxmlformats.org/drawingml/2006/picture">
+                <pic:pic xmlns:pic="http://schemas.openxmlformats.org/drawingml/2006/picture">
+                  <pic:nvPicPr>
+                    <pic:cNvPr id="0" name="Picture 16"/>
+                    <pic:cNvPicPr>
+                      <a:picLocks noChangeAspect="1" noChangeArrowheads="1"/>
+                    </pic:cNvPicPr>
+                  </pic:nvPicPr>
+                  <pic:blipFill>
+                    <a:blip r:embed="rId26">
+                      <a:extLst>
+                        <a:ext uri="{28A0092B-C50C-407E-A947-70E740481C1C}">
+                          <a14:useLocalDpi xmlns:a14="http://schemas.microsoft.com/office/drawing/2010/main" val="0"/>
+                        </a:ext>
+                      </a:extLst>
+                    </a:blip>
+                    <a:srcRect/>
+                    <a:stretch>
+                      <a:fillRect/>
+                    </a:stretch>
+                  </pic:blipFill>
+                  <pic:spPr bwMode="auto">
+                    <a:xfrm>
+                      <a:off x="0" y="0"/>
+                      <a:ext cx="1519604" cy="1386770"/>
+                    </a:xfrm>
+                    <a:prstGeom prst="rect">
+                      <a:avLst/>
+                    </a:prstGeom>
+                    <a:noFill/>
+                    <a:ln>
+                      <a:solidFill>
+                        <a:schemeClr val="tx1"/>
+                      </a:solidFill>
+                    </a:ln>
+                  </pic:spPr>
+                </pic:pic>
+              </a:graphicData>
+            </a:graphic>
+          </wp:inline>
+        </w:drawing>
+      </w:r>
+      <w:r>
+        <w:rPr>
+          <w:rFonts w:ascii="宋体" w:eastAsia="宋体" w:hAnsi="宋体" w:cs="宋体" w:hint="eastAsia"/>
+          <w:kern w:val="0"/>
+          <w:sz w:val="24"/>
+          <w:szCs w:val="24"/>
+        </w:rPr>
+        <w:t xml:space="preserve"> </w:t>
+      </w:r>
+      <w:r>
+        <w:rPr>
+          <w:rFonts w:ascii="宋体" w:eastAsia="宋体" w:hAnsi="宋体" w:cs="宋体"/>
+          <w:noProof/>
+          <w:kern w:val="0"/>
+          <w:sz w:val="24"/>
+          <w:szCs w:val="24"/>
+        </w:rPr>
+        <w:drawing>
+          <wp:inline distT="0" distB="0" distL="0" distR="0" wp14:anchorId="081D177F" wp14:editId="72D4B4D4">
+            <wp:extent cx="3169920" cy="1408853"/>
+            <wp:effectExtent l="0" t="0" r="0" b="1270"/>
+            <wp:docPr id="16" name="图片 16" descr="C:\Users\lenovo\AppData\Roaming\Tencent\Users\1355126171\QQ\WinTemp\RichOle\FKQE(2TF07YWWP[XXQMU`_B.png"/>
+            <wp:cNvGraphicFramePr>
+              <a:graphicFrameLocks xmlns:a="http://schemas.openxmlformats.org/drawingml/2006/main" noChangeAspect="1"/>
+            </wp:cNvGraphicFramePr>
+            <a:graphic xmlns:a="http://schemas.openxmlformats.org/drawingml/2006/main">
+              <a:graphicData uri="http://schemas.openxmlformats.org/drawingml/2006/picture">
+                <pic:pic xmlns:pic="http://schemas.openxmlformats.org/drawingml/2006/picture">
+                  <pic:nvPicPr>
+                    <pic:cNvPr id="0" name="Picture 36" descr="C:\Users\lenovo\AppData\Roaming\Tencent\Users\1355126171\QQ\WinTemp\RichOle\FKQE(2TF07YWWP[XXQMU`_B.png"/>
+                    <pic:cNvPicPr>
+                      <a:picLocks noChangeAspect="1" noChangeArrowheads="1"/>
+                    </pic:cNvPicPr>
+                  </pic:nvPicPr>
+                  <pic:blipFill>
+                    <a:blip r:embed="rId27">
+                      <a:extLst>
+                        <a:ext uri="{28A0092B-C50C-407E-A947-70E740481C1C}">
+                          <a14:useLocalDpi xmlns:a14="http://schemas.microsoft.com/office/drawing/2010/main" val="0"/>
+                        </a:ext>
+                      </a:extLst>
+                    </a:blip>
+                    <a:srcRect/>
+                    <a:stretch>
+                      <a:fillRect/>
+                    </a:stretch>
+                  </pic:blipFill>
+                  <pic:spPr bwMode="auto">
+                    <a:xfrm>
+                      <a:off x="0" y="0"/>
+                      <a:ext cx="3200883" cy="1422614"/>
+                    </a:xfrm>
+                    <a:prstGeom prst="rect">
+                      <a:avLst/>
+                    </a:prstGeom>
+                    <a:noFill/>
+                    <a:ln>
+                      <a:noFill/>
+                    </a:ln>
+                  </pic:spPr>
+                </pic:pic>
+              </a:graphicData>
+            </a:graphic>
+          </wp:inline>
+        </w:drawing>
+      </w:r>
+    </w:p>
+    <w:p>
+      <w:pPr>
+        <w:widowControl/>
+        <w:jc w:val="center"/>
+        <w:rPr>
+          <w:rFonts w:ascii="宋体" w:eastAsia="宋体" w:hAnsi="宋体" w:cs="宋体"/>
+          <w:kern w:val="0"/>
+          <w:sz w:val="24"/>
+          <w:szCs w:val="24"/>
+        </w:rPr>
+      </w:pPr>
+      <w:r>
+        <w:rPr>
+          <w:rFonts w:ascii="宋体" w:eastAsia="宋体" w:hAnsi="宋体" w:cs="宋体"/>
+          <w:noProof/>
+          <w:kern w:val="0"/>
+          <w:sz w:val="24"/>
+          <w:szCs w:val="24"/>
+        </w:rPr>
+        <w:drawing>
+          <wp:inline distT="0" distB="0" distL="0" distR="0" wp14:anchorId="5B156C50" wp14:editId="4D3EEF68">
+            <wp:extent cx="1162050" cy="1009928"/>
+            <wp:effectExtent l="19050" t="19050" r="19050" b="19050"/>
+            <wp:docPr id="26" name="图片 26"/>
+            <wp:cNvGraphicFramePr>
+              <a:graphicFrameLocks xmlns:a="http://schemas.openxmlformats.org/drawingml/2006/main" noChangeAspect="1"/>
+            </wp:cNvGraphicFramePr>
+            <a:graphic xmlns:a="http://schemas.openxmlformats.org/drawingml/2006/main">
+              <a:graphicData uri="http://schemas.openxmlformats.org/drawingml/2006/picture">
+                <pic:pic xmlns:pic="http://schemas.openxmlformats.org/drawingml/2006/picture">
+                  <pic:nvPicPr>
+                    <pic:cNvPr id="0" name="Picture 18"/>
+                    <pic:cNvPicPr>
+                      <a:picLocks noChangeAspect="1" noChangeArrowheads="1"/>
+                    </pic:cNvPicPr>
+                  </pic:nvPicPr>
+                  <pic:blipFill>
+                    <a:blip r:embed="rId28">
+                      <a:extLst>
+                        <a:ext uri="{28A0092B-C50C-407E-A947-70E740481C1C}">
+                          <a14:useLocalDpi xmlns:a14="http://schemas.microsoft.com/office/drawing/2010/main" val="0"/>
+                        </a:ext>
+                      </a:extLst>
+                    </a:blip>
+                    <a:srcRect/>
+                    <a:stretch>
+                      <a:fillRect/>
+                    </a:stretch>
+                  </pic:blipFill>
+                  <pic:spPr bwMode="auto">
+                    <a:xfrm>
+                      <a:off x="0" y="0"/>
+                      <a:ext cx="1184036" cy="1029036"/>
+                    </a:xfrm>
+                    <a:prstGeom prst="rect">
+                      <a:avLst/>
+                    </a:prstGeom>
+                    <a:noFill/>
+                    <a:ln>
+                      <a:solidFill>
+                        <a:schemeClr val="tx1"/>
+                      </a:solidFill>
+                    </a:ln>
+                  </pic:spPr>
+                </pic:pic>
+              </a:graphicData>
+            </a:graphic>
+          </wp:inline>
+        </w:drawing>
+      </w:r>
+      <w:r>
+        <w:rPr>
+          <w:rFonts w:ascii="宋体" w:eastAsia="宋体" w:hAnsi="宋体" w:cs="宋体" w:hint="eastAsia"/>
+          <w:kern w:val="0"/>
+          <w:sz w:val="24"/>
+          <w:szCs w:val="24"/>
+        </w:rPr>
+        <w:t xml:space="preserve"> </w:t>
+      </w:r>
+      <w:r>
+        <w:rPr>
+          <w:rFonts w:ascii="宋体" w:eastAsia="宋体" w:hAnsi="宋体" w:cs="宋体"/>
+          <w:noProof/>
+          <w:kern w:val="0"/>
+          <w:sz w:val="24"/>
+          <w:szCs w:val="24"/>
+        </w:rPr>
+        <w:drawing>
+          <wp:inline distT="0" distB="0" distL="0" distR="0" wp14:anchorId="7B06111D" wp14:editId="397FF5B4">
+            <wp:extent cx="3688080" cy="1024468"/>
+            <wp:effectExtent l="0" t="0" r="7620" b="4445"/>
+            <wp:docPr id="17" name="图片 17" descr="C:\Users\lenovo\AppData\Roaming\Tencent\Users\1355126171\QQ\WinTemp\RichOle\O09Y[A]]W)@3[]S(J7GJRLE.png"/>
+            <wp:cNvGraphicFramePr>
+              <a:graphicFrameLocks xmlns:a="http://schemas.openxmlformats.org/drawingml/2006/main" noChangeAspect="1"/>
+            </wp:cNvGraphicFramePr>
+            <a:graphic xmlns:a="http://schemas.openxmlformats.org/drawingml/2006/main">
+              <a:graphicData uri="http://schemas.openxmlformats.org/drawingml/2006/picture">
+                <pic:pic xmlns:pic="http://schemas.openxmlformats.org/drawingml/2006/picture">
+                  <pic:nvPicPr>
+                    <pic:cNvPr id="0" name="Picture 38" descr="C:\Users\lenovo\AppData\Roaming\Tencent\Users\1355126171\QQ\WinTemp\RichOle\O09Y[A]]W)@3[]S(J7GJRLE.png"/>
+                    <pic:cNvPicPr>
+                      <a:picLocks noChangeAspect="1" noChangeArrowheads="1"/>
+                    </pic:cNvPicPr>
+                  </pic:nvPicPr>
+                  <pic:blipFill>
+                    <a:blip r:embed="rId29">
+                      <a:extLst>
+                        <a:ext uri="{28A0092B-C50C-407E-A947-70E740481C1C}">
+                          <a14:useLocalDpi xmlns:a14="http://schemas.microsoft.com/office/drawing/2010/main" val="0"/>
+                        </a:ext>
+                      </a:extLst>
+                    </a:blip>
+                    <a:srcRect/>
+                    <a:stretch>
+                      <a:fillRect/>
+                    </a:stretch>
+                  </pic:blipFill>
+                  <pic:spPr bwMode="auto">
+                    <a:xfrm>
+                      <a:off x="0" y="0"/>
+                      <a:ext cx="3719309" cy="1033143"/>
+                    </a:xfrm>
+                    <a:prstGeom prst="rect">
+                      <a:avLst/>
+                    </a:prstGeom>
+                    <a:noFill/>
+                    <a:ln>
+                      <a:noFill/>
+                    </a:ln>
+                  </pic:spPr>
+                </pic:pic>
+              </a:graphicData>
+            </a:graphic>
+          </wp:inline>
+        </w:drawing>
+      </w:r>
+    </w:p>
+    <w:p>
+      <w:pPr>
+        <w:widowControl/>
+        <w:jc w:val="left"/>
+        <w:rPr>
+          <w:rFonts w:ascii="Tahoma" w:eastAsia="微软雅黑" w:hAnsi="Tahoma"/>
+          <w:kern w:val="0"/>
+          <w:sz w:val="22"/>
+        </w:rPr>
+      </w:pPr>
+      <w:r>
+        <w:rPr>
+          <w:rFonts w:ascii="Tahoma" w:eastAsia="微软雅黑" w:hAnsi="Tahoma" w:hint="eastAsia"/>
+          <w:kern w:val="0"/>
+          <w:sz w:val="22"/>
+        </w:rPr>
         <w:t>不重名可以</w:t>
       </w:r>
       <w:r>
@@ -5243,6 +6164,14 @@
           <w:sz w:val="22"/>
         </w:rPr>
         <w:t xml:space="preserve"> </w:t>
+      </w:r>
+      <w:r>
+        <w:rPr>
+          <w:rFonts w:ascii="Tahoma" w:eastAsia="微软雅黑" w:hAnsi="Tahoma" w:hint="eastAsia"/>
+          <w:kern w:val="0"/>
+          <w:sz w:val="22"/>
+        </w:rPr>
+        <w:t>在肖像</w:t>
       </w:r>
       <w:r>
         <w:rPr>
@@ -5298,7 +6227,7 @@
                     </pic:cNvPicPr>
                   </pic:nvPicPr>
                   <pic:blipFill>
-                    <a:blip r:embed="rId24">
+                    <a:blip r:embed="rId30">
                       <a:extLst>
                         <a:ext uri="{28A0092B-C50C-407E-A947-70E740481C1C}">
                           <a14:useLocalDpi xmlns:a14="http://schemas.microsoft.com/office/drawing/2010/main" val="0"/>
@@ -5340,69 +6269,101 @@
           <w:sz w:val="22"/>
         </w:rPr>
       </w:pPr>
+      <w:r>
+        <w:rPr>
+          <w:rFonts w:ascii="Tahoma" w:eastAsia="微软雅黑" w:hAnsi="Tahoma"/>
+          <w:kern w:val="0"/>
+          <w:sz w:val="22"/>
+        </w:rPr>
+        <w:br w:type="page"/>
+      </w:r>
     </w:p>
     <w:p>
       <w:pPr>
         <w:pStyle w:val="3"/>
-        <w:rPr>
-          <w:sz w:val="28"/>
-        </w:rPr>
-      </w:pPr>
-      <w:r>
-        <w:rPr>
-          <w:sz w:val="28"/>
-        </w:rPr>
-        <w:lastRenderedPageBreak/>
-        <w:t>3</w:t>
-      </w:r>
-      <w:r>
-        <w:rPr>
-          <w:sz w:val="28"/>
-        </w:rPr>
-        <w:t>.</w:t>
-      </w:r>
-      <w:r>
         <w:rPr>
           <w:rFonts w:hint="eastAsia"/>
           <w:sz w:val="28"/>
         </w:rPr>
+      </w:pPr>
+      <w:r>
+        <w:rPr>
+          <w:sz w:val="28"/>
+        </w:rPr>
+        <w:lastRenderedPageBreak/>
+        <w:t>4</w:t>
+      </w:r>
+      <w:r>
+        <w:rPr>
+          <w:sz w:val="28"/>
+        </w:rPr>
+        <w:t>.</w:t>
+      </w:r>
+      <w:r>
+        <w:rPr>
+          <w:rFonts w:hint="eastAsia"/>
+          <w:sz w:val="28"/>
+        </w:rPr>
         <w:t>配置样式</w:t>
       </w:r>
     </w:p>
     <w:p>
       <w:pPr>
         <w:widowControl/>
-        <w:snapToGrid w:val="0"/>
         <w:jc w:val="left"/>
         <w:rPr>
-          <w:rFonts w:ascii="Tahoma" w:eastAsia="微软雅黑" w:hAnsi="Tahoma"/>
-          <w:kern w:val="0"/>
-          <w:sz w:val="22"/>
-        </w:rPr>
-      </w:pPr>
-      <w:r>
-        <w:rPr>
-          <w:rFonts w:ascii="Tahoma" w:eastAsia="微软雅黑" w:hAnsi="Tahoma" w:hint="eastAsia"/>
-          <w:kern w:val="0"/>
-          <w:sz w:val="22"/>
-        </w:rPr>
-        <w:t>虽然资源配置部分都在</w:t>
-      </w:r>
-      <w:r>
-        <w:rPr>
-          <w:rFonts w:ascii="Tahoma" w:eastAsia="微软雅黑" w:hAnsi="Tahoma" w:hint="eastAsia"/>
-          <w:kern w:val="0"/>
-          <w:sz w:val="22"/>
-        </w:rPr>
-        <w:t xml:space="preserve"> GIF</w:t>
-      </w:r>
-      <w:r>
-        <w:rPr>
-          <w:rFonts w:ascii="Tahoma" w:eastAsia="微软雅黑" w:hAnsi="Tahoma" w:hint="eastAsia"/>
-          <w:kern w:val="0"/>
-          <w:sz w:val="22"/>
-        </w:rPr>
-        <w:t>动作序列核心</w:t>
+          <w:rFonts w:ascii="Tahoma" w:eastAsia="微软雅黑" w:hAnsi="Tahoma" w:hint="eastAsia"/>
+          <w:b/>
+          <w:kern w:val="0"/>
+          <w:sz w:val="22"/>
+        </w:rPr>
+      </w:pPr>
+      <w:r>
+        <w:rPr>
+          <w:rFonts w:ascii="Tahoma" w:eastAsia="微软雅黑" w:hAnsi="Tahoma" w:hint="eastAsia"/>
+          <w:b/>
+          <w:kern w:val="0"/>
+          <w:sz w:val="22"/>
+        </w:rPr>
+        <w:t>1</w:t>
+      </w:r>
+      <w:r>
+        <w:rPr>
+          <w:rFonts w:ascii="Tahoma" w:eastAsia="微软雅黑" w:hAnsi="Tahoma" w:hint="eastAsia"/>
+          <w:b/>
+          <w:kern w:val="0"/>
+          <w:sz w:val="22"/>
+        </w:rPr>
+        <w:t>）</w:t>
+      </w:r>
+      <w:r>
+        <w:rPr>
+          <w:rFonts w:ascii="Tahoma" w:eastAsia="微软雅黑" w:hAnsi="Tahoma" w:hint="eastAsia"/>
+          <w:b/>
+          <w:kern w:val="0"/>
+          <w:sz w:val="22"/>
+        </w:rPr>
+        <w:t>动画序列对应</w:t>
+      </w:r>
+    </w:p>
+    <w:p>
+      <w:pPr>
+        <w:widowControl/>
+        <w:snapToGrid w:val="0"/>
+        <w:jc w:val="left"/>
+        <w:rPr>
+          <w:rFonts w:ascii="Tahoma" w:eastAsia="微软雅黑" w:hAnsi="Tahoma"/>
+          <w:kern w:val="0"/>
+          <w:sz w:val="22"/>
+        </w:rPr>
+      </w:pPr>
+      <w:r>
+        <w:rPr>
+          <w:rFonts w:ascii="Tahoma" w:eastAsia="微软雅黑" w:hAnsi="Tahoma" w:hint="eastAsia"/>
+          <w:kern w:val="0"/>
+          <w:sz w:val="22"/>
+        </w:rPr>
+        <w:t>首先将</w:t>
       </w:r>
       <w:r>
         <w:rPr>
@@ -5418,39 +6379,7 @@
           <w:kern w:val="0"/>
           <w:sz w:val="22"/>
         </w:rPr>
-        <w:t>中进行了相应配置，但是实际上动作先后规划，在该插件中一个都没少，必须依次分配。</w:t>
-      </w:r>
-    </w:p>
-    <w:p>
-      <w:pPr>
-        <w:widowControl/>
-        <w:snapToGrid w:val="0"/>
-        <w:jc w:val="left"/>
-        <w:rPr>
-          <w:rFonts w:ascii="Tahoma" w:eastAsia="微软雅黑" w:hAnsi="Tahoma" w:hint="eastAsia"/>
-          <w:kern w:val="0"/>
-          <w:sz w:val="22"/>
-        </w:rPr>
-      </w:pPr>
-    </w:p>
-    <w:p>
-      <w:pPr>
-        <w:widowControl/>
-        <w:snapToGrid w:val="0"/>
-        <w:jc w:val="left"/>
-        <w:rPr>
-          <w:rFonts w:ascii="Tahoma" w:eastAsia="微软雅黑" w:hAnsi="Tahoma" w:hint="eastAsia"/>
-          <w:kern w:val="0"/>
-          <w:sz w:val="22"/>
-        </w:rPr>
-      </w:pPr>
-      <w:r>
-        <w:rPr>
-          <w:rFonts w:ascii="Tahoma" w:eastAsia="微软雅黑" w:hAnsi="Tahoma" w:hint="eastAsia"/>
-          <w:kern w:val="0"/>
-          <w:sz w:val="22"/>
-        </w:rPr>
-        <w:t>首先将</w:t>
+        <w:t>肖像序列和背景序列</w:t>
       </w:r>
       <w:r>
         <w:rPr>
@@ -5466,22 +6395,6 @@
           <w:kern w:val="0"/>
           <w:sz w:val="22"/>
         </w:rPr>
-        <w:t>肖像序列和背景序列</w:t>
-      </w:r>
-      <w:r>
-        <w:rPr>
-          <w:rFonts w:ascii="Tahoma" w:eastAsia="微软雅黑" w:hAnsi="Tahoma" w:hint="eastAsia"/>
-          <w:kern w:val="0"/>
-          <w:sz w:val="22"/>
-        </w:rPr>
-        <w:t xml:space="preserve"> </w:t>
-      </w:r>
-      <w:r>
-        <w:rPr>
-          <w:rFonts w:ascii="Tahoma" w:eastAsia="微软雅黑" w:hAnsi="Tahoma" w:hint="eastAsia"/>
-          <w:kern w:val="0"/>
-          <w:sz w:val="22"/>
-        </w:rPr>
         <w:t>对应上：</w:t>
       </w:r>
     </w:p>
@@ -5490,7 +6403,7 @@
         <w:widowControl/>
         <w:jc w:val="center"/>
         <w:rPr>
-          <w:rFonts w:ascii="宋体" w:eastAsia="宋体" w:hAnsi="宋体" w:cs="宋体"/>
+          <w:rFonts w:ascii="宋体" w:eastAsia="宋体" w:hAnsi="宋体" w:cs="宋体" w:hint="eastAsia"/>
           <w:kern w:val="0"/>
           <w:sz w:val="24"/>
           <w:szCs w:val="24"/>
@@ -5505,8 +6418,8 @@
           <w:szCs w:val="24"/>
         </w:rPr>
         <w:drawing>
-          <wp:inline distT="0" distB="0" distL="0" distR="0" wp14:anchorId="61980956" wp14:editId="29F656D0">
-            <wp:extent cx="3457575" cy="1240565"/>
+          <wp:inline distT="0" distB="0" distL="0" distR="0" wp14:anchorId="61980956" wp14:editId="6C21DC25">
+            <wp:extent cx="2978486" cy="1068670"/>
             <wp:effectExtent l="0" t="0" r="0" b="0"/>
             <wp:docPr id="21" name="图片 21" descr="C:\Users\lenovo\AppData\Roaming\Tencent\Users\1355126171\QQ\WinTemp\RichOle\C_2YX0Q1I8%JYEVZ}Q4JSTA.png"/>
             <wp:cNvGraphicFramePr>
@@ -5522,7 +6435,7 @@
                     </pic:cNvPicPr>
                   </pic:nvPicPr>
                   <pic:blipFill>
-                    <a:blip r:embed="rId25">
+                    <a:blip r:embed="rId31">
                       <a:extLst>
                         <a:ext uri="{28A0092B-C50C-407E-A947-70E740481C1C}">
                           <a14:useLocalDpi xmlns:a14="http://schemas.microsoft.com/office/drawing/2010/main" val="0"/>
@@ -5537,7 +6450,7 @@
                   <pic:spPr bwMode="auto">
                     <a:xfrm>
                       <a:off x="0" y="0"/>
-                      <a:ext cx="3476689" cy="1247423"/>
+                      <a:ext cx="3013751" cy="1081323"/>
                     </a:xfrm>
                     <a:prstGeom prst="rect">
                       <a:avLst/>
@@ -5553,16 +6466,126 @@
           </wp:inline>
         </w:drawing>
       </w:r>
-    </w:p>
-    <w:p>
-      <w:pPr>
-        <w:widowControl/>
-        <w:rPr>
-          <w:rFonts w:ascii="Tahoma" w:eastAsia="微软雅黑" w:hAnsi="Tahoma"/>
-          <w:kern w:val="0"/>
-          <w:sz w:val="22"/>
-        </w:rPr>
-      </w:pPr>
+      <w:r>
+        <w:rPr>
+          <w:rFonts w:ascii="宋体" w:eastAsia="宋体" w:hAnsi="宋体" w:cs="宋体" w:hint="eastAsia"/>
+          <w:kern w:val="0"/>
+          <w:sz w:val="24"/>
+          <w:szCs w:val="24"/>
+        </w:rPr>
+        <w:t xml:space="preserve"> </w:t>
+      </w:r>
+      <w:r>
+        <w:rPr>
+          <w:rFonts w:ascii="宋体" w:eastAsia="宋体" w:hAnsi="宋体" w:cs="宋体"/>
+          <w:noProof/>
+          <w:kern w:val="0"/>
+          <w:sz w:val="24"/>
+          <w:szCs w:val="24"/>
+        </w:rPr>
+        <w:drawing>
+          <wp:inline distT="0" distB="0" distL="0" distR="0" wp14:anchorId="62EAF5F4" wp14:editId="351887BA">
+            <wp:extent cx="1794510" cy="1059489"/>
+            <wp:effectExtent l="19050" t="19050" r="15240" b="26670"/>
+            <wp:docPr id="28" name="图片 28"/>
+            <wp:cNvGraphicFramePr>
+              <a:graphicFrameLocks xmlns:a="http://schemas.openxmlformats.org/drawingml/2006/main" noChangeAspect="1"/>
+            </wp:cNvGraphicFramePr>
+            <a:graphic xmlns:a="http://schemas.openxmlformats.org/drawingml/2006/main">
+              <a:graphicData uri="http://schemas.openxmlformats.org/drawingml/2006/picture">
+                <pic:pic xmlns:pic="http://schemas.openxmlformats.org/drawingml/2006/picture">
+                  <pic:nvPicPr>
+                    <pic:cNvPr id="0" name="Picture 20"/>
+                    <pic:cNvPicPr>
+                      <a:picLocks noChangeAspect="1" noChangeArrowheads="1"/>
+                    </pic:cNvPicPr>
+                  </pic:nvPicPr>
+                  <pic:blipFill>
+                    <a:blip r:embed="rId32">
+                      <a:extLst>
+                        <a:ext uri="{28A0092B-C50C-407E-A947-70E740481C1C}">
+                          <a14:useLocalDpi xmlns:a14="http://schemas.microsoft.com/office/drawing/2010/main" val="0"/>
+                        </a:ext>
+                      </a:extLst>
+                    </a:blip>
+                    <a:srcRect/>
+                    <a:stretch>
+                      <a:fillRect/>
+                    </a:stretch>
+                  </pic:blipFill>
+                  <pic:spPr bwMode="auto">
+                    <a:xfrm>
+                      <a:off x="0" y="0"/>
+                      <a:ext cx="1808474" cy="1067733"/>
+                    </a:xfrm>
+                    <a:prstGeom prst="rect">
+                      <a:avLst/>
+                    </a:prstGeom>
+                    <a:noFill/>
+                    <a:ln>
+                      <a:solidFill>
+                        <a:schemeClr val="tx1"/>
+                      </a:solidFill>
+                    </a:ln>
+                  </pic:spPr>
+                </pic:pic>
+              </a:graphicData>
+            </a:graphic>
+          </wp:inline>
+        </w:drawing>
+      </w:r>
+    </w:p>
+    <w:p>
+      <w:pPr>
+        <w:widowControl/>
+        <w:rPr>
+          <w:rFonts w:ascii="Tahoma" w:eastAsia="微软雅黑" w:hAnsi="Tahoma" w:hint="eastAsia"/>
+          <w:b/>
+          <w:bCs/>
+          <w:kern w:val="0"/>
+          <w:sz w:val="22"/>
+        </w:rPr>
+      </w:pPr>
+      <w:r>
+        <w:rPr>
+          <w:rFonts w:ascii="Tahoma" w:eastAsia="微软雅黑" w:hAnsi="Tahoma" w:hint="eastAsia"/>
+          <w:b/>
+          <w:bCs/>
+          <w:kern w:val="0"/>
+          <w:sz w:val="22"/>
+        </w:rPr>
+        <w:t>2</w:t>
+      </w:r>
+      <w:r>
+        <w:rPr>
+          <w:rFonts w:ascii="Tahoma" w:eastAsia="微软雅黑" w:hAnsi="Tahoma" w:hint="eastAsia"/>
+          <w:b/>
+          <w:bCs/>
+          <w:kern w:val="0"/>
+          <w:sz w:val="22"/>
+        </w:rPr>
+        <w:t>）触发时机</w:t>
+      </w:r>
+      <w:r>
+        <w:rPr>
+          <w:rFonts w:ascii="Tahoma" w:eastAsia="微软雅黑" w:hAnsi="Tahoma" w:hint="eastAsia"/>
+          <w:b/>
+          <w:bCs/>
+          <w:kern w:val="0"/>
+          <w:sz w:val="22"/>
+        </w:rPr>
+        <w:t xml:space="preserve"> </w:t>
+      </w:r>
+      <w:r>
+        <w:rPr>
+          <w:rFonts w:ascii="Tahoma" w:eastAsia="微软雅黑" w:hAnsi="Tahoma" w:hint="eastAsia"/>
+          <w:b/>
+          <w:bCs/>
+          <w:kern w:val="0"/>
+          <w:sz w:val="22"/>
+        </w:rPr>
+        <w:t>配置</w:t>
+      </w:r>
     </w:p>
     <w:p>
       <w:pPr>
@@ -5595,12 +6618,237 @@
       <w:pPr>
         <w:widowControl/>
         <w:snapToGrid w:val="0"/>
-        <w:rPr>
-          <w:rFonts w:ascii="Tahoma" w:eastAsia="微软雅黑" w:hAnsi="Tahoma" w:hint="eastAsia"/>
-          <w:kern w:val="0"/>
-          <w:sz w:val="22"/>
-        </w:rPr>
-      </w:pPr>
+        <w:jc w:val="left"/>
+        <w:rPr>
+          <w:rFonts w:ascii="Tahoma" w:eastAsia="微软雅黑" w:hAnsi="Tahoma"/>
+          <w:kern w:val="0"/>
+          <w:sz w:val="22"/>
+        </w:rPr>
+      </w:pPr>
+      <w:r>
+        <w:rPr>
+          <w:rFonts w:ascii="Tahoma" w:eastAsia="微软雅黑" w:hAnsi="Tahoma" w:hint="eastAsia"/>
+          <w:kern w:val="0"/>
+          <w:sz w:val="22"/>
+        </w:rPr>
+        <w:t>你可以理解为：</w:t>
+      </w:r>
+    </w:p>
+    <w:p>
+      <w:pPr>
+        <w:widowControl/>
+        <w:snapToGrid w:val="0"/>
+        <w:ind w:firstLine="420"/>
+        <w:jc w:val="left"/>
+        <w:rPr>
+          <w:rFonts w:ascii="Tahoma" w:eastAsia="微软雅黑" w:hAnsi="Tahoma"/>
+          <w:kern w:val="0"/>
+          <w:sz w:val="22"/>
+        </w:rPr>
+      </w:pPr>
+      <w:r>
+        <w:rPr>
+          <w:rFonts w:ascii="Tahoma" w:eastAsia="微软雅黑" w:hAnsi="Tahoma" w:hint="eastAsia"/>
+          <w:kern w:val="0"/>
+          <w:sz w:val="22"/>
+        </w:rPr>
+        <w:t>一个行走图</w:t>
+      </w:r>
+      <w:r>
+        <w:rPr>
+          <w:rFonts w:ascii="Tahoma" w:eastAsia="微软雅黑" w:hAnsi="Tahoma" w:hint="eastAsia"/>
+          <w:kern w:val="0"/>
+          <w:sz w:val="22"/>
+        </w:rPr>
+        <w:t xml:space="preserve"> </w:t>
+      </w:r>
+      <w:r>
+        <w:rPr>
+          <w:rFonts w:ascii="Tahoma" w:eastAsia="微软雅黑" w:hAnsi="Tahoma" w:hint="eastAsia"/>
+          <w:kern w:val="0"/>
+          <w:sz w:val="22"/>
+        </w:rPr>
+        <w:t>对应</w:t>
+      </w:r>
+      <w:r>
+        <w:rPr>
+          <w:rFonts w:ascii="Tahoma" w:eastAsia="微软雅黑" w:hAnsi="Tahoma" w:hint="eastAsia"/>
+          <w:kern w:val="0"/>
+          <w:sz w:val="22"/>
+        </w:rPr>
+        <w:t xml:space="preserve"> </w:t>
+      </w:r>
+      <w:r>
+        <w:rPr>
+          <w:rFonts w:ascii="Tahoma" w:eastAsia="微软雅黑" w:hAnsi="Tahoma" w:hint="eastAsia"/>
+          <w:kern w:val="0"/>
+          <w:sz w:val="22"/>
+        </w:rPr>
+        <w:t>一个事件页</w:t>
+      </w:r>
+      <w:r>
+        <w:rPr>
+          <w:rFonts w:ascii="Tahoma" w:eastAsia="微软雅黑" w:hAnsi="Tahoma" w:hint="eastAsia"/>
+          <w:kern w:val="0"/>
+          <w:sz w:val="22"/>
+        </w:rPr>
+        <w:t>，多个事件页可以用重复的行走图</w:t>
+      </w:r>
+      <w:r>
+        <w:rPr>
+          <w:rFonts w:ascii="Tahoma" w:eastAsia="微软雅黑" w:hAnsi="Tahoma" w:hint="eastAsia"/>
+          <w:kern w:val="0"/>
+          <w:sz w:val="22"/>
+        </w:rPr>
+        <w:t>；</w:t>
+      </w:r>
+    </w:p>
+    <w:p>
+      <w:pPr>
+        <w:widowControl/>
+        <w:snapToGrid w:val="0"/>
+        <w:ind w:firstLine="420"/>
+        <w:jc w:val="left"/>
+        <w:rPr>
+          <w:rFonts w:ascii="Tahoma" w:eastAsia="微软雅黑" w:hAnsi="Tahoma" w:hint="eastAsia"/>
+          <w:kern w:val="0"/>
+          <w:sz w:val="22"/>
+        </w:rPr>
+      </w:pPr>
+      <w:r>
+        <w:rPr>
+          <w:rFonts w:ascii="Tahoma" w:eastAsia="微软雅黑" w:hAnsi="Tahoma" w:hint="eastAsia"/>
+          <w:kern w:val="0"/>
+          <w:sz w:val="22"/>
+        </w:rPr>
+        <w:t>一个状态元</w:t>
+      </w:r>
+      <w:r>
+        <w:rPr>
+          <w:rFonts w:ascii="Tahoma" w:eastAsia="微软雅黑" w:hAnsi="Tahoma"/>
+          <w:kern w:val="0"/>
+          <w:sz w:val="22"/>
+        </w:rPr>
+        <w:t>/</w:t>
+      </w:r>
+      <w:r>
+        <w:rPr>
+          <w:rFonts w:ascii="Tahoma" w:eastAsia="微软雅黑" w:hAnsi="Tahoma" w:hint="eastAsia"/>
+          <w:kern w:val="0"/>
+          <w:sz w:val="22"/>
+        </w:rPr>
+        <w:t>动作元</w:t>
+      </w:r>
+      <w:r>
+        <w:rPr>
+          <w:rFonts w:ascii="Tahoma" w:eastAsia="微软雅黑" w:hAnsi="Tahoma" w:hint="eastAsia"/>
+          <w:kern w:val="0"/>
+          <w:sz w:val="22"/>
+        </w:rPr>
+        <w:t xml:space="preserve"> </w:t>
+      </w:r>
+      <w:r>
+        <w:rPr>
+          <w:rFonts w:ascii="Tahoma" w:eastAsia="微软雅黑" w:hAnsi="Tahoma" w:hint="eastAsia"/>
+          <w:kern w:val="0"/>
+          <w:sz w:val="22"/>
+        </w:rPr>
+        <w:t>对应</w:t>
+      </w:r>
+      <w:r>
+        <w:rPr>
+          <w:rFonts w:ascii="Tahoma" w:eastAsia="微软雅黑" w:hAnsi="Tahoma" w:hint="eastAsia"/>
+          <w:kern w:val="0"/>
+          <w:sz w:val="22"/>
+        </w:rPr>
+        <w:t xml:space="preserve"> </w:t>
+      </w:r>
+      <w:r>
+        <w:rPr>
+          <w:rFonts w:ascii="Tahoma" w:eastAsia="微软雅黑" w:hAnsi="Tahoma" w:hint="eastAsia"/>
+          <w:kern w:val="0"/>
+          <w:sz w:val="22"/>
+        </w:rPr>
+        <w:t>一个触发时机</w:t>
+      </w:r>
+      <w:r>
+        <w:rPr>
+          <w:rFonts w:ascii="Tahoma" w:eastAsia="微软雅黑" w:hAnsi="Tahoma" w:hint="eastAsia"/>
+          <w:kern w:val="0"/>
+          <w:sz w:val="22"/>
+        </w:rPr>
+        <w:t>，多个触发时机可以用重复状态元</w:t>
+      </w:r>
+      <w:r>
+        <w:rPr>
+          <w:rFonts w:ascii="Tahoma" w:eastAsia="微软雅黑" w:hAnsi="Tahoma" w:hint="eastAsia"/>
+          <w:kern w:val="0"/>
+          <w:sz w:val="22"/>
+        </w:rPr>
+        <w:t>；</w:t>
+      </w:r>
+    </w:p>
+    <w:p>
+      <w:pPr>
+        <w:widowControl/>
+        <w:snapToGrid w:val="0"/>
+        <w:rPr>
+          <w:rFonts w:ascii="Tahoma" w:eastAsia="微软雅黑" w:hAnsi="Tahoma"/>
+          <w:kern w:val="0"/>
+          <w:sz w:val="22"/>
+        </w:rPr>
+      </w:pPr>
+      <w:r>
+        <w:rPr>
+          <w:rFonts w:ascii="Tahoma" w:eastAsia="微软雅黑" w:hAnsi="Tahoma" w:hint="eastAsia"/>
+          <w:kern w:val="0"/>
+          <w:sz w:val="22"/>
+        </w:rPr>
+        <w:t>你</w:t>
+      </w:r>
+      <w:r>
+        <w:rPr>
+          <w:rFonts w:ascii="Tahoma" w:eastAsia="微软雅黑" w:hAnsi="Tahoma" w:hint="eastAsia"/>
+          <w:kern w:val="0"/>
+          <w:sz w:val="22"/>
+        </w:rPr>
+        <w:t>还</w:t>
+      </w:r>
+      <w:r>
+        <w:rPr>
+          <w:rFonts w:ascii="Tahoma" w:eastAsia="微软雅黑" w:hAnsi="Tahoma" w:hint="eastAsia"/>
+          <w:kern w:val="0"/>
+          <w:sz w:val="22"/>
+        </w:rPr>
+        <w:t>可以在触发时机中，添加开关控制</w:t>
+      </w:r>
+      <w:r>
+        <w:rPr>
+          <w:rFonts w:ascii="Tahoma" w:eastAsia="微软雅黑" w:hAnsi="Tahoma" w:hint="eastAsia"/>
+          <w:kern w:val="0"/>
+          <w:sz w:val="22"/>
+        </w:rPr>
+        <w:t>；</w:t>
+      </w:r>
+    </w:p>
+    <w:p>
+      <w:pPr>
+        <w:widowControl/>
+        <w:snapToGrid w:val="0"/>
+        <w:rPr>
+          <w:rFonts w:ascii="Tahoma" w:eastAsia="微软雅黑" w:hAnsi="Tahoma"/>
+          <w:kern w:val="0"/>
+          <w:sz w:val="22"/>
+        </w:rPr>
+      </w:pPr>
+      <w:r>
+        <w:rPr>
+          <w:rFonts w:ascii="Tahoma" w:eastAsia="微软雅黑" w:hAnsi="Tahoma" w:hint="eastAsia"/>
+          <w:kern w:val="0"/>
+          <w:sz w:val="22"/>
+        </w:rPr>
+        <w:t>具体</w:t>
+      </w:r>
       <w:r>
         <w:rPr>
           <w:rFonts w:ascii="Tahoma" w:eastAsia="微软雅黑" w:hAnsi="Tahoma" w:hint="eastAsia"/>
@@ -5650,7 +6898,7 @@
         <w:widowControl/>
         <w:jc w:val="center"/>
         <w:rPr>
-          <w:rFonts w:ascii="宋体" w:eastAsia="宋体" w:hAnsi="宋体" w:cs="宋体"/>
+          <w:rFonts w:ascii="宋体" w:eastAsia="宋体" w:hAnsi="宋体" w:cs="宋体" w:hint="eastAsia"/>
           <w:kern w:val="0"/>
           <w:sz w:val="24"/>
           <w:szCs w:val="24"/>
@@ -5665,9 +6913,9 @@
           <w:szCs w:val="24"/>
         </w:rPr>
         <w:drawing>
-          <wp:inline distT="0" distB="0" distL="0" distR="0" wp14:anchorId="6B862F3C" wp14:editId="1B29F758">
-            <wp:extent cx="3495675" cy="2196398"/>
-            <wp:effectExtent l="0" t="0" r="0" b="0"/>
+          <wp:inline distT="0" distB="0" distL="0" distR="0" wp14:anchorId="6B862F3C" wp14:editId="6B4F87A4">
+            <wp:extent cx="3002280" cy="1886389"/>
+            <wp:effectExtent l="0" t="0" r="7620" b="0"/>
             <wp:docPr id="22" name="图片 22" descr="C:\Users\lenovo\AppData\Roaming\Tencent\Users\1355126171\QQ\WinTemp\RichOle\)I]`OZ@Q8K)03XD`IIN}ZTB.png"/>
             <wp:cNvGraphicFramePr>
               <a:graphicFrameLocks xmlns:a="http://schemas.openxmlformats.org/drawingml/2006/main" noChangeAspect="1"/>
@@ -5682,7 +6930,7 @@
                     </pic:cNvPicPr>
                   </pic:nvPicPr>
                   <pic:blipFill>
-                    <a:blip r:embed="rId26">
+                    <a:blip r:embed="rId33">
                       <a:extLst>
                         <a:ext uri="{28A0092B-C50C-407E-A947-70E740481C1C}">
                           <a14:useLocalDpi xmlns:a14="http://schemas.microsoft.com/office/drawing/2010/main" val="0"/>
@@ -5697,7 +6945,7 @@
                   <pic:spPr bwMode="auto">
                     <a:xfrm>
                       <a:off x="0" y="0"/>
-                      <a:ext cx="3517762" cy="2210276"/>
+                      <a:ext cx="3028534" cy="1902885"/>
                     </a:xfrm>
                     <a:prstGeom prst="rect">
                       <a:avLst/>
@@ -5718,11 +6966,63 @@
       <w:pPr>
         <w:widowControl/>
         <w:rPr>
-          <w:rFonts w:ascii="Tahoma" w:eastAsia="微软雅黑" w:hAnsi="Tahoma"/>
-          <w:kern w:val="0"/>
-          <w:sz w:val="22"/>
-        </w:rPr>
-      </w:pPr>
+          <w:rFonts w:ascii="Tahoma" w:eastAsia="微软雅黑" w:hAnsi="Tahoma" w:hint="eastAsia"/>
+          <w:b/>
+          <w:bCs/>
+          <w:kern w:val="0"/>
+          <w:sz w:val="22"/>
+        </w:rPr>
+      </w:pPr>
+      <w:r>
+        <w:rPr>
+          <w:rFonts w:ascii="Tahoma" w:eastAsia="微软雅黑" w:hAnsi="Tahoma"/>
+          <w:b/>
+          <w:bCs/>
+          <w:kern w:val="0"/>
+          <w:sz w:val="22"/>
+        </w:rPr>
+        <w:t>3</w:t>
+      </w:r>
+      <w:r>
+        <w:rPr>
+          <w:rFonts w:ascii="Tahoma" w:eastAsia="微软雅黑" w:hAnsi="Tahoma" w:hint="eastAsia"/>
+          <w:b/>
+          <w:bCs/>
+          <w:kern w:val="0"/>
+          <w:sz w:val="22"/>
+        </w:rPr>
+        <w:t>）触发时机</w:t>
+      </w:r>
+      <w:r>
+        <w:rPr>
+          <w:rFonts w:ascii="Tahoma" w:eastAsia="微软雅黑" w:hAnsi="Tahoma" w:hint="eastAsia"/>
+          <w:b/>
+          <w:bCs/>
+          <w:kern w:val="0"/>
+          <w:sz w:val="22"/>
+        </w:rPr>
+        <w:t>的</w:t>
+      </w:r>
+      <w:r>
+        <w:rPr>
+          <w:rFonts w:ascii="Tahoma" w:eastAsia="微软雅黑" w:hAnsi="Tahoma" w:hint="eastAsia"/>
+          <w:b/>
+          <w:bCs/>
+          <w:kern w:val="0"/>
+          <w:sz w:val="22"/>
+        </w:rPr>
+        <w:t xml:space="preserve"> </w:t>
+      </w:r>
+      <w:r>
+        <w:rPr>
+          <w:rFonts w:ascii="Tahoma" w:eastAsia="微软雅黑" w:hAnsi="Tahoma" w:hint="eastAsia"/>
+          <w:b/>
+          <w:bCs/>
+          <w:kern w:val="0"/>
+          <w:sz w:val="22"/>
+        </w:rPr>
+        <w:t>状态元与动作元</w:t>
+      </w:r>
     </w:p>
     <w:p>
       <w:pPr>
@@ -5787,8 +7087,9 @@
       <w:pPr>
         <w:widowControl/>
         <w:snapToGrid w:val="0"/>
-        <w:rPr>
-          <w:rFonts w:ascii="Tahoma" w:eastAsia="微软雅黑" w:hAnsi="Tahoma" w:hint="eastAsia"/>
+        <w:ind w:firstLine="420"/>
+        <w:rPr>
+          <w:rFonts w:ascii="Tahoma" w:eastAsia="微软雅黑" w:hAnsi="Tahoma"/>
           <w:kern w:val="0"/>
           <w:sz w:val="22"/>
         </w:rPr>
@@ -5807,18 +7108,34 @@
         <w:widowControl/>
         <w:snapToGrid w:val="0"/>
         <w:rPr>
-          <w:rFonts w:ascii="Tahoma" w:eastAsia="微软雅黑" w:hAnsi="Tahoma" w:hint="eastAsia"/>
-          <w:kern w:val="0"/>
-          <w:sz w:val="22"/>
-        </w:rPr>
-      </w:pPr>
-      <w:r>
-        <w:rPr>
-          <w:rFonts w:ascii="Tahoma" w:eastAsia="微软雅黑" w:hAnsi="Tahoma" w:hint="eastAsia"/>
-          <w:kern w:val="0"/>
-          <w:sz w:val="22"/>
-        </w:rPr>
-        <w:t>切换状态和播放动作同开后，一般会先播放动作，然后进入状态。</w:t>
+          <w:rFonts w:ascii="Tahoma" w:eastAsia="微软雅黑" w:hAnsi="Tahoma"/>
+          <w:kern w:val="0"/>
+          <w:sz w:val="22"/>
+        </w:rPr>
+      </w:pPr>
+      <w:r>
+        <w:rPr>
+          <w:rFonts w:ascii="Tahoma" w:eastAsia="微软雅黑" w:hAnsi="Tahoma" w:hint="eastAsia"/>
+          <w:kern w:val="0"/>
+          <w:sz w:val="22"/>
+        </w:rPr>
+        <w:t>切换状态和播放动作</w:t>
+      </w:r>
+      <w:r>
+        <w:rPr>
+          <w:rFonts w:ascii="Tahoma" w:eastAsia="微软雅黑" w:hAnsi="Tahoma" w:hint="eastAsia"/>
+          <w:kern w:val="0"/>
+          <w:sz w:val="22"/>
+        </w:rPr>
+        <w:t>可以同时开启；</w:t>
+      </w:r>
+      <w:r>
+        <w:rPr>
+          <w:rFonts w:ascii="Tahoma" w:eastAsia="微软雅黑" w:hAnsi="Tahoma" w:hint="eastAsia"/>
+          <w:kern w:val="0"/>
+          <w:sz w:val="22"/>
+        </w:rPr>
+        <w:t>同开后，会先播放动作，然后进入状态。</w:t>
       </w:r>
     </w:p>
     <w:p>
@@ -5826,21 +7143,22 @@
         <w:widowControl/>
         <w:jc w:val="center"/>
         <w:rPr>
-          <w:rFonts w:ascii="Tahoma" w:eastAsia="微软雅黑" w:hAnsi="Tahoma" w:hint="eastAsia"/>
-          <w:kern w:val="0"/>
-          <w:sz w:val="22"/>
-        </w:rPr>
-      </w:pPr>
-      <w:r>
-        <w:rPr>
-          <w:rFonts w:ascii="Tahoma" w:eastAsia="微软雅黑" w:hAnsi="Tahoma"/>
+          <w:rFonts w:ascii="Tahoma" w:eastAsia="微软雅黑" w:hAnsi="Tahoma"/>
+          <w:kern w:val="0"/>
+          <w:sz w:val="22"/>
+        </w:rPr>
+      </w:pPr>
+      <w:r>
+        <w:rPr>
+          <w:rFonts w:ascii="Tahoma" w:eastAsia="微软雅黑" w:hAnsi="Tahoma"/>
+          <w:noProof/>
           <w:kern w:val="0"/>
           <w:sz w:val="22"/>
         </w:rPr>
         <w:drawing>
-          <wp:inline distT="0" distB="0" distL="0" distR="0" wp14:anchorId="324E68E3" wp14:editId="051A8F9B">
-            <wp:extent cx="3581400" cy="1560702"/>
-            <wp:effectExtent l="0" t="0" r="0" b="1905"/>
+          <wp:inline distT="0" distB="0" distL="0" distR="0" wp14:anchorId="324E68E3" wp14:editId="3C7B97F4">
+            <wp:extent cx="3025062" cy="1318260"/>
+            <wp:effectExtent l="0" t="0" r="4445" b="0"/>
             <wp:docPr id="20" name="图片 20" descr="C:\Users\lenovo\AppData\Roaming\Tencent\Users\1355126171\QQ\WinTemp\RichOle\0LF(CL}VH5K3B8)8CR)5QJC.png"/>
             <wp:cNvGraphicFramePr>
               <a:graphicFrameLocks xmlns:a="http://schemas.openxmlformats.org/drawingml/2006/main" noChangeAspect="1"/>
@@ -5855,7 +7173,7 @@
                     </pic:cNvPicPr>
                   </pic:nvPicPr>
                   <pic:blipFill>
-                    <a:blip r:embed="rId24">
+                    <a:blip r:embed="rId30">
                       <a:extLst>
                         <a:ext uri="{28A0092B-C50C-407E-A947-70E740481C1C}">
                           <a14:useLocalDpi xmlns:a14="http://schemas.microsoft.com/office/drawing/2010/main" val="0"/>
@@ -5870,7 +7188,7 @@
                   <pic:spPr bwMode="auto">
                     <a:xfrm>
                       <a:off x="0" y="0"/>
-                      <a:ext cx="3591874" cy="1565266"/>
+                      <a:ext cx="3054096" cy="1330913"/>
                     </a:xfrm>
                     <a:prstGeom prst="rect">
                       <a:avLst/>
@@ -5900,17 +7218,6 @@
     </w:p>
     <w:p>
       <w:pPr>
-        <w:widowControl/>
-        <w:jc w:val="left"/>
-        <w:rPr>
-          <w:rFonts w:ascii="Tahoma" w:eastAsia="微软雅黑" w:hAnsi="Tahoma"/>
-          <w:kern w:val="0"/>
-          <w:sz w:val="22"/>
-        </w:rPr>
-      </w:pPr>
-    </w:p>
-    <w:p>
-      <w:pPr>
         <w:pStyle w:val="3"/>
         <w:rPr>
           <w:sz w:val="28"/>
@@ -5920,8 +7227,7 @@
         <w:rPr>
           <w:sz w:val="28"/>
         </w:rPr>
-        <w:lastRenderedPageBreak/>
-        <w:t>4</w:t>
+        <w:t>5</w:t>
       </w:r>
       <w:r>
         <w:rPr>
@@ -5963,18 +7269,162 @@
         <w:snapToGrid w:val="0"/>
         <w:jc w:val="left"/>
         <w:rPr>
-          <w:rFonts w:ascii="Tahoma" w:eastAsia="微软雅黑" w:hAnsi="Tahoma" w:hint="eastAsia"/>
-          <w:kern w:val="0"/>
-          <w:sz w:val="22"/>
-        </w:rPr>
-      </w:pPr>
-      <w:r>
-        <w:rPr>
-          <w:rFonts w:ascii="Tahoma" w:eastAsia="微软雅黑" w:hAnsi="Tahoma" w:hint="eastAsia"/>
-          <w:kern w:val="0"/>
-          <w:sz w:val="22"/>
-        </w:rPr>
-        <w:t>前视图的中心锚点在正下方，背景图的中心锚点在左下方。</w:t>
+          <w:rFonts w:ascii="Tahoma" w:eastAsia="微软雅黑" w:hAnsi="Tahoma"/>
+          <w:kern w:val="0"/>
+          <w:sz w:val="22"/>
+        </w:rPr>
+      </w:pPr>
+    </w:p>
+    <w:p>
+      <w:pPr>
+        <w:widowControl/>
+        <w:snapToGrid w:val="0"/>
+        <w:jc w:val="left"/>
+        <w:rPr>
+          <w:rFonts w:ascii="Tahoma" w:eastAsia="微软雅黑" w:hAnsi="Tahoma" w:hint="eastAsia"/>
+          <w:b/>
+          <w:bCs/>
+          <w:kern w:val="0"/>
+          <w:sz w:val="22"/>
+        </w:rPr>
+      </w:pPr>
+      <w:r>
+        <w:rPr>
+          <w:rFonts w:ascii="Tahoma" w:eastAsia="微软雅黑" w:hAnsi="Tahoma" w:hint="eastAsia"/>
+          <w:b/>
+          <w:bCs/>
+          <w:kern w:val="0"/>
+          <w:sz w:val="22"/>
+        </w:rPr>
+        <w:t>1</w:t>
+      </w:r>
+      <w:r>
+        <w:rPr>
+          <w:rFonts w:ascii="Tahoma" w:eastAsia="微软雅黑" w:hAnsi="Tahoma" w:hint="eastAsia"/>
+          <w:b/>
+          <w:bCs/>
+          <w:kern w:val="0"/>
+          <w:sz w:val="22"/>
+        </w:rPr>
+        <w:t>）中心锚点</w:t>
+      </w:r>
+    </w:p>
+    <w:p>
+      <w:pPr>
+        <w:widowControl/>
+        <w:snapToGrid w:val="0"/>
+        <w:jc w:val="left"/>
+        <w:rPr>
+          <w:rFonts w:ascii="Tahoma" w:eastAsia="微软雅黑" w:hAnsi="Tahoma"/>
+          <w:kern w:val="0"/>
+          <w:sz w:val="22"/>
+        </w:rPr>
+      </w:pPr>
+      <w:r>
+        <w:rPr>
+          <w:rFonts w:ascii="Tahoma" w:eastAsia="微软雅黑" w:hAnsi="Tahoma" w:hint="eastAsia"/>
+          <w:kern w:val="0"/>
+          <w:sz w:val="22"/>
+        </w:rPr>
+        <w:t>如果你的资源图片</w:t>
+      </w:r>
+      <w:r>
+        <w:rPr>
+          <w:rFonts w:ascii="Tahoma" w:eastAsia="微软雅黑" w:hAnsi="Tahoma" w:hint="eastAsia"/>
+          <w:b/>
+          <w:bCs/>
+          <w:kern w:val="0"/>
+          <w:sz w:val="22"/>
+        </w:rPr>
+        <w:t>不是等宽高的</w:t>
+      </w:r>
+      <w:r>
+        <w:rPr>
+          <w:rFonts w:ascii="Tahoma" w:eastAsia="微软雅黑" w:hAnsi="Tahoma" w:hint="eastAsia"/>
+          <w:kern w:val="0"/>
+          <w:sz w:val="22"/>
+        </w:rPr>
+        <w:t>，那么你需要注意图像的中心锚点，</w:t>
+      </w:r>
+    </w:p>
+    <w:p>
+      <w:pPr>
+        <w:widowControl/>
+        <w:snapToGrid w:val="0"/>
+        <w:jc w:val="left"/>
+        <w:rPr>
+          <w:rFonts w:ascii="Tahoma" w:eastAsia="微软雅黑" w:hAnsi="Tahoma"/>
+          <w:kern w:val="0"/>
+          <w:sz w:val="22"/>
+        </w:rPr>
+      </w:pPr>
+      <w:r>
+        <w:rPr>
+          <w:rFonts w:ascii="Tahoma" w:eastAsia="微软雅黑" w:hAnsi="Tahoma" w:hint="eastAsia"/>
+          <w:kern w:val="0"/>
+          <w:sz w:val="22"/>
+        </w:rPr>
+        <w:t>GIF</w:t>
+      </w:r>
+      <w:r>
+        <w:rPr>
+          <w:rFonts w:ascii="Tahoma" w:eastAsia="微软雅黑" w:hAnsi="Tahoma" w:hint="eastAsia"/>
+          <w:kern w:val="0"/>
+          <w:sz w:val="22"/>
+        </w:rPr>
+        <w:t>动画序列编辑器</w:t>
+      </w:r>
+      <w:r>
+        <w:rPr>
+          <w:rFonts w:ascii="Tahoma" w:eastAsia="微软雅黑" w:hAnsi="Tahoma" w:hint="eastAsia"/>
+          <w:kern w:val="0"/>
+          <w:sz w:val="22"/>
+        </w:rPr>
+        <w:t xml:space="preserve"> </w:t>
+      </w:r>
+      <w:r>
+        <w:rPr>
+          <w:rFonts w:ascii="Tahoma" w:eastAsia="微软雅黑" w:hAnsi="Tahoma" w:hint="eastAsia"/>
+          <w:kern w:val="0"/>
+          <w:sz w:val="22"/>
+        </w:rPr>
+        <w:t>的视图，中心锚点在正中心</w:t>
+      </w:r>
+    </w:p>
+    <w:p>
+      <w:pPr>
+        <w:widowControl/>
+        <w:snapToGrid w:val="0"/>
+        <w:jc w:val="left"/>
+        <w:rPr>
+          <w:rFonts w:ascii="Tahoma" w:eastAsia="微软雅黑" w:hAnsi="Tahoma"/>
+          <w:kern w:val="0"/>
+          <w:sz w:val="22"/>
+        </w:rPr>
+      </w:pPr>
+      <w:r>
+        <w:rPr>
+          <w:rFonts w:ascii="Tahoma" w:eastAsia="微软雅黑" w:hAnsi="Tahoma" w:hint="eastAsia"/>
+          <w:kern w:val="0"/>
+          <w:sz w:val="22"/>
+        </w:rPr>
+        <w:t>前视图的中心锚点在正下方，背景图的中心锚点在左下</w:t>
+      </w:r>
+      <w:r>
+        <w:rPr>
+          <w:rFonts w:ascii="Tahoma" w:eastAsia="微软雅黑" w:hAnsi="Tahoma" w:hint="eastAsia"/>
+          <w:kern w:val="0"/>
+          <w:sz w:val="22"/>
+        </w:rPr>
+        <w:t>角</w:t>
+      </w:r>
+      <w:r>
+        <w:rPr>
+          <w:rFonts w:ascii="Tahoma" w:eastAsia="微软雅黑" w:hAnsi="Tahoma" w:hint="eastAsia"/>
+          <w:kern w:val="0"/>
+          <w:sz w:val="22"/>
+        </w:rPr>
+        <w:t>。</w:t>
       </w:r>
     </w:p>
     <w:p>
@@ -5997,9 +7447,9 @@
           <w:szCs w:val="24"/>
         </w:rPr>
         <w:drawing>
-          <wp:inline distT="0" distB="0" distL="0" distR="0" wp14:anchorId="0B4C0295" wp14:editId="2E5AF27F">
-            <wp:extent cx="3409950" cy="3107292"/>
-            <wp:effectExtent l="0" t="0" r="0" b="0"/>
+          <wp:inline distT="0" distB="0" distL="0" distR="0" wp14:anchorId="0B4C0295" wp14:editId="46D50AD3">
+            <wp:extent cx="2751166" cy="2506980"/>
+            <wp:effectExtent l="0" t="0" r="0" b="7620"/>
             <wp:docPr id="24" name="图片 24" descr="C:\Users\lenovo\AppData\Roaming\Tencent\Users\1355126171\QQ\WinTemp\RichOle\E$1O095JCGT]E8N@[4PDGWW.png"/>
             <wp:cNvGraphicFramePr>
               <a:graphicFrameLocks xmlns:a="http://schemas.openxmlformats.org/drawingml/2006/main" noChangeAspect="1"/>
@@ -6014,7 +7464,7 @@
                     </pic:cNvPicPr>
                   </pic:nvPicPr>
                   <pic:blipFill>
-                    <a:blip r:embed="rId27">
+                    <a:blip r:embed="rId34" cstate="print">
                       <a:extLst>
                         <a:ext uri="{28A0092B-C50C-407E-A947-70E740481C1C}">
                           <a14:useLocalDpi xmlns:a14="http://schemas.microsoft.com/office/drawing/2010/main" val="0"/>
@@ -6029,7 +7479,7 @@
                   <pic:spPr bwMode="auto">
                     <a:xfrm>
                       <a:off x="0" y="0"/>
-                      <a:ext cx="3423581" cy="3119713"/>
+                      <a:ext cx="2765338" cy="2519894"/>
                     </a:xfrm>
                     <a:prstGeom prst="rect">
                       <a:avLst/>
@@ -6045,123 +7495,15 @@
           </wp:inline>
         </w:drawing>
       </w:r>
-    </w:p>
-    <w:p>
-      <w:pPr>
-        <w:widowControl/>
-        <w:jc w:val="left"/>
-        <w:rPr>
-          <w:rFonts w:ascii="Tahoma" w:eastAsia="微软雅黑" w:hAnsi="Tahoma" w:hint="eastAsia"/>
-          <w:kern w:val="0"/>
-          <w:sz w:val="22"/>
-        </w:rPr>
-      </w:pPr>
-      <w:r>
-        <w:rPr>
-          <w:rFonts w:ascii="Tahoma" w:eastAsia="微软雅黑" w:hAnsi="Tahoma" w:hint="eastAsia"/>
-          <w:kern w:val="0"/>
-          <w:sz w:val="22"/>
-        </w:rPr>
-        <w:t>根据实际情况，对</w:t>
-      </w:r>
-      <w:r>
-        <w:rPr>
-          <w:rFonts w:ascii="Tahoma" w:eastAsia="微软雅黑" w:hAnsi="Tahoma" w:hint="eastAsia"/>
-          <w:kern w:val="0"/>
-          <w:sz w:val="22"/>
-        </w:rPr>
-        <w:t xml:space="preserve"> </w:t>
-      </w:r>
-      <w:r>
-        <w:rPr>
-          <w:rFonts w:ascii="Tahoma" w:eastAsia="微软雅黑" w:hAnsi="Tahoma" w:hint="eastAsia"/>
-          <w:b/>
-          <w:kern w:val="0"/>
-          <w:sz w:val="22"/>
-        </w:rPr>
-        <w:t>图片资源</w:t>
-      </w:r>
-      <w:r>
-        <w:rPr>
-          <w:rFonts w:ascii="Tahoma" w:eastAsia="微软雅黑" w:hAnsi="Tahoma" w:hint="eastAsia"/>
-          <w:kern w:val="0"/>
-          <w:sz w:val="22"/>
-        </w:rPr>
-        <w:t xml:space="preserve"> </w:t>
-      </w:r>
-      <w:r>
-        <w:rPr>
-          <w:rFonts w:ascii="Tahoma" w:eastAsia="微软雅黑" w:hAnsi="Tahoma" w:hint="eastAsia"/>
-          <w:kern w:val="0"/>
-          <w:sz w:val="22"/>
-        </w:rPr>
-        <w:t>进行调整。</w:t>
-      </w:r>
-    </w:p>
-    <w:p>
-      <w:pPr>
-        <w:widowControl/>
-        <w:jc w:val="left"/>
-        <w:rPr>
-          <w:rFonts w:ascii="Tahoma" w:eastAsia="微软雅黑" w:hAnsi="Tahoma"/>
-          <w:kern w:val="0"/>
-          <w:sz w:val="22"/>
-        </w:rPr>
-      </w:pPr>
-      <w:r>
-        <w:rPr>
-          <w:rFonts w:ascii="Tahoma" w:eastAsia="微软雅黑" w:hAnsi="Tahoma" w:hint="eastAsia"/>
-          <w:kern w:val="0"/>
-          <w:sz w:val="22"/>
-        </w:rPr>
-        <w:t>由于角色肖像的</w:t>
-      </w:r>
-      <w:r>
-        <w:rPr>
-          <w:rFonts w:ascii="Tahoma" w:eastAsia="微软雅黑" w:hAnsi="Tahoma" w:hint="eastAsia"/>
-          <w:kern w:val="0"/>
-          <w:sz w:val="22"/>
-        </w:rPr>
-        <w:t xml:space="preserve"> </w:t>
-      </w:r>
-      <w:r>
-        <w:rPr>
-          <w:rFonts w:ascii="Tahoma" w:eastAsia="微软雅黑" w:hAnsi="Tahoma" w:hint="eastAsia"/>
-          <w:kern w:val="0"/>
-          <w:sz w:val="22"/>
-        </w:rPr>
-        <w:t>前视图背景图</w:t>
-      </w:r>
-      <w:r>
-        <w:rPr>
-          <w:rFonts w:ascii="Tahoma" w:eastAsia="微软雅黑" w:hAnsi="Tahoma" w:hint="eastAsia"/>
-          <w:kern w:val="0"/>
-          <w:sz w:val="22"/>
-        </w:rPr>
-        <w:t xml:space="preserve"> </w:t>
-      </w:r>
-      <w:r>
-        <w:rPr>
-          <w:rFonts w:ascii="Tahoma" w:eastAsia="微软雅黑" w:hAnsi="Tahoma" w:hint="eastAsia"/>
-          <w:kern w:val="0"/>
-          <w:sz w:val="22"/>
-        </w:rPr>
-        <w:t>是直接对所有肖像进行设定的，所以不适合单独修改。</w:t>
-      </w:r>
-      <w:bookmarkStart w:id="2" w:name="_GoBack"/>
-      <w:bookmarkEnd w:id="2"/>
-    </w:p>
-    <w:p>
-      <w:pPr>
-        <w:widowControl/>
-        <w:jc w:val="center"/>
-        <w:rPr>
-          <w:rFonts w:ascii="宋体" w:eastAsia="宋体" w:hAnsi="宋体" w:cs="宋体"/>
+      <w:r>
+        <w:rPr>
+          <w:rFonts w:ascii="宋体" w:eastAsia="宋体" w:hAnsi="宋体" w:cs="宋体" w:hint="eastAsia"/>
           <w:kern w:val="0"/>
           <w:sz w:val="24"/>
           <w:szCs w:val="24"/>
         </w:rPr>
-      </w:pPr>
+        <w:t xml:space="preserve"> </w:t>
+      </w:r>
       <w:r>
         <w:rPr>
           <w:rFonts w:ascii="宋体" w:eastAsia="宋体" w:hAnsi="宋体" w:cs="宋体"/>
@@ -6171,7 +7513,222 @@
           <w:szCs w:val="24"/>
         </w:rPr>
         <w:drawing>
-          <wp:inline distT="0" distB="0" distL="0" distR="0" wp14:anchorId="2EDEBA28" wp14:editId="3F772390">
+          <wp:inline distT="0" distB="0" distL="0" distR="0" wp14:anchorId="1AE83BD2" wp14:editId="017EA671">
+            <wp:extent cx="1772920" cy="2463296"/>
+            <wp:effectExtent l="19050" t="19050" r="17780" b="13335"/>
+            <wp:docPr id="29" name="图片 29"/>
+            <wp:cNvGraphicFramePr>
+              <a:graphicFrameLocks xmlns:a="http://schemas.openxmlformats.org/drawingml/2006/main" noChangeAspect="1"/>
+            </wp:cNvGraphicFramePr>
+            <a:graphic xmlns:a="http://schemas.openxmlformats.org/drawingml/2006/main">
+              <a:graphicData uri="http://schemas.openxmlformats.org/drawingml/2006/picture">
+                <pic:pic xmlns:pic="http://schemas.openxmlformats.org/drawingml/2006/picture">
+                  <pic:nvPicPr>
+                    <pic:cNvPr id="0" name="Picture 22"/>
+                    <pic:cNvPicPr>
+                      <a:picLocks noChangeAspect="1" noChangeArrowheads="1"/>
+                    </pic:cNvPicPr>
+                  </pic:nvPicPr>
+                  <pic:blipFill>
+                    <a:blip r:embed="rId35">
+                      <a:extLst>
+                        <a:ext uri="{28A0092B-C50C-407E-A947-70E740481C1C}">
+                          <a14:useLocalDpi xmlns:a14="http://schemas.microsoft.com/office/drawing/2010/main" val="0"/>
+                        </a:ext>
+                      </a:extLst>
+                    </a:blip>
+                    <a:srcRect/>
+                    <a:stretch>
+                      <a:fillRect/>
+                    </a:stretch>
+                  </pic:blipFill>
+                  <pic:spPr bwMode="auto">
+                    <a:xfrm>
+                      <a:off x="0" y="0"/>
+                      <a:ext cx="1796539" cy="2496112"/>
+                    </a:xfrm>
+                    <a:prstGeom prst="rect">
+                      <a:avLst/>
+                    </a:prstGeom>
+                    <a:noFill/>
+                    <a:ln>
+                      <a:solidFill>
+                        <a:schemeClr val="tx1"/>
+                      </a:solidFill>
+                    </a:ln>
+                  </pic:spPr>
+                </pic:pic>
+              </a:graphicData>
+            </a:graphic>
+          </wp:inline>
+        </w:drawing>
+      </w:r>
+    </w:p>
+    <w:p>
+      <w:pPr>
+        <w:widowControl/>
+        <w:jc w:val="center"/>
+        <w:rPr>
+          <w:rFonts w:ascii="Tahoma" w:eastAsia="微软雅黑" w:hAnsi="Tahoma"/>
+          <w:kern w:val="0"/>
+          <w:sz w:val="22"/>
+        </w:rPr>
+      </w:pPr>
+    </w:p>
+    <w:p>
+      <w:pPr>
+        <w:widowControl/>
+        <w:jc w:val="left"/>
+        <w:rPr>
+          <w:rFonts w:ascii="Tahoma" w:eastAsia="微软雅黑" w:hAnsi="Tahoma" w:hint="eastAsia"/>
+          <w:b/>
+          <w:bCs/>
+          <w:kern w:val="0"/>
+          <w:sz w:val="22"/>
+        </w:rPr>
+      </w:pPr>
+      <w:r>
+        <w:rPr>
+          <w:rFonts w:ascii="Tahoma" w:eastAsia="微软雅黑" w:hAnsi="Tahoma" w:hint="eastAsia"/>
+          <w:b/>
+          <w:bCs/>
+          <w:kern w:val="0"/>
+          <w:sz w:val="22"/>
+        </w:rPr>
+        <w:t>2</w:t>
+      </w:r>
+      <w:r>
+        <w:rPr>
+          <w:rFonts w:ascii="Tahoma" w:eastAsia="微软雅黑" w:hAnsi="Tahoma" w:hint="eastAsia"/>
+          <w:b/>
+          <w:bCs/>
+          <w:kern w:val="0"/>
+          <w:sz w:val="22"/>
+        </w:rPr>
+        <w:t>）资源调整</w:t>
+      </w:r>
+    </w:p>
+    <w:p>
+      <w:pPr>
+        <w:widowControl/>
+        <w:snapToGrid w:val="0"/>
+        <w:jc w:val="left"/>
+        <w:rPr>
+          <w:rFonts w:ascii="Tahoma" w:eastAsia="微软雅黑" w:hAnsi="Tahoma"/>
+          <w:kern w:val="0"/>
+          <w:sz w:val="22"/>
+        </w:rPr>
+      </w:pPr>
+      <w:r>
+        <w:rPr>
+          <w:rFonts w:ascii="Tahoma" w:eastAsia="微软雅黑" w:hAnsi="Tahoma" w:hint="eastAsia"/>
+          <w:kern w:val="0"/>
+          <w:sz w:val="22"/>
+        </w:rPr>
+        <w:t>由于角色肖像的</w:t>
+      </w:r>
+      <w:r>
+        <w:rPr>
+          <w:rFonts w:ascii="Tahoma" w:eastAsia="微软雅黑" w:hAnsi="Tahoma" w:hint="eastAsia"/>
+          <w:kern w:val="0"/>
+          <w:sz w:val="22"/>
+        </w:rPr>
+        <w:t xml:space="preserve"> </w:t>
+      </w:r>
+      <w:r>
+        <w:rPr>
+          <w:rFonts w:ascii="Tahoma" w:eastAsia="微软雅黑" w:hAnsi="Tahoma" w:hint="eastAsia"/>
+          <w:kern w:val="0"/>
+          <w:sz w:val="22"/>
+        </w:rPr>
+        <w:t>前视图背景图是直接对</w:t>
+      </w:r>
+      <w:r>
+        <w:rPr>
+          <w:rFonts w:ascii="Tahoma" w:eastAsia="微软雅黑" w:hAnsi="Tahoma" w:hint="eastAsia"/>
+          <w:kern w:val="0"/>
+          <w:sz w:val="22"/>
+        </w:rPr>
+        <w:t xml:space="preserve"> </w:t>
+      </w:r>
+      <w:r>
+        <w:rPr>
+          <w:rFonts w:ascii="Tahoma" w:eastAsia="微软雅黑" w:hAnsi="Tahoma" w:hint="eastAsia"/>
+          <w:kern w:val="0"/>
+          <w:sz w:val="22"/>
+        </w:rPr>
+        <w:t>所有肖像</w:t>
+      </w:r>
+      <w:r>
+        <w:rPr>
+          <w:rFonts w:ascii="Tahoma" w:eastAsia="微软雅黑" w:hAnsi="Tahoma" w:hint="eastAsia"/>
+          <w:kern w:val="0"/>
+          <w:sz w:val="22"/>
+        </w:rPr>
+        <w:t xml:space="preserve"> </w:t>
+      </w:r>
+      <w:r>
+        <w:rPr>
+          <w:rFonts w:ascii="Tahoma" w:eastAsia="微软雅黑" w:hAnsi="Tahoma" w:hint="eastAsia"/>
+          <w:kern w:val="0"/>
+          <w:sz w:val="22"/>
+        </w:rPr>
+        <w:t>进行设定的，不</w:t>
+      </w:r>
+      <w:r>
+        <w:rPr>
+          <w:rFonts w:ascii="Tahoma" w:eastAsia="微软雅黑" w:hAnsi="Tahoma" w:hint="eastAsia"/>
+          <w:kern w:val="0"/>
+          <w:sz w:val="22"/>
+        </w:rPr>
+        <w:t>能</w:t>
+      </w:r>
+      <w:r>
+        <w:rPr>
+          <w:rFonts w:ascii="Tahoma" w:eastAsia="微软雅黑" w:hAnsi="Tahoma" w:hint="eastAsia"/>
+          <w:kern w:val="0"/>
+          <w:sz w:val="22"/>
+        </w:rPr>
+        <w:t>单独修改</w:t>
+      </w:r>
+      <w:r>
+        <w:rPr>
+          <w:rFonts w:ascii="Tahoma" w:eastAsia="微软雅黑" w:hAnsi="Tahoma" w:hint="eastAsia"/>
+          <w:kern w:val="0"/>
+          <w:sz w:val="22"/>
+        </w:rPr>
+        <w:t>偏移</w:t>
+      </w:r>
+      <w:r>
+        <w:rPr>
+          <w:rFonts w:ascii="Tahoma" w:eastAsia="微软雅黑" w:hAnsi="Tahoma" w:hint="eastAsia"/>
+          <w:kern w:val="0"/>
+          <w:sz w:val="22"/>
+        </w:rPr>
+        <w:t>。</w:t>
+      </w:r>
+    </w:p>
+    <w:p>
+      <w:pPr>
+        <w:widowControl/>
+        <w:snapToGrid w:val="0"/>
+        <w:jc w:val="center"/>
+        <w:rPr>
+          <w:rFonts w:ascii="Tahoma" w:eastAsia="微软雅黑" w:hAnsi="Tahoma" w:hint="eastAsia"/>
+          <w:kern w:val="0"/>
+          <w:sz w:val="22"/>
+        </w:rPr>
+      </w:pPr>
+      <w:r>
+        <w:rPr>
+          <w:rFonts w:ascii="宋体" w:eastAsia="宋体" w:hAnsi="宋体" w:cs="宋体"/>
+          <w:noProof/>
+          <w:kern w:val="0"/>
+          <w:sz w:val="24"/>
+          <w:szCs w:val="24"/>
+        </w:rPr>
+        <w:drawing>
+          <wp:inline distT="0" distB="0" distL="0" distR="0" wp14:anchorId="66A137DA" wp14:editId="51E8A306">
             <wp:extent cx="3300971" cy="2162175"/>
             <wp:effectExtent l="0" t="0" r="0" b="0"/>
             <wp:docPr id="25" name="图片 25" descr="C:\Users\lenovo\AppData\Roaming\Tencent\Users\1355126171\QQ\WinTemp\RichOle\($`42DCP$I62V(SJO$8~R{A.png"/>
@@ -6188,7 +7745,7 @@
                     </pic:cNvPicPr>
                   </pic:nvPicPr>
                   <pic:blipFill>
-                    <a:blip r:embed="rId28">
+                    <a:blip r:embed="rId36">
                       <a:extLst>
                         <a:ext uri="{28A0092B-C50C-407E-A947-70E740481C1C}">
                           <a14:useLocalDpi xmlns:a14="http://schemas.microsoft.com/office/drawing/2010/main" val="0"/>
@@ -6223,6 +7780,125 @@
     <w:p>
       <w:pPr>
         <w:widowControl/>
+        <w:snapToGrid w:val="0"/>
+        <w:jc w:val="left"/>
+        <w:rPr>
+          <w:rFonts w:ascii="Tahoma" w:eastAsia="微软雅黑" w:hAnsi="Tahoma" w:hint="eastAsia"/>
+          <w:kern w:val="0"/>
+          <w:sz w:val="22"/>
+        </w:rPr>
+      </w:pPr>
+      <w:r>
+        <w:rPr>
+          <w:rFonts w:ascii="Tahoma" w:eastAsia="微软雅黑" w:hAnsi="Tahoma" w:hint="eastAsia"/>
+          <w:kern w:val="0"/>
+          <w:sz w:val="22"/>
+        </w:rPr>
+        <w:t>因此，你只能</w:t>
+      </w:r>
+      <w:r>
+        <w:rPr>
+          <w:rFonts w:ascii="Tahoma" w:eastAsia="微软雅黑" w:hAnsi="Tahoma" w:hint="eastAsia"/>
+          <w:kern w:val="0"/>
+          <w:sz w:val="22"/>
+        </w:rPr>
+        <w:t>根据实际</w:t>
+      </w:r>
+      <w:r>
+        <w:rPr>
+          <w:rFonts w:ascii="Tahoma" w:eastAsia="微软雅黑" w:hAnsi="Tahoma" w:hint="eastAsia"/>
+          <w:kern w:val="0"/>
+          <w:sz w:val="22"/>
+        </w:rPr>
+        <w:t>个例</w:t>
+      </w:r>
+      <w:r>
+        <w:rPr>
+          <w:rFonts w:ascii="Tahoma" w:eastAsia="微软雅黑" w:hAnsi="Tahoma" w:hint="eastAsia"/>
+          <w:kern w:val="0"/>
+          <w:sz w:val="22"/>
+        </w:rPr>
+        <w:t>情况，对</w:t>
+      </w:r>
+      <w:r>
+        <w:rPr>
+          <w:rFonts w:ascii="Tahoma" w:eastAsia="微软雅黑" w:hAnsi="Tahoma" w:hint="eastAsia"/>
+          <w:kern w:val="0"/>
+          <w:sz w:val="22"/>
+        </w:rPr>
+        <w:t>编辑器中的</w:t>
+      </w:r>
+      <w:r>
+        <w:rPr>
+          <w:rFonts w:ascii="Tahoma" w:eastAsia="微软雅黑" w:hAnsi="Tahoma" w:hint="eastAsia"/>
+          <w:kern w:val="0"/>
+          <w:sz w:val="22"/>
+        </w:rPr>
+        <w:t xml:space="preserve"> </w:t>
+      </w:r>
+      <w:r>
+        <w:rPr>
+          <w:rFonts w:ascii="Tahoma" w:eastAsia="微软雅黑" w:hAnsi="Tahoma" w:hint="eastAsia"/>
+          <w:b/>
+          <w:kern w:val="0"/>
+          <w:sz w:val="22"/>
+        </w:rPr>
+        <w:t>资源</w:t>
+      </w:r>
+      <w:r>
+        <w:rPr>
+          <w:rFonts w:ascii="Tahoma" w:eastAsia="微软雅黑" w:hAnsi="Tahoma" w:hint="eastAsia"/>
+          <w:b/>
+          <w:kern w:val="0"/>
+          <w:sz w:val="22"/>
+        </w:rPr>
+        <w:t>图片</w:t>
+      </w:r>
+      <w:r>
+        <w:rPr>
+          <w:rFonts w:ascii="Tahoma" w:eastAsia="微软雅黑" w:hAnsi="Tahoma" w:hint="eastAsia"/>
+          <w:b/>
+          <w:kern w:val="0"/>
+          <w:sz w:val="22"/>
+        </w:rPr>
+        <w:t xml:space="preserve"> </w:t>
+      </w:r>
+      <w:r>
+        <w:rPr>
+          <w:rFonts w:ascii="Tahoma" w:eastAsia="微软雅黑" w:hAnsi="Tahoma" w:hint="eastAsia"/>
+          <w:kern w:val="0"/>
+          <w:sz w:val="22"/>
+        </w:rPr>
+        <w:t>进行</w:t>
+      </w:r>
+      <w:r>
+        <w:rPr>
+          <w:rFonts w:ascii="Tahoma" w:eastAsia="微软雅黑" w:hAnsi="Tahoma" w:hint="eastAsia"/>
+          <w:kern w:val="0"/>
+          <w:sz w:val="22"/>
+        </w:rPr>
+        <w:t>ps</w:t>
+      </w:r>
+      <w:r>
+        <w:rPr>
+          <w:rFonts w:ascii="Tahoma" w:eastAsia="微软雅黑" w:hAnsi="Tahoma" w:hint="eastAsia"/>
+          <w:kern w:val="0"/>
+          <w:sz w:val="22"/>
+        </w:rPr>
+        <w:t>修改</w:t>
+      </w:r>
+      <w:r>
+        <w:rPr>
+          <w:rFonts w:ascii="Tahoma" w:eastAsia="微软雅黑" w:hAnsi="Tahoma" w:hint="eastAsia"/>
+          <w:kern w:val="0"/>
+          <w:sz w:val="22"/>
+        </w:rPr>
+        <w:t>。</w:t>
+      </w:r>
+    </w:p>
+    <w:p>
+      <w:pPr>
+        <w:widowControl/>
         <w:jc w:val="left"/>
         <w:rPr>
           <w:rFonts w:ascii="Tahoma" w:eastAsia="微软雅黑" w:hAnsi="Tahoma" w:hint="eastAsia"/>
@@ -6242,7 +7918,7 @@
 </file>
 
 <file path=word/endnotes.xml><?xml version="1.0" encoding="utf-8"?>
-<w:endnotes xmlns:wpc="http://schemas.microsoft.com/office/word/2010/wordprocessingCanvas" xmlns:cx="http://schemas.microsoft.com/office/drawing/2014/chartex" xmlns:mc="http://schemas.openxmlformats.org/markup-compatibility/2006" xmlns:o="urn:schemas-microsoft-com:office:office" xmlns:r="http://schemas.openxmlformats.org/officeDocument/2006/relationships" xmlns:m="http://schemas.openxmlformats.org/officeDocument/2006/math" xmlns:v="urn:schemas-microsoft-com:vml" xmlns:wp14="http://schemas.microsoft.com/office/word/2010/wordprocessingDrawing" xmlns:wp="http://schemas.openxmlformats.org/drawingml/2006/wordprocessingDrawing" xmlns:w10="urn:schemas-microsoft-com:office:word" xmlns:w="http://schemas.openxmlformats.org/wordprocessingml/2006/main" xmlns:w14="http://schemas.microsoft.com/office/word/2010/wordml" xmlns:w15="http://schemas.microsoft.com/office/word/2012/wordml" xmlns:w16se="http://schemas.microsoft.com/office/word/2015/wordml/symex" xmlns:wpg="http://schemas.microsoft.com/office/word/2010/wordprocessingGroup" xmlns:wpi="http://schemas.microsoft.com/office/word/2010/wordprocessingInk" xmlns:wne="http://schemas.microsoft.com/office/word/2006/wordml" xmlns:wps="http://schemas.microsoft.com/office/word/2010/wordprocessingShape" mc:Ignorable="w14 w15 w16se wp14">
+<w:endnotes xmlns:wpc="http://schemas.microsoft.com/office/word/2010/wordprocessingCanvas" xmlns:cx="http://schemas.microsoft.com/office/drawing/2014/chartex" xmlns:cx1="http://schemas.microsoft.com/office/drawing/2015/9/8/chartex" xmlns:cx2="http://schemas.microsoft.com/office/drawing/2015/10/21/chartex" xmlns:cx3="http://schemas.microsoft.com/office/drawing/2016/5/9/chartex" xmlns:cx4="http://schemas.microsoft.com/office/drawing/2016/5/10/chartex" xmlns:cx5="http://schemas.microsoft.com/office/drawing/2016/5/11/chartex" xmlns:cx6="http://schemas.microsoft.com/office/drawing/2016/5/12/chartex" xmlns:cx7="http://schemas.microsoft.com/office/drawing/2016/5/13/chartex" xmlns:cx8="http://schemas.microsoft.com/office/drawing/2016/5/14/chartex" xmlns:mc="http://schemas.openxmlformats.org/markup-compatibility/2006" xmlns:aink="http://schemas.microsoft.com/office/drawing/2016/ink" xmlns:am3d="http://schemas.microsoft.com/office/drawing/2017/model3d" xmlns:o="urn:schemas-microsoft-com:office:office" xmlns:r="http://schemas.openxmlformats.org/officeDocument/2006/relationships" xmlns:m="http://schemas.openxmlformats.org/officeDocument/2006/math" xmlns:v="urn:schemas-microsoft-com:vml" xmlns:wp14="http://schemas.microsoft.com/office/word/2010/wordprocessingDrawing" xmlns:wp="http://schemas.openxmlformats.org/drawingml/2006/wordprocessingDrawing" xmlns:w10="urn:schemas-microsoft-com:office:word" xmlns:w="http://schemas.openxmlformats.org/wordprocessingml/2006/main" xmlns:w14="http://schemas.microsoft.com/office/word/2010/wordml" xmlns:w15="http://schemas.microsoft.com/office/word/2012/wordml" xmlns:w16cex="http://schemas.microsoft.com/office/word/2018/wordml/cex" xmlns:w16cid="http://schemas.microsoft.com/office/word/2016/wordml/cid" xmlns:w16="http://schemas.microsoft.com/office/word/2018/wordml" xmlns:w16se="http://schemas.microsoft.com/office/word/2015/wordml/symex" xmlns:wpg="http://schemas.microsoft.com/office/word/2010/wordprocessingGroup" xmlns:wpi="http://schemas.microsoft.com/office/word/2010/wordprocessingInk" xmlns:wne="http://schemas.microsoft.com/office/word/2006/wordml" xmlns:wps="http://schemas.microsoft.com/office/word/2010/wordprocessingShape" mc:Ignorable="w14 w15 w16se w16cid w16 w16cex wp14">
   <w:endnote w:type="separator" w:id="-1">
     <w:p>
       <w:r>
@@ -6261,7 +7937,7 @@
 </file>
 
 <file path=word/footnotes.xml><?xml version="1.0" encoding="utf-8"?>
-<w:footnotes xmlns:wpc="http://schemas.microsoft.com/office/word/2010/wordprocessingCanvas" xmlns:cx="http://schemas.microsoft.com/office/drawing/2014/chartex" xmlns:mc="http://schemas.openxmlformats.org/markup-compatibility/2006" xmlns:o="urn:schemas-microsoft-com:office:office" xmlns:r="http://schemas.openxmlformats.org/officeDocument/2006/relationships" xmlns:m="http://schemas.openxmlformats.org/officeDocument/2006/math" xmlns:v="urn:schemas-microsoft-com:vml" xmlns:wp14="http://schemas.microsoft.com/office/word/2010/wordprocessingDrawing" xmlns:wp="http://schemas.openxmlformats.org/drawingml/2006/wordprocessingDrawing" xmlns:w10="urn:schemas-microsoft-com:office:word" xmlns:w="http://schemas.openxmlformats.org/wordprocessingml/2006/main" xmlns:w14="http://schemas.microsoft.com/office/word/2010/wordml" xmlns:w15="http://schemas.microsoft.com/office/word/2012/wordml" xmlns:w16se="http://schemas.microsoft.com/office/word/2015/wordml/symex" xmlns:wpg="http://schemas.microsoft.com/office/word/2010/wordprocessingGroup" xmlns:wpi="http://schemas.microsoft.com/office/word/2010/wordprocessingInk" xmlns:wne="http://schemas.microsoft.com/office/word/2006/wordml" xmlns:wps="http://schemas.microsoft.com/office/word/2010/wordprocessingShape" mc:Ignorable="w14 w15 w16se wp14">
+<w:footnotes xmlns:wpc="http://schemas.microsoft.com/office/word/2010/wordprocessingCanvas" xmlns:cx="http://schemas.microsoft.com/office/drawing/2014/chartex" xmlns:cx1="http://schemas.microsoft.com/office/drawing/2015/9/8/chartex" xmlns:cx2="http://schemas.microsoft.com/office/drawing/2015/10/21/chartex" xmlns:cx3="http://schemas.microsoft.com/office/drawing/2016/5/9/chartex" xmlns:cx4="http://schemas.microsoft.com/office/drawing/2016/5/10/chartex" xmlns:cx5="http://schemas.microsoft.com/office/drawing/2016/5/11/chartex" xmlns:cx6="http://schemas.microsoft.com/office/drawing/2016/5/12/chartex" xmlns:cx7="http://schemas.microsoft.com/office/drawing/2016/5/13/chartex" xmlns:cx8="http://schemas.microsoft.com/office/drawing/2016/5/14/chartex" xmlns:mc="http://schemas.openxmlformats.org/markup-compatibility/2006" xmlns:aink="http://schemas.microsoft.com/office/drawing/2016/ink" xmlns:am3d="http://schemas.microsoft.com/office/drawing/2017/model3d" xmlns:o="urn:schemas-microsoft-com:office:office" xmlns:r="http://schemas.openxmlformats.org/officeDocument/2006/relationships" xmlns:m="http://schemas.openxmlformats.org/officeDocument/2006/math" xmlns:v="urn:schemas-microsoft-com:vml" xmlns:wp14="http://schemas.microsoft.com/office/word/2010/wordprocessingDrawing" xmlns:wp="http://schemas.openxmlformats.org/drawingml/2006/wordprocessingDrawing" xmlns:w10="urn:schemas-microsoft-com:office:word" xmlns:w="http://schemas.openxmlformats.org/wordprocessingml/2006/main" xmlns:w14="http://schemas.microsoft.com/office/word/2010/wordml" xmlns:w15="http://schemas.microsoft.com/office/word/2012/wordml" xmlns:w16cex="http://schemas.microsoft.com/office/word/2018/wordml/cex" xmlns:w16cid="http://schemas.microsoft.com/office/word/2016/wordml/cid" xmlns:w16="http://schemas.microsoft.com/office/word/2018/wordml" xmlns:w16se="http://schemas.microsoft.com/office/word/2015/wordml/symex" xmlns:wpg="http://schemas.microsoft.com/office/word/2010/wordprocessingGroup" xmlns:wpi="http://schemas.microsoft.com/office/word/2010/wordprocessingInk" xmlns:wne="http://schemas.microsoft.com/office/word/2006/wordml" xmlns:wps="http://schemas.microsoft.com/office/word/2010/wordprocessingShape" mc:Ignorable="w14 w15 w16se w16cid w16 w16cex wp14">
   <w:footnote w:type="separator" w:id="-1">
     <w:p>
       <w:r>
@@ -6280,7 +7956,7 @@
 </file>
 
 <file path=word/header1.xml><?xml version="1.0" encoding="utf-8"?>
-<w:hdr xmlns:wpc="http://schemas.microsoft.com/office/word/2010/wordprocessingCanvas" xmlns:cx="http://schemas.microsoft.com/office/drawing/2014/chartex" xmlns:mc="http://schemas.openxmlformats.org/markup-compatibility/2006" xmlns:o="urn:schemas-microsoft-com:office:office" xmlns:r="http://schemas.openxmlformats.org/officeDocument/2006/relationships" xmlns:m="http://schemas.openxmlformats.org/officeDocument/2006/math" xmlns:v="urn:schemas-microsoft-com:vml" xmlns:wp14="http://schemas.microsoft.com/office/word/2010/wordprocessingDrawing" xmlns:wp="http://schemas.openxmlformats.org/drawingml/2006/wordprocessingDrawing" xmlns:w10="urn:schemas-microsoft-com:office:word" xmlns:w="http://schemas.openxmlformats.org/wordprocessingml/2006/main" xmlns:w14="http://schemas.microsoft.com/office/word/2010/wordml" xmlns:w15="http://schemas.microsoft.com/office/word/2012/wordml" xmlns:w16se="http://schemas.microsoft.com/office/word/2015/wordml/symex" xmlns:wpg="http://schemas.microsoft.com/office/word/2010/wordprocessingGroup" xmlns:wpi="http://schemas.microsoft.com/office/word/2010/wordprocessingInk" xmlns:wne="http://schemas.microsoft.com/office/word/2006/wordml" xmlns:wps="http://schemas.microsoft.com/office/word/2010/wordprocessingShape" mc:Ignorable="w14 w15 w16se wp14">
+<w:hdr xmlns:wpc="http://schemas.microsoft.com/office/word/2010/wordprocessingCanvas" xmlns:cx="http://schemas.microsoft.com/office/drawing/2014/chartex" xmlns:cx1="http://schemas.microsoft.com/office/drawing/2015/9/8/chartex" xmlns:cx2="http://schemas.microsoft.com/office/drawing/2015/10/21/chartex" xmlns:cx3="http://schemas.microsoft.com/office/drawing/2016/5/9/chartex" xmlns:cx4="http://schemas.microsoft.com/office/drawing/2016/5/10/chartex" xmlns:cx5="http://schemas.microsoft.com/office/drawing/2016/5/11/chartex" xmlns:cx6="http://schemas.microsoft.com/office/drawing/2016/5/12/chartex" xmlns:cx7="http://schemas.microsoft.com/office/drawing/2016/5/13/chartex" xmlns:cx8="http://schemas.microsoft.com/office/drawing/2016/5/14/chartex" xmlns:mc="http://schemas.openxmlformats.org/markup-compatibility/2006" xmlns:aink="http://schemas.microsoft.com/office/drawing/2016/ink" xmlns:am3d="http://schemas.microsoft.com/office/drawing/2017/model3d" xmlns:o="urn:schemas-microsoft-com:office:office" xmlns:r="http://schemas.openxmlformats.org/officeDocument/2006/relationships" xmlns:m="http://schemas.openxmlformats.org/officeDocument/2006/math" xmlns:v="urn:schemas-microsoft-com:vml" xmlns:wp14="http://schemas.microsoft.com/office/word/2010/wordprocessingDrawing" xmlns:wp="http://schemas.openxmlformats.org/drawingml/2006/wordprocessingDrawing" xmlns:w10="urn:schemas-microsoft-com:office:word" xmlns:w="http://schemas.openxmlformats.org/wordprocessingml/2006/main" xmlns:w14="http://schemas.microsoft.com/office/word/2010/wordml" xmlns:w15="http://schemas.microsoft.com/office/word/2012/wordml" xmlns:w16cex="http://schemas.microsoft.com/office/word/2018/wordml/cex" xmlns:w16cid="http://schemas.microsoft.com/office/word/2016/wordml/cid" xmlns:w16="http://schemas.microsoft.com/office/word/2018/wordml" xmlns:w16se="http://schemas.microsoft.com/office/word/2015/wordml/symex" xmlns:wpg="http://schemas.microsoft.com/office/word/2010/wordprocessingGroup" xmlns:wpi="http://schemas.microsoft.com/office/word/2010/wordprocessingInk" xmlns:wne="http://schemas.microsoft.com/office/word/2006/wordml" xmlns:wps="http://schemas.microsoft.com/office/word/2010/wordprocessingShape" mc:Ignorable="w14 w15 w16se w16cid w16 w16cex wp14">
   <w:p>
     <w:pPr>
       <w:jc w:val="center"/>
@@ -6389,8 +8065,105 @@
 </w:hdr>
 </file>
 
+<file path=word/numbering.xml><?xml version="1.0" encoding="utf-8"?>
+<w:numbering xmlns:wpc="http://schemas.microsoft.com/office/word/2010/wordprocessingCanvas" xmlns:cx="http://schemas.microsoft.com/office/drawing/2014/chartex" xmlns:cx1="http://schemas.microsoft.com/office/drawing/2015/9/8/chartex" xmlns:cx2="http://schemas.microsoft.com/office/drawing/2015/10/21/chartex" xmlns:cx3="http://schemas.microsoft.com/office/drawing/2016/5/9/chartex" xmlns:cx4="http://schemas.microsoft.com/office/drawing/2016/5/10/chartex" xmlns:cx5="http://schemas.microsoft.com/office/drawing/2016/5/11/chartex" xmlns:cx6="http://schemas.microsoft.com/office/drawing/2016/5/12/chartex" xmlns:cx7="http://schemas.microsoft.com/office/drawing/2016/5/13/chartex" xmlns:cx8="http://schemas.microsoft.com/office/drawing/2016/5/14/chartex" xmlns:mc="http://schemas.openxmlformats.org/markup-compatibility/2006" xmlns:aink="http://schemas.microsoft.com/office/drawing/2016/ink" xmlns:am3d="http://schemas.microsoft.com/office/drawing/2017/model3d" xmlns:o="urn:schemas-microsoft-com:office:office" xmlns:r="http://schemas.openxmlformats.org/officeDocument/2006/relationships" xmlns:m="http://schemas.openxmlformats.org/officeDocument/2006/math" xmlns:v="urn:schemas-microsoft-com:vml" xmlns:wp14="http://schemas.microsoft.com/office/word/2010/wordprocessingDrawing" xmlns:wp="http://schemas.openxmlformats.org/drawingml/2006/wordprocessingDrawing" xmlns:w10="urn:schemas-microsoft-com:office:word" xmlns:w="http://schemas.openxmlformats.org/wordprocessingml/2006/main" xmlns:w14="http://schemas.microsoft.com/office/word/2010/wordml" xmlns:w15="http://schemas.microsoft.com/office/word/2012/wordml" xmlns:w16cex="http://schemas.microsoft.com/office/word/2018/wordml/cex" xmlns:w16cid="http://schemas.microsoft.com/office/word/2016/wordml/cid" xmlns:w16="http://schemas.microsoft.com/office/word/2018/wordml" xmlns:w16se="http://schemas.microsoft.com/office/word/2015/wordml/symex" xmlns:wpg="http://schemas.microsoft.com/office/word/2010/wordprocessingGroup" xmlns:wpi="http://schemas.microsoft.com/office/word/2010/wordprocessingInk" xmlns:wne="http://schemas.microsoft.com/office/word/2006/wordml" xmlns:wps="http://schemas.microsoft.com/office/word/2010/wordprocessingShape" mc:Ignorable="w14 w15 w16se w16cid w16 w16cex wp14">
+  <w:abstractNum w:abstractNumId="0" w15:restartNumberingAfterBreak="0">
+    <w:nsid w:val="2C585C29"/>
+    <w:multiLevelType w:val="hybridMultilevel"/>
+    <w:tmpl w:val="1B26E340"/>
+    <w:lvl w:ilvl="0" w:tplc="B2AA9DC6">
+      <w:start w:val="1"/>
+      <w:numFmt w:val="decimal"/>
+      <w:lvlText w:val="%1)"/>
+      <w:lvlJc w:val="left"/>
+      <w:pPr>
+        <w:ind w:left="360" w:hanging="360"/>
+      </w:pPr>
+      <w:rPr>
+        <w:rFonts w:hint="default"/>
+      </w:rPr>
+    </w:lvl>
+    <w:lvl w:ilvl="1" w:tplc="04090019" w:tentative="1">
+      <w:start w:val="1"/>
+      <w:numFmt w:val="lowerLetter"/>
+      <w:lvlText w:val="%2)"/>
+      <w:lvlJc w:val="left"/>
+      <w:pPr>
+        <w:ind w:left="840" w:hanging="420"/>
+      </w:pPr>
+    </w:lvl>
+    <w:lvl w:ilvl="2" w:tplc="0409001B" w:tentative="1">
+      <w:start w:val="1"/>
+      <w:numFmt w:val="lowerRoman"/>
+      <w:lvlText w:val="%3."/>
+      <w:lvlJc w:val="right"/>
+      <w:pPr>
+        <w:ind w:left="1260" w:hanging="420"/>
+      </w:pPr>
+    </w:lvl>
+    <w:lvl w:ilvl="3" w:tplc="0409000F" w:tentative="1">
+      <w:start w:val="1"/>
+      <w:numFmt w:val="decimal"/>
+      <w:lvlText w:val="%4."/>
+      <w:lvlJc w:val="left"/>
+      <w:pPr>
+        <w:ind w:left="1680" w:hanging="420"/>
+      </w:pPr>
+    </w:lvl>
+    <w:lvl w:ilvl="4" w:tplc="04090019" w:tentative="1">
+      <w:start w:val="1"/>
+      <w:numFmt w:val="lowerLetter"/>
+      <w:lvlText w:val="%5)"/>
+      <w:lvlJc w:val="left"/>
+      <w:pPr>
+        <w:ind w:left="2100" w:hanging="420"/>
+      </w:pPr>
+    </w:lvl>
+    <w:lvl w:ilvl="5" w:tplc="0409001B" w:tentative="1">
+      <w:start w:val="1"/>
+      <w:numFmt w:val="lowerRoman"/>
+      <w:lvlText w:val="%6."/>
+      <w:lvlJc w:val="right"/>
+      <w:pPr>
+        <w:ind w:left="2520" w:hanging="420"/>
+      </w:pPr>
+    </w:lvl>
+    <w:lvl w:ilvl="6" w:tplc="0409000F" w:tentative="1">
+      <w:start w:val="1"/>
+      <w:numFmt w:val="decimal"/>
+      <w:lvlText w:val="%7."/>
+      <w:lvlJc w:val="left"/>
+      <w:pPr>
+        <w:ind w:left="2940" w:hanging="420"/>
+      </w:pPr>
+    </w:lvl>
+    <w:lvl w:ilvl="7" w:tplc="04090019" w:tentative="1">
+      <w:start w:val="1"/>
+      <w:numFmt w:val="lowerLetter"/>
+      <w:lvlText w:val="%8)"/>
+      <w:lvlJc w:val="left"/>
+      <w:pPr>
+        <w:ind w:left="3360" w:hanging="420"/>
+      </w:pPr>
+    </w:lvl>
+    <w:lvl w:ilvl="8" w:tplc="0409001B" w:tentative="1">
+      <w:start w:val="1"/>
+      <w:numFmt w:val="lowerRoman"/>
+      <w:lvlText w:val="%9."/>
+      <w:lvlJc w:val="right"/>
+      <w:pPr>
+        <w:ind w:left="3780" w:hanging="420"/>
+      </w:pPr>
+    </w:lvl>
+  </w:abstractNum>
+  <w:num w:numId="1">
+    <w:abstractNumId w:val="0"/>
+  </w:num>
+</w:numbering>
+</file>
+
 <file path=word/styles.xml><?xml version="1.0" encoding="utf-8"?>
-<w:styles xmlns:mc="http://schemas.openxmlformats.org/markup-compatibility/2006" xmlns:r="http://schemas.openxmlformats.org/officeDocument/2006/relationships" xmlns:w="http://schemas.openxmlformats.org/wordprocessingml/2006/main" xmlns:w14="http://schemas.microsoft.com/office/word/2010/wordml" xmlns:w15="http://schemas.microsoft.com/office/word/2012/wordml" xmlns:w16se="http://schemas.microsoft.com/office/word/2015/wordml/symex" mc:Ignorable="w14 w15 w16se">
+<w:styles xmlns:mc="http://schemas.openxmlformats.org/markup-compatibility/2006" xmlns:r="http://schemas.openxmlformats.org/officeDocument/2006/relationships" xmlns:w="http://schemas.openxmlformats.org/wordprocessingml/2006/main" xmlns:w14="http://schemas.microsoft.com/office/word/2010/wordml" xmlns:w15="http://schemas.microsoft.com/office/word/2012/wordml" xmlns:w16cex="http://schemas.microsoft.com/office/word/2018/wordml/cex" xmlns:w16cid="http://schemas.microsoft.com/office/word/2016/wordml/cid" xmlns:w16="http://schemas.microsoft.com/office/word/2018/wordml" xmlns:w16se="http://schemas.microsoft.com/office/word/2015/wordml/symex" mc:Ignorable="w14 w15 w16se w16cid w16 w16cex">
   <w:docDefaults>
     <w:rPrDefault>
       <w:rPr>
@@ -6403,7 +8176,7 @@
     </w:rPrDefault>
     <w:pPrDefault/>
   </w:docDefaults>
-  <w:latentStyles w:defLockedState="0" w:defUIPriority="99" w:defSemiHidden="0" w:defUnhideWhenUsed="0" w:defQFormat="0" w:count="371">
+  <w:latentStyles w:defLockedState="0" w:defUIPriority="99" w:defSemiHidden="0" w:defUnhideWhenUsed="0" w:defQFormat="0" w:count="376">
     <w:lsdException w:name="Normal" w:uiPriority="0" w:qFormat="1"/>
     <w:lsdException w:name="heading 1" w:uiPriority="9" w:qFormat="1"/>
     <w:lsdException w:name="heading 2" w:semiHidden="1" w:uiPriority="9" w:unhideWhenUsed="1" w:qFormat="1"/>
@@ -6509,7 +8282,6 @@
     <w:lsdException w:name="HTML Sample" w:semiHidden="1" w:unhideWhenUsed="1"/>
     <w:lsdException w:name="HTML Typewriter" w:semiHidden="1" w:unhideWhenUsed="1"/>
     <w:lsdException w:name="HTML Variable" w:semiHidden="1" w:unhideWhenUsed="1"/>
-    <w:lsdException w:name="Normal Table" w:semiHidden="1" w:unhideWhenUsed="1"/>
     <w:lsdException w:name="annotation subject" w:semiHidden="1" w:unhideWhenUsed="1"/>
     <w:lsdException w:name="No List" w:semiHidden="1" w:unhideWhenUsed="1"/>
     <w:lsdException w:name="Outline List 1" w:semiHidden="1" w:unhideWhenUsed="1"/>
@@ -6552,11 +8324,8 @@
     <w:lsdException w:name="Table Contemporary" w:semiHidden="1" w:unhideWhenUsed="1"/>
     <w:lsdException w:name="Table Elegant" w:semiHidden="1" w:unhideWhenUsed="1"/>
     <w:lsdException w:name="Table Professional" w:semiHidden="1" w:unhideWhenUsed="1"/>
-    <w:lsdException w:name="Table Subtle 1" w:semiHidden="1" w:unhideWhenUsed="1"/>
     <w:lsdException w:name="Table Subtle 2" w:semiHidden="1" w:unhideWhenUsed="1"/>
     <w:lsdException w:name="Table Web 1" w:semiHidden="1" w:unhideWhenUsed="1"/>
-    <w:lsdException w:name="Table Web 2" w:semiHidden="1" w:unhideWhenUsed="1"/>
-    <w:lsdException w:name="Table Web 3" w:semiHidden="1" w:unhideWhenUsed="1"/>
     <w:lsdException w:name="Balloon Text" w:semiHidden="1" w:unhideWhenUsed="1"/>
     <w:lsdException w:name="Table Grid" w:uiPriority="39"/>
     <w:lsdException w:name="Table Theme" w:semiHidden="1" w:unhideWhenUsed="1"/>
@@ -6775,6 +8544,11 @@
     <w:lsdException w:name="List Table 5 Dark Accent 6" w:uiPriority="50"/>
     <w:lsdException w:name="List Table 6 Colorful Accent 6" w:uiPriority="51"/>
     <w:lsdException w:name="List Table 7 Colorful Accent 6" w:uiPriority="52"/>
+    <w:lsdException w:name="Mention" w:semiHidden="1" w:unhideWhenUsed="1"/>
+    <w:lsdException w:name="Smart Hyperlink" w:semiHidden="1" w:unhideWhenUsed="1"/>
+    <w:lsdException w:name="Hashtag" w:semiHidden="1" w:unhideWhenUsed="1"/>
+    <w:lsdException w:name="Unresolved Mention" w:semiHidden="1" w:unhideWhenUsed="1"/>
+    <w:lsdException w:name="Smart Link" w:semiHidden="1" w:unhideWhenUsed="1"/>
   </w:latentStyles>
   <w:style w:type="paragraph" w:default="1" w:styleId="a">
     <w:name w:val="Normal"/>
